--- a/docs/report.docx
+++ b/docs/report.docx
@@ -246,12 +246,12 @@
         <w:fldChar w:fldCharType="begin"/>
       </w:r>
       <w:r>
-        <w:instrText xml:space="preserve"> TOC \o "1-2" \h \z \u </w:instrText>
+        <w:instrText xml:space="preserve"> TOC \o "1-1" \h \z \u </w:instrText>
       </w:r>
       <w:r>
         <w:fldChar w:fldCharType="separate"/>
       </w:r>
-      <w:hyperlink w:anchor="_Toc242989504" w:history="1">
+      <w:hyperlink w:anchor="_Toc242989744" w:history="1">
         <w:r>
           <w:rPr>
             <w:rStyle w:val="Hyperlink"/>
@@ -278,7 +278,229 @@
             <w:noProof/>
             <w:webHidden/>
           </w:rPr>
-          <w:instrText xml:space="preserve"> PAGEREF _Toc242989504 \h </w:instrText>
+          <w:instrText xml:space="preserve"> PAGEREF _Toc242989744 \h </w:instrText>
+        </w:r>
+        <w:r>
+          <w:rPr>
+            <w:noProof/>
+            <w:webHidden/>
+          </w:rPr>
+        </w:r>
+        <w:r>
+          <w:rPr>
+            <w:noProof/>
+            <w:webHidden/>
+          </w:rPr>
+          <w:fldChar w:fldCharType="separate"/>
+        </w:r>
+        <w:r>
+          <w:rPr>
+            <w:noProof/>
+            <w:webHidden/>
+          </w:rPr>
+          <w:t>2</w:t>
+        </w:r>
+        <w:r>
+          <w:rPr>
+            <w:noProof/>
+            <w:webHidden/>
+          </w:rPr>
+          <w:fldChar w:fldCharType="end"/>
+        </w:r>
+      </w:hyperlink>
+    </w:p>
+    <w:p>
+      <w:pPr>
+        <w:pStyle w:val="TOC1"/>
+        <w:tabs>
+          <w:tab w:val="right" w:leader="dot" w:pos="9016"/>
+        </w:tabs>
+        <w:rPr>
+          <w:rFonts w:asciiTheme="minorHAnsi" w:eastAsiaTheme="minorEastAsia" w:hAnsiTheme="minorHAnsi"/>
+          <w:noProof/>
+          <w:color w:val="auto"/>
+          <w:kern w:val="2"/>
+          <w:szCs w:val="24"/>
+          <w:lang w:val="en-IN" w:eastAsia="en-IN"/>
+          <w14:ligatures w14:val="standardContextual"/>
+        </w:rPr>
+      </w:pPr>
+      <w:hyperlink w:anchor="_Toc242989745" w:history="1">
+        <w:r>
+          <w:rPr>
+            <w:rStyle w:val="Hyperlink"/>
+            <w:noProof/>
+          </w:rPr>
+          <w:t>1. Problem Definition</w:t>
+        </w:r>
+        <w:r>
+          <w:rPr>
+            <w:noProof/>
+            <w:webHidden/>
+          </w:rPr>
+          <w:tab/>
+        </w:r>
+        <w:r>
+          <w:rPr>
+            <w:noProof/>
+            <w:webHidden/>
+          </w:rPr>
+          <w:fldChar w:fldCharType="begin"/>
+        </w:r>
+        <w:r>
+          <w:rPr>
+            <w:noProof/>
+            <w:webHidden/>
+          </w:rPr>
+          <w:instrText xml:space="preserve"> PAGEREF _Toc242989745 \h </w:instrText>
+        </w:r>
+        <w:r>
+          <w:rPr>
+            <w:noProof/>
+            <w:webHidden/>
+          </w:rPr>
+        </w:r>
+        <w:r>
+          <w:rPr>
+            <w:noProof/>
+            <w:webHidden/>
+          </w:rPr>
+          <w:fldChar w:fldCharType="separate"/>
+        </w:r>
+        <w:r>
+          <w:rPr>
+            <w:noProof/>
+            <w:webHidden/>
+          </w:rPr>
+          <w:t>2</w:t>
+        </w:r>
+        <w:r>
+          <w:rPr>
+            <w:noProof/>
+            <w:webHidden/>
+          </w:rPr>
+          <w:fldChar w:fldCharType="end"/>
+        </w:r>
+      </w:hyperlink>
+    </w:p>
+    <w:p>
+      <w:pPr>
+        <w:pStyle w:val="TOC1"/>
+        <w:tabs>
+          <w:tab w:val="right" w:leader="dot" w:pos="9016"/>
+        </w:tabs>
+        <w:rPr>
+          <w:rFonts w:asciiTheme="minorHAnsi" w:eastAsiaTheme="minorEastAsia" w:hAnsiTheme="minorHAnsi"/>
+          <w:noProof/>
+          <w:color w:val="auto"/>
+          <w:kern w:val="2"/>
+          <w:szCs w:val="24"/>
+          <w:lang w:val="en-IN" w:eastAsia="en-IN"/>
+          <w14:ligatures w14:val="standardContextual"/>
+        </w:rPr>
+      </w:pPr>
+      <w:hyperlink w:anchor="_Toc242989746" w:history="1">
+        <w:r>
+          <w:rPr>
+            <w:rStyle w:val="Hyperlink"/>
+            <w:noProof/>
+          </w:rPr>
+          <w:t>2. Dataset</w:t>
+        </w:r>
+        <w:r>
+          <w:rPr>
+            <w:noProof/>
+            <w:webHidden/>
+          </w:rPr>
+          <w:tab/>
+        </w:r>
+        <w:r>
+          <w:rPr>
+            <w:noProof/>
+            <w:webHidden/>
+          </w:rPr>
+          <w:fldChar w:fldCharType="begin"/>
+        </w:r>
+        <w:r>
+          <w:rPr>
+            <w:noProof/>
+            <w:webHidden/>
+          </w:rPr>
+          <w:instrText xml:space="preserve"> PAGEREF _Toc242989746 \h </w:instrText>
+        </w:r>
+        <w:r>
+          <w:rPr>
+            <w:noProof/>
+            <w:webHidden/>
+          </w:rPr>
+        </w:r>
+        <w:r>
+          <w:rPr>
+            <w:noProof/>
+            <w:webHidden/>
+          </w:rPr>
+          <w:fldChar w:fldCharType="separate"/>
+        </w:r>
+        <w:r>
+          <w:rPr>
+            <w:noProof/>
+            <w:webHidden/>
+          </w:rPr>
+          <w:t>2</w:t>
+        </w:r>
+        <w:r>
+          <w:rPr>
+            <w:noProof/>
+            <w:webHidden/>
+          </w:rPr>
+          <w:fldChar w:fldCharType="end"/>
+        </w:r>
+      </w:hyperlink>
+    </w:p>
+    <w:p>
+      <w:pPr>
+        <w:pStyle w:val="TOC1"/>
+        <w:tabs>
+          <w:tab w:val="right" w:leader="dot" w:pos="9016"/>
+        </w:tabs>
+        <w:rPr>
+          <w:rFonts w:asciiTheme="minorHAnsi" w:eastAsiaTheme="minorEastAsia" w:hAnsiTheme="minorHAnsi"/>
+          <w:noProof/>
+          <w:color w:val="auto"/>
+          <w:kern w:val="2"/>
+          <w:szCs w:val="24"/>
+          <w:lang w:val="en-IN" w:eastAsia="en-IN"/>
+          <w14:ligatures w14:val="standardContextual"/>
+        </w:rPr>
+      </w:pPr>
+      <w:hyperlink w:anchor="_Toc242989747" w:history="1">
+        <w:r>
+          <w:rPr>
+            <w:rStyle w:val="Hyperlink"/>
+            <w:noProof/>
+          </w:rPr>
+          <w:t>3. Architecture &amp; Technologies</w:t>
+        </w:r>
+        <w:r>
+          <w:rPr>
+            <w:noProof/>
+            <w:webHidden/>
+          </w:rPr>
+          <w:tab/>
+        </w:r>
+        <w:r>
+          <w:rPr>
+            <w:noProof/>
+            <w:webHidden/>
+          </w:rPr>
+          <w:fldChar w:fldCharType="begin"/>
+        </w:r>
+        <w:r>
+          <w:rPr>
+            <w:noProof/>
+            <w:webHidden/>
+          </w:rPr>
+          <w:instrText xml:space="preserve"> PAGEREF _Toc242989747 \h </w:instrText>
         </w:r>
         <w:r>
           <w:rPr>
@@ -325,13 +547,13 @@
           <w14:ligatures w14:val="standardContextual"/>
         </w:rPr>
       </w:pPr>
-      <w:hyperlink w:anchor="_Toc242989505" w:history="1">
+      <w:hyperlink w:anchor="_Toc242989748" w:history="1">
         <w:r>
           <w:rPr>
             <w:rStyle w:val="Hyperlink"/>
             <w:noProof/>
           </w:rPr>
-          <w:t>1. Problem Definition</w:t>
+          <w:t>4. Methodology</w:t>
         </w:r>
         <w:r>
           <w:rPr>
@@ -352,7 +574,7 @@
             <w:noProof/>
             <w:webHidden/>
           </w:rPr>
-          <w:instrText xml:space="preserve"> PAGEREF _Toc242989505 \h </w:instrText>
+          <w:instrText xml:space="preserve"> PAGEREF _Toc242989748 \h </w:instrText>
         </w:r>
         <w:r>
           <w:rPr>
@@ -372,7 +594,7 @@
             <w:noProof/>
             <w:webHidden/>
           </w:rPr>
-          <w:t>4</w:t>
+          <w:t>3</w:t>
         </w:r>
         <w:r>
           <w:rPr>
@@ -385,7 +607,7 @@
     </w:p>
     <w:p>
       <w:pPr>
-        <w:pStyle w:val="TOC2"/>
+        <w:pStyle w:val="TOC1"/>
         <w:tabs>
           <w:tab w:val="right" w:leader="dot" w:pos="9016"/>
         </w:tabs>
@@ -399,13 +621,13 @@
           <w14:ligatures w14:val="standardContextual"/>
         </w:rPr>
       </w:pPr>
-      <w:hyperlink w:anchor="_Toc242989506" w:history="1">
+      <w:hyperlink w:anchor="_Toc242989749" w:history="1">
         <w:r>
           <w:rPr>
             <w:rStyle w:val="Hyperlink"/>
             <w:noProof/>
           </w:rPr>
-          <w:t>Objectives</w:t>
+          <w:t>5. Results &amp; Analysis</w:t>
         </w:r>
         <w:r>
           <w:rPr>
@@ -426,81 +648,7 @@
             <w:noProof/>
             <w:webHidden/>
           </w:rPr>
-          <w:instrText xml:space="preserve"> PAGEREF _Toc242989506 \h </w:instrText>
-        </w:r>
-        <w:r>
-          <w:rPr>
-            <w:noProof/>
-            <w:webHidden/>
-          </w:rPr>
-        </w:r>
-        <w:r>
-          <w:rPr>
-            <w:noProof/>
-            <w:webHidden/>
-          </w:rPr>
-          <w:fldChar w:fldCharType="separate"/>
-        </w:r>
-        <w:r>
-          <w:rPr>
-            <w:noProof/>
-            <w:webHidden/>
-          </w:rPr>
-          <w:t>4</w:t>
-        </w:r>
-        <w:r>
-          <w:rPr>
-            <w:noProof/>
-            <w:webHidden/>
-          </w:rPr>
-          <w:fldChar w:fldCharType="end"/>
-        </w:r>
-      </w:hyperlink>
-    </w:p>
-    <w:p>
-      <w:pPr>
-        <w:pStyle w:val="TOC2"/>
-        <w:tabs>
-          <w:tab w:val="right" w:leader="dot" w:pos="9016"/>
-        </w:tabs>
-        <w:rPr>
-          <w:rFonts w:asciiTheme="minorHAnsi" w:eastAsiaTheme="minorEastAsia" w:hAnsiTheme="minorHAnsi"/>
-          <w:noProof/>
-          <w:color w:val="auto"/>
-          <w:kern w:val="2"/>
-          <w:szCs w:val="24"/>
-          <w:lang w:val="en-IN" w:eastAsia="en-IN"/>
-          <w14:ligatures w14:val="standardContextual"/>
-        </w:rPr>
-      </w:pPr>
-      <w:hyperlink w:anchor="_Toc242989507" w:history="1">
-        <w:r>
-          <w:rPr>
-            <w:rStyle w:val="Hyperlink"/>
-            <w:noProof/>
-          </w:rPr>
-          <w:t>Target users &amp; expected outcomes</w:t>
-        </w:r>
-        <w:r>
-          <w:rPr>
-            <w:noProof/>
-            <w:webHidden/>
-          </w:rPr>
-          <w:tab/>
-        </w:r>
-        <w:r>
-          <w:rPr>
-            <w:noProof/>
-            <w:webHidden/>
-          </w:rPr>
-          <w:fldChar w:fldCharType="begin"/>
-        </w:r>
-        <w:r>
-          <w:rPr>
-            <w:noProof/>
-            <w:webHidden/>
-          </w:rPr>
-          <w:instrText xml:space="preserve"> PAGEREF _Toc242989507 \h </w:instrText>
+          <w:instrText xml:space="preserve"> PAGEREF _Toc242989749 \h </w:instrText>
         </w:r>
         <w:r>
           <w:rPr>
@@ -547,13 +695,13 @@
           <w14:ligatures w14:val="standardContextual"/>
         </w:rPr>
       </w:pPr>
-      <w:hyperlink w:anchor="_Toc242989508" w:history="1">
+      <w:hyperlink w:anchor="_Toc242989750" w:history="1">
         <w:r>
           <w:rPr>
             <w:rStyle w:val="Hyperlink"/>
             <w:noProof/>
           </w:rPr>
-          <w:t>2. Dataset</w:t>
+          <w:t>6. Dashboard</w:t>
         </w:r>
         <w:r>
           <w:rPr>
@@ -574,7 +722,404 @@
             <w:noProof/>
             <w:webHidden/>
           </w:rPr>
-          <w:instrText xml:space="preserve"> PAGEREF _Toc242989508 \h </w:instrText>
+          <w:instrText xml:space="preserve"> PAGEREF _Toc242989750 \h </w:instrText>
+        </w:r>
+        <w:r>
+          <w:rPr>
+            <w:noProof/>
+            <w:webHidden/>
+          </w:rPr>
+        </w:r>
+        <w:r>
+          <w:rPr>
+            <w:noProof/>
+            <w:webHidden/>
+          </w:rPr>
+          <w:fldChar w:fldCharType="separate"/>
+        </w:r>
+        <w:r>
+          <w:rPr>
+            <w:noProof/>
+            <w:webHidden/>
+          </w:rPr>
+          <w:t>7</w:t>
+        </w:r>
+        <w:r>
+          <w:rPr>
+            <w:noProof/>
+            <w:webHidden/>
+          </w:rPr>
+          <w:fldChar w:fldCharType="end"/>
+        </w:r>
+      </w:hyperlink>
+    </w:p>
+    <w:p>
+      <w:pPr>
+        <w:pStyle w:val="TOC1"/>
+        <w:tabs>
+          <w:tab w:val="right" w:leader="dot" w:pos="9016"/>
+        </w:tabs>
+        <w:rPr>
+          <w:rFonts w:asciiTheme="minorHAnsi" w:eastAsiaTheme="minorEastAsia" w:hAnsiTheme="minorHAnsi"/>
+          <w:noProof/>
+          <w:color w:val="auto"/>
+          <w:kern w:val="2"/>
+          <w:szCs w:val="24"/>
+          <w:lang w:val="en-IN" w:eastAsia="en-IN"/>
+          <w14:ligatures w14:val="standardContextual"/>
+        </w:rPr>
+      </w:pPr>
+      <w:hyperlink w:anchor="_Toc242989751" w:history="1">
+        <w:r>
+          <w:rPr>
+            <w:rStyle w:val="Hyperlink"/>
+            <w:noProof/>
+          </w:rPr>
+          <w:t>7. Cloud execution &amp; orchestration</w:t>
+        </w:r>
+        <w:r>
+          <w:rPr>
+            <w:noProof/>
+            <w:webHidden/>
+          </w:rPr>
+          <w:tab/>
+        </w:r>
+        <w:r>
+          <w:rPr>
+            <w:noProof/>
+            <w:webHidden/>
+          </w:rPr>
+          <w:fldChar w:fldCharType="begin"/>
+        </w:r>
+        <w:r>
+          <w:rPr>
+            <w:noProof/>
+            <w:webHidden/>
+          </w:rPr>
+          <w:instrText xml:space="preserve"> PAGEREF _Toc242989751 \h </w:instrText>
+        </w:r>
+        <w:r>
+          <w:rPr>
+            <w:noProof/>
+            <w:webHidden/>
+          </w:rPr>
+        </w:r>
+        <w:r>
+          <w:rPr>
+            <w:noProof/>
+            <w:webHidden/>
+          </w:rPr>
+          <w:fldChar w:fldCharType="separate"/>
+        </w:r>
+        <w:r>
+          <w:rPr>
+            <w:noProof/>
+            <w:webHidden/>
+          </w:rPr>
+          <w:t>10</w:t>
+        </w:r>
+        <w:r>
+          <w:rPr>
+            <w:noProof/>
+            <w:webHidden/>
+          </w:rPr>
+          <w:fldChar w:fldCharType="end"/>
+        </w:r>
+      </w:hyperlink>
+    </w:p>
+    <w:p>
+      <w:pPr>
+        <w:pStyle w:val="TOC1"/>
+        <w:tabs>
+          <w:tab w:val="right" w:leader="dot" w:pos="9016"/>
+        </w:tabs>
+        <w:rPr>
+          <w:rFonts w:asciiTheme="minorHAnsi" w:eastAsiaTheme="minorEastAsia" w:hAnsiTheme="minorHAnsi"/>
+          <w:noProof/>
+          <w:color w:val="auto"/>
+          <w:kern w:val="2"/>
+          <w:szCs w:val="24"/>
+          <w:lang w:val="en-IN" w:eastAsia="en-IN"/>
+          <w14:ligatures w14:val="standardContextual"/>
+        </w:rPr>
+      </w:pPr>
+      <w:hyperlink w:anchor="_Toc242989752" w:history="1">
+        <w:r>
+          <w:rPr>
+            <w:rStyle w:val="Hyperlink"/>
+            <w:noProof/>
+          </w:rPr>
+          <w:t>8. Conclusion &amp; Future Work</w:t>
+        </w:r>
+        <w:r>
+          <w:rPr>
+            <w:noProof/>
+            <w:webHidden/>
+          </w:rPr>
+          <w:tab/>
+        </w:r>
+        <w:r>
+          <w:rPr>
+            <w:noProof/>
+            <w:webHidden/>
+          </w:rPr>
+          <w:fldChar w:fldCharType="begin"/>
+        </w:r>
+        <w:r>
+          <w:rPr>
+            <w:noProof/>
+            <w:webHidden/>
+          </w:rPr>
+          <w:instrText xml:space="preserve"> PAGEREF _Toc242989752 \h </w:instrText>
+        </w:r>
+        <w:r>
+          <w:rPr>
+            <w:noProof/>
+            <w:webHidden/>
+          </w:rPr>
+        </w:r>
+        <w:r>
+          <w:rPr>
+            <w:noProof/>
+            <w:webHidden/>
+          </w:rPr>
+          <w:fldChar w:fldCharType="separate"/>
+        </w:r>
+        <w:r>
+          <w:rPr>
+            <w:noProof/>
+            <w:webHidden/>
+          </w:rPr>
+          <w:t>12</w:t>
+        </w:r>
+        <w:r>
+          <w:rPr>
+            <w:noProof/>
+            <w:webHidden/>
+          </w:rPr>
+          <w:fldChar w:fldCharType="end"/>
+        </w:r>
+      </w:hyperlink>
+    </w:p>
+    <w:p>
+      <w:pPr>
+        <w:pStyle w:val="TOC1"/>
+        <w:tabs>
+          <w:tab w:val="right" w:leader="dot" w:pos="9016"/>
+        </w:tabs>
+        <w:rPr>
+          <w:rFonts w:asciiTheme="minorHAnsi" w:eastAsiaTheme="minorEastAsia" w:hAnsiTheme="minorHAnsi"/>
+          <w:noProof/>
+          <w:color w:val="auto"/>
+          <w:kern w:val="2"/>
+          <w:szCs w:val="24"/>
+          <w:lang w:val="en-IN" w:eastAsia="en-IN"/>
+          <w14:ligatures w14:val="standardContextual"/>
+        </w:rPr>
+      </w:pPr>
+      <w:hyperlink w:anchor="_Toc242989753" w:history="1">
+        <w:r>
+          <w:rPr>
+            <w:rStyle w:val="Hyperlink"/>
+            <w:noProof/>
+          </w:rPr>
+          <w:t>References</w:t>
+        </w:r>
+        <w:r>
+          <w:rPr>
+            <w:noProof/>
+            <w:webHidden/>
+          </w:rPr>
+          <w:tab/>
+        </w:r>
+        <w:r>
+          <w:rPr>
+            <w:noProof/>
+            <w:webHidden/>
+          </w:rPr>
+          <w:fldChar w:fldCharType="begin"/>
+        </w:r>
+        <w:r>
+          <w:rPr>
+            <w:noProof/>
+            <w:webHidden/>
+          </w:rPr>
+          <w:instrText xml:space="preserve"> PAGEREF _Toc242989753 \h </w:instrText>
+        </w:r>
+        <w:r>
+          <w:rPr>
+            <w:noProof/>
+            <w:webHidden/>
+          </w:rPr>
+        </w:r>
+        <w:r>
+          <w:rPr>
+            <w:noProof/>
+            <w:webHidden/>
+          </w:rPr>
+          <w:fldChar w:fldCharType="separate"/>
+        </w:r>
+        <w:r>
+          <w:rPr>
+            <w:noProof/>
+            <w:webHidden/>
+          </w:rPr>
+          <w:t>12</w:t>
+        </w:r>
+        <w:r>
+          <w:rPr>
+            <w:noProof/>
+            <w:webHidden/>
+          </w:rPr>
+          <w:fldChar w:fldCharType="end"/>
+        </w:r>
+      </w:hyperlink>
+    </w:p>
+    <w:p>
+      <w:r>
+        <w:fldChar w:fldCharType="end"/>
+      </w:r>
+    </w:p>
+    <w:p>
+      <w:pPr>
+        <w:spacing w:before="200"/>
+        <w:jc w:val="center"/>
+      </w:pPr>
+      <w:r>
+        <w:rPr>
+          <w:b/>
+          <w:sz w:val="32"/>
+        </w:rPr>
+        <w:t>List of Figures</w:t>
+      </w:r>
+    </w:p>
+    <w:p>
+      <w:pPr>
+        <w:pStyle w:val="TOC1"/>
+        <w:tabs>
+          <w:tab w:val="right" w:leader="dot" w:pos="9016"/>
+        </w:tabs>
+        <w:rPr>
+          <w:rFonts w:asciiTheme="minorHAnsi" w:eastAsiaTheme="minorEastAsia" w:hAnsiTheme="minorHAnsi"/>
+          <w:noProof/>
+          <w:color w:val="auto"/>
+          <w:kern w:val="2"/>
+          <w:szCs w:val="24"/>
+          <w:lang w:val="en-IN" w:eastAsia="en-IN"/>
+          <w14:ligatures w14:val="standardContextual"/>
+        </w:rPr>
+      </w:pPr>
+      <w:r>
+        <w:fldChar w:fldCharType="begin"/>
+      </w:r>
+      <w:r>
+        <w:instrText xml:space="preserve"> TOC \h \z \t "Caption,1" </w:instrText>
+      </w:r>
+      <w:r>
+        <w:fldChar w:fldCharType="separate"/>
+      </w:r>
+      <w:hyperlink w:anchor="_Toc242989754" w:history="1">
+        <w:r>
+          <w:rPr>
+            <w:rStyle w:val="Hyperlink"/>
+            <w:noProof/>
+          </w:rPr>
+          <w:t>Figure 1: Rating volume per year</w:t>
+        </w:r>
+        <w:r>
+          <w:rPr>
+            <w:noProof/>
+            <w:webHidden/>
+          </w:rPr>
+          <w:tab/>
+        </w:r>
+        <w:r>
+          <w:rPr>
+            <w:noProof/>
+            <w:webHidden/>
+          </w:rPr>
+          <w:fldChar w:fldCharType="begin"/>
+        </w:r>
+        <w:r>
+          <w:rPr>
+            <w:noProof/>
+            <w:webHidden/>
+          </w:rPr>
+          <w:instrText xml:space="preserve"> PAGEREF _Toc242989754 \h </w:instrText>
+        </w:r>
+        <w:r>
+          <w:rPr>
+            <w:noProof/>
+            <w:webHidden/>
+          </w:rPr>
+        </w:r>
+        <w:r>
+          <w:rPr>
+            <w:noProof/>
+            <w:webHidden/>
+          </w:rPr>
+          <w:fldChar w:fldCharType="separate"/>
+        </w:r>
+        <w:r>
+          <w:rPr>
+            <w:noProof/>
+            <w:webHidden/>
+          </w:rPr>
+          <w:t>4</w:t>
+        </w:r>
+        <w:r>
+          <w:rPr>
+            <w:noProof/>
+            <w:webHidden/>
+          </w:rPr>
+          <w:fldChar w:fldCharType="end"/>
+        </w:r>
+      </w:hyperlink>
+    </w:p>
+    <w:p>
+      <w:pPr>
+        <w:pStyle w:val="TOC1"/>
+        <w:tabs>
+          <w:tab w:val="right" w:leader="dot" w:pos="9016"/>
+        </w:tabs>
+        <w:rPr>
+          <w:rFonts w:asciiTheme="minorHAnsi" w:eastAsiaTheme="minorEastAsia" w:hAnsiTheme="minorHAnsi"/>
+          <w:noProof/>
+          <w:color w:val="auto"/>
+          <w:kern w:val="2"/>
+          <w:szCs w:val="24"/>
+          <w:lang w:val="en-IN" w:eastAsia="en-IN"/>
+          <w14:ligatures w14:val="standardContextual"/>
+        </w:rPr>
+      </w:pPr>
+      <w:hyperlink w:anchor="_Toc242989755" w:history="1">
+        <w:r>
+          <w:rPr>
+            <w:rStyle w:val="Hyperlink"/>
+            <w:noProof/>
+          </w:rPr>
+          <w:t>Figure 2: Distribution of ratings</w:t>
+        </w:r>
+        <w:r>
+          <w:rPr>
+            <w:noProof/>
+            <w:webHidden/>
+          </w:rPr>
+          <w:tab/>
+        </w:r>
+        <w:r>
+          <w:rPr>
+            <w:noProof/>
+            <w:webHidden/>
+          </w:rPr>
+          <w:fldChar w:fldCharType="begin"/>
+        </w:r>
+        <w:r>
+          <w:rPr>
+            <w:noProof/>
+            <w:webHidden/>
+          </w:rPr>
+          <w:instrText xml:space="preserve"> PAGEREF _Toc242989755 \h </w:instrText>
         </w:r>
         <w:r>
           <w:rPr>
@@ -621,13 +1166,13 @@
           <w14:ligatures w14:val="standardContextual"/>
         </w:rPr>
       </w:pPr>
-      <w:hyperlink w:anchor="_Toc242989509" w:history="1">
+      <w:hyperlink w:anchor="_Toc242989756" w:history="1">
         <w:r>
           <w:rPr>
             <w:rStyle w:val="Hyperlink"/>
             <w:noProof/>
           </w:rPr>
-          <w:t>3. Architecture &amp; Technologies</w:t>
+          <w:t>Figure 3: Genre popularity over time</w:t>
         </w:r>
         <w:r>
           <w:rPr>
@@ -648,7 +1193,81 @@
             <w:noProof/>
             <w:webHidden/>
           </w:rPr>
-          <w:instrText xml:space="preserve"> PAGEREF _Toc242989509 \h </w:instrText>
+          <w:instrText xml:space="preserve"> PAGEREF _Toc242989756 \h </w:instrText>
+        </w:r>
+        <w:r>
+          <w:rPr>
+            <w:noProof/>
+            <w:webHidden/>
+          </w:rPr>
+        </w:r>
+        <w:r>
+          <w:rPr>
+            <w:noProof/>
+            <w:webHidden/>
+          </w:rPr>
+          <w:fldChar w:fldCharType="separate"/>
+        </w:r>
+        <w:r>
+          <w:rPr>
+            <w:noProof/>
+            <w:webHidden/>
+          </w:rPr>
+          <w:t>5</w:t>
+        </w:r>
+        <w:r>
+          <w:rPr>
+            <w:noProof/>
+            <w:webHidden/>
+          </w:rPr>
+          <w:fldChar w:fldCharType="end"/>
+        </w:r>
+      </w:hyperlink>
+    </w:p>
+    <w:p>
+      <w:pPr>
+        <w:pStyle w:val="TOC1"/>
+        <w:tabs>
+          <w:tab w:val="right" w:leader="dot" w:pos="9016"/>
+        </w:tabs>
+        <w:rPr>
+          <w:rFonts w:asciiTheme="minorHAnsi" w:eastAsiaTheme="minorEastAsia" w:hAnsiTheme="minorHAnsi"/>
+          <w:noProof/>
+          <w:color w:val="auto"/>
+          <w:kern w:val="2"/>
+          <w:szCs w:val="24"/>
+          <w:lang w:val="en-IN" w:eastAsia="en-IN"/>
+          <w14:ligatures w14:val="standardContextual"/>
+        </w:rPr>
+      </w:pPr>
+      <w:hyperlink w:anchor="_Toc242989757" w:history="1">
+        <w:r>
+          <w:rPr>
+            <w:rStyle w:val="Hyperlink"/>
+            <w:noProof/>
+          </w:rPr>
+          <w:t>Figure 4: ALS hyper-parameter search</w:t>
+        </w:r>
+        <w:r>
+          <w:rPr>
+            <w:noProof/>
+            <w:webHidden/>
+          </w:rPr>
+          <w:tab/>
+        </w:r>
+        <w:r>
+          <w:rPr>
+            <w:noProof/>
+            <w:webHidden/>
+          </w:rPr>
+          <w:fldChar w:fldCharType="begin"/>
+        </w:r>
+        <w:r>
+          <w:rPr>
+            <w:noProof/>
+            <w:webHidden/>
+          </w:rPr>
+          <w:instrText xml:space="preserve"> PAGEREF _Toc242989757 \h </w:instrText>
         </w:r>
         <w:r>
           <w:rPr>
@@ -695,13 +1314,13 @@
           <w14:ligatures w14:val="standardContextual"/>
         </w:rPr>
       </w:pPr>
-      <w:hyperlink w:anchor="_Toc242989510" w:history="1">
+      <w:hyperlink w:anchor="_Toc242989758" w:history="1">
         <w:r>
           <w:rPr>
             <w:rStyle w:val="Hyperlink"/>
             <w:noProof/>
           </w:rPr>
-          <w:t>4. Methodology</w:t>
+          <w:t>Figure 5: Predicted vs actual ratings on the test split</w:t>
         </w:r>
         <w:r>
           <w:rPr>
@@ -722,7 +1341,7 @@
             <w:noProof/>
             <w:webHidden/>
           </w:rPr>
-          <w:instrText xml:space="preserve"> PAGEREF _Toc242989510 \h </w:instrText>
+          <w:instrText xml:space="preserve"> PAGEREF _Toc242989758 \h </w:instrText>
         </w:r>
         <w:r>
           <w:rPr>
@@ -742,7 +1361,7 @@
             <w:noProof/>
             <w:webHidden/>
           </w:rPr>
-          <w:t>7</w:t>
+          <w:t>6</w:t>
         </w:r>
         <w:r>
           <w:rPr>
@@ -755,7 +1374,7 @@
     </w:p>
     <w:p>
       <w:pPr>
-        <w:pStyle w:val="TOC2"/>
+        <w:pStyle w:val="TOC1"/>
         <w:tabs>
           <w:tab w:val="right" w:leader="dot" w:pos="9016"/>
         </w:tabs>
@@ -769,13 +1388,13 @@
           <w14:ligatures w14:val="standardContextual"/>
         </w:rPr>
       </w:pPr>
-      <w:hyperlink w:anchor="_Toc242989511" w:history="1">
+      <w:hyperlink w:anchor="_Toc242989759" w:history="1">
         <w:r>
           <w:rPr>
             <w:rStyle w:val="Hyperlink"/>
             <w:noProof/>
           </w:rPr>
-          <w:t>4.1 Ingestion &amp; Bronze layer</w:t>
+          <w:t>Figure 6: Dashboard – Overview page</w:t>
         </w:r>
         <w:r>
           <w:rPr>
@@ -796,229 +1415,7 @@
             <w:noProof/>
             <w:webHidden/>
           </w:rPr>
-          <w:instrText xml:space="preserve"> PAGEREF _Toc242989511 \h </w:instrText>
-        </w:r>
-        <w:r>
-          <w:rPr>
-            <w:noProof/>
-            <w:webHidden/>
-          </w:rPr>
-        </w:r>
-        <w:r>
-          <w:rPr>
-            <w:noProof/>
-            <w:webHidden/>
-          </w:rPr>
-          <w:fldChar w:fldCharType="separate"/>
-        </w:r>
-        <w:r>
-          <w:rPr>
-            <w:noProof/>
-            <w:webHidden/>
-          </w:rPr>
-          <w:t>7</w:t>
-        </w:r>
-        <w:r>
-          <w:rPr>
-            <w:noProof/>
-            <w:webHidden/>
-          </w:rPr>
-          <w:fldChar w:fldCharType="end"/>
-        </w:r>
-      </w:hyperlink>
-    </w:p>
-    <w:p>
-      <w:pPr>
-        <w:pStyle w:val="TOC2"/>
-        <w:tabs>
-          <w:tab w:val="right" w:leader="dot" w:pos="9016"/>
-        </w:tabs>
-        <w:rPr>
-          <w:rFonts w:asciiTheme="minorHAnsi" w:eastAsiaTheme="minorEastAsia" w:hAnsiTheme="minorHAnsi"/>
-          <w:noProof/>
-          <w:color w:val="auto"/>
-          <w:kern w:val="2"/>
-          <w:szCs w:val="24"/>
-          <w:lang w:val="en-IN" w:eastAsia="en-IN"/>
-          <w14:ligatures w14:val="standardContextual"/>
-        </w:rPr>
-      </w:pPr>
-      <w:hyperlink w:anchor="_Toc242989512" w:history="1">
-        <w:r>
-          <w:rPr>
-            <w:rStyle w:val="Hyperlink"/>
-            <w:noProof/>
-          </w:rPr>
-          <w:t>4.2 Silver layer – cleaning</w:t>
-        </w:r>
-        <w:r>
-          <w:rPr>
-            <w:noProof/>
-            <w:webHidden/>
-          </w:rPr>
-          <w:tab/>
-        </w:r>
-        <w:r>
-          <w:rPr>
-            <w:noProof/>
-            <w:webHidden/>
-          </w:rPr>
-          <w:fldChar w:fldCharType="begin"/>
-        </w:r>
-        <w:r>
-          <w:rPr>
-            <w:noProof/>
-            <w:webHidden/>
-          </w:rPr>
-          <w:instrText xml:space="preserve"> PAGEREF _Toc242989512 \h </w:instrText>
-        </w:r>
-        <w:r>
-          <w:rPr>
-            <w:noProof/>
-            <w:webHidden/>
-          </w:rPr>
-        </w:r>
-        <w:r>
-          <w:rPr>
-            <w:noProof/>
-            <w:webHidden/>
-          </w:rPr>
-          <w:fldChar w:fldCharType="separate"/>
-        </w:r>
-        <w:r>
-          <w:rPr>
-            <w:noProof/>
-            <w:webHidden/>
-          </w:rPr>
-          <w:t>7</w:t>
-        </w:r>
-        <w:r>
-          <w:rPr>
-            <w:noProof/>
-            <w:webHidden/>
-          </w:rPr>
-          <w:fldChar w:fldCharType="end"/>
-        </w:r>
-      </w:hyperlink>
-    </w:p>
-    <w:p>
-      <w:pPr>
-        <w:pStyle w:val="TOC2"/>
-        <w:tabs>
-          <w:tab w:val="right" w:leader="dot" w:pos="9016"/>
-        </w:tabs>
-        <w:rPr>
-          <w:rFonts w:asciiTheme="minorHAnsi" w:eastAsiaTheme="minorEastAsia" w:hAnsiTheme="minorHAnsi"/>
-          <w:noProof/>
-          <w:color w:val="auto"/>
-          <w:kern w:val="2"/>
-          <w:szCs w:val="24"/>
-          <w:lang w:val="en-IN" w:eastAsia="en-IN"/>
-          <w14:ligatures w14:val="standardContextual"/>
-        </w:rPr>
-      </w:pPr>
-      <w:hyperlink w:anchor="_Toc242989513" w:history="1">
-        <w:r>
-          <w:rPr>
-            <w:rStyle w:val="Hyperlink"/>
-            <w:noProof/>
-          </w:rPr>
-          <w:t>4.3 Gold layer – analytics</w:t>
-        </w:r>
-        <w:r>
-          <w:rPr>
-            <w:noProof/>
-            <w:webHidden/>
-          </w:rPr>
-          <w:tab/>
-        </w:r>
-        <w:r>
-          <w:rPr>
-            <w:noProof/>
-            <w:webHidden/>
-          </w:rPr>
-          <w:fldChar w:fldCharType="begin"/>
-        </w:r>
-        <w:r>
-          <w:rPr>
-            <w:noProof/>
-            <w:webHidden/>
-          </w:rPr>
-          <w:instrText xml:space="preserve"> PAGEREF _Toc242989513 \h </w:instrText>
-        </w:r>
-        <w:r>
-          <w:rPr>
-            <w:noProof/>
-            <w:webHidden/>
-          </w:rPr>
-        </w:r>
-        <w:r>
-          <w:rPr>
-            <w:noProof/>
-            <w:webHidden/>
-          </w:rPr>
-          <w:fldChar w:fldCharType="separate"/>
-        </w:r>
-        <w:r>
-          <w:rPr>
-            <w:noProof/>
-            <w:webHidden/>
-          </w:rPr>
-          <w:t>7</w:t>
-        </w:r>
-        <w:r>
-          <w:rPr>
-            <w:noProof/>
-            <w:webHidden/>
-          </w:rPr>
-          <w:fldChar w:fldCharType="end"/>
-        </w:r>
-      </w:hyperlink>
-    </w:p>
-    <w:p>
-      <w:pPr>
-        <w:pStyle w:val="TOC2"/>
-        <w:tabs>
-          <w:tab w:val="right" w:leader="dot" w:pos="9016"/>
-        </w:tabs>
-        <w:rPr>
-          <w:rFonts w:asciiTheme="minorHAnsi" w:eastAsiaTheme="minorEastAsia" w:hAnsiTheme="minorHAnsi"/>
-          <w:noProof/>
-          <w:color w:val="auto"/>
-          <w:kern w:val="2"/>
-          <w:szCs w:val="24"/>
-          <w:lang w:val="en-IN" w:eastAsia="en-IN"/>
-          <w14:ligatures w14:val="standardContextual"/>
-        </w:rPr>
-      </w:pPr>
-      <w:hyperlink w:anchor="_Toc242989514" w:history="1">
-        <w:r>
-          <w:rPr>
-            <w:rStyle w:val="Hyperlink"/>
-            <w:noProof/>
-          </w:rPr>
-          <w:t>4.4 Recommendation model – Spark MLlib ALS</w:t>
-        </w:r>
-        <w:r>
-          <w:rPr>
-            <w:noProof/>
-            <w:webHidden/>
-          </w:rPr>
-          <w:tab/>
-        </w:r>
-        <w:r>
-          <w:rPr>
-            <w:noProof/>
-            <w:webHidden/>
-          </w:rPr>
-          <w:fldChar w:fldCharType="begin"/>
-        </w:r>
-        <w:r>
-          <w:rPr>
-            <w:noProof/>
-            <w:webHidden/>
-          </w:rPr>
-          <w:instrText xml:space="preserve"> PAGEREF _Toc242989514 \h </w:instrText>
+          <w:instrText xml:space="preserve"> PAGEREF _Toc242989759 \h </w:instrText>
         </w:r>
         <w:r>
           <w:rPr>
@@ -1065,13 +1462,13 @@
           <w14:ligatures w14:val="standardContextual"/>
         </w:rPr>
       </w:pPr>
-      <w:hyperlink w:anchor="_Toc242989515" w:history="1">
+      <w:hyperlink w:anchor="_Toc242989760" w:history="1">
         <w:r>
           <w:rPr>
             <w:rStyle w:val="Hyperlink"/>
             <w:noProof/>
           </w:rPr>
-          <w:t>5. Results &amp; Analysis</w:t>
+          <w:t>Figure 7: Dashboard – Recommendations page</w:t>
         </w:r>
         <w:r>
           <w:rPr>
@@ -1092,7 +1489,7 @@
             <w:noProof/>
             <w:webHidden/>
           </w:rPr>
-          <w:instrText xml:space="preserve"> PAGEREF _Toc242989515 \h </w:instrText>
+          <w:instrText xml:space="preserve"> PAGEREF _Toc242989760 \h </w:instrText>
         </w:r>
         <w:r>
           <w:rPr>
@@ -1112,229 +1509,7 @@
             <w:noProof/>
             <w:webHidden/>
           </w:rPr>
-          <w:t>9</w:t>
-        </w:r>
-        <w:r>
-          <w:rPr>
-            <w:noProof/>
-            <w:webHidden/>
-          </w:rPr>
-          <w:fldChar w:fldCharType="end"/>
-        </w:r>
-      </w:hyperlink>
-    </w:p>
-    <w:p>
-      <w:pPr>
-        <w:pStyle w:val="TOC2"/>
-        <w:tabs>
-          <w:tab w:val="right" w:leader="dot" w:pos="9016"/>
-        </w:tabs>
-        <w:rPr>
-          <w:rFonts w:asciiTheme="minorHAnsi" w:eastAsiaTheme="minorEastAsia" w:hAnsiTheme="minorHAnsi"/>
-          <w:noProof/>
-          <w:color w:val="auto"/>
-          <w:kern w:val="2"/>
-          <w:szCs w:val="24"/>
-          <w:lang w:val="en-IN" w:eastAsia="en-IN"/>
-          <w14:ligatures w14:val="standardContextual"/>
-        </w:rPr>
-      </w:pPr>
-      <w:hyperlink w:anchor="_Toc242989516" w:history="1">
-        <w:r>
-          <w:rPr>
-            <w:rStyle w:val="Hyperlink"/>
-            <w:noProof/>
-          </w:rPr>
-          <w:t>5.1 Exploratory analytics</w:t>
-        </w:r>
-        <w:r>
-          <w:rPr>
-            <w:noProof/>
-            <w:webHidden/>
-          </w:rPr>
-          <w:tab/>
-        </w:r>
-        <w:r>
-          <w:rPr>
-            <w:noProof/>
-            <w:webHidden/>
-          </w:rPr>
-          <w:fldChar w:fldCharType="begin"/>
-        </w:r>
-        <w:r>
-          <w:rPr>
-            <w:noProof/>
-            <w:webHidden/>
-          </w:rPr>
-          <w:instrText xml:space="preserve"> PAGEREF _Toc242989516 \h </w:instrText>
-        </w:r>
-        <w:r>
-          <w:rPr>
-            <w:noProof/>
-            <w:webHidden/>
-          </w:rPr>
-        </w:r>
-        <w:r>
-          <w:rPr>
-            <w:noProof/>
-            <w:webHidden/>
-          </w:rPr>
-          <w:fldChar w:fldCharType="separate"/>
-        </w:r>
-        <w:r>
-          <w:rPr>
-            <w:noProof/>
-            <w:webHidden/>
-          </w:rPr>
-          <w:t>9</w:t>
-        </w:r>
-        <w:r>
-          <w:rPr>
-            <w:noProof/>
-            <w:webHidden/>
-          </w:rPr>
-          <w:fldChar w:fldCharType="end"/>
-        </w:r>
-      </w:hyperlink>
-    </w:p>
-    <w:p>
-      <w:pPr>
-        <w:pStyle w:val="TOC2"/>
-        <w:tabs>
-          <w:tab w:val="right" w:leader="dot" w:pos="9016"/>
-        </w:tabs>
-        <w:rPr>
-          <w:rFonts w:asciiTheme="minorHAnsi" w:eastAsiaTheme="minorEastAsia" w:hAnsiTheme="minorHAnsi"/>
-          <w:noProof/>
-          <w:color w:val="auto"/>
-          <w:kern w:val="2"/>
-          <w:szCs w:val="24"/>
-          <w:lang w:val="en-IN" w:eastAsia="en-IN"/>
-          <w14:ligatures w14:val="standardContextual"/>
-        </w:rPr>
-      </w:pPr>
-      <w:hyperlink w:anchor="_Toc242989517" w:history="1">
-        <w:r>
-          <w:rPr>
-            <w:rStyle w:val="Hyperlink"/>
-            <w:noProof/>
-          </w:rPr>
-          <w:t>5.2 Model evaluation</w:t>
-        </w:r>
-        <w:r>
-          <w:rPr>
-            <w:noProof/>
-            <w:webHidden/>
-          </w:rPr>
-          <w:tab/>
-        </w:r>
-        <w:r>
-          <w:rPr>
-            <w:noProof/>
-            <w:webHidden/>
-          </w:rPr>
-          <w:fldChar w:fldCharType="begin"/>
-        </w:r>
-        <w:r>
-          <w:rPr>
-            <w:noProof/>
-            <w:webHidden/>
-          </w:rPr>
-          <w:instrText xml:space="preserve"> PAGEREF _Toc242989517 \h </w:instrText>
-        </w:r>
-        <w:r>
-          <w:rPr>
-            <w:noProof/>
-            <w:webHidden/>
-          </w:rPr>
-        </w:r>
-        <w:r>
-          <w:rPr>
-            <w:noProof/>
-            <w:webHidden/>
-          </w:rPr>
-          <w:fldChar w:fldCharType="separate"/>
-        </w:r>
-        <w:r>
-          <w:rPr>
-            <w:noProof/>
-            <w:webHidden/>
-          </w:rPr>
-          <w:t>11</w:t>
-        </w:r>
-        <w:r>
-          <w:rPr>
-            <w:noProof/>
-            <w:webHidden/>
-          </w:rPr>
-          <w:fldChar w:fldCharType="end"/>
-        </w:r>
-      </w:hyperlink>
-    </w:p>
-    <w:p>
-      <w:pPr>
-        <w:pStyle w:val="TOC2"/>
-        <w:tabs>
-          <w:tab w:val="right" w:leader="dot" w:pos="9016"/>
-        </w:tabs>
-        <w:rPr>
-          <w:rFonts w:asciiTheme="minorHAnsi" w:eastAsiaTheme="minorEastAsia" w:hAnsiTheme="minorHAnsi"/>
-          <w:noProof/>
-          <w:color w:val="auto"/>
-          <w:kern w:val="2"/>
-          <w:szCs w:val="24"/>
-          <w:lang w:val="en-IN" w:eastAsia="en-IN"/>
-          <w14:ligatures w14:val="standardContextual"/>
-        </w:rPr>
-      </w:pPr>
-      <w:hyperlink w:anchor="_Toc242989518" w:history="1">
-        <w:r>
-          <w:rPr>
-            <w:rStyle w:val="Hyperlink"/>
-            <w:noProof/>
-          </w:rPr>
-          <w:t>5.3 Sample recommendations</w:t>
-        </w:r>
-        <w:r>
-          <w:rPr>
-            <w:noProof/>
-            <w:webHidden/>
-          </w:rPr>
-          <w:tab/>
-        </w:r>
-        <w:r>
-          <w:rPr>
-            <w:noProof/>
-            <w:webHidden/>
-          </w:rPr>
-          <w:fldChar w:fldCharType="begin"/>
-        </w:r>
-        <w:r>
-          <w:rPr>
-            <w:noProof/>
-            <w:webHidden/>
-          </w:rPr>
-          <w:instrText xml:space="preserve"> PAGEREF _Toc242989518 \h </w:instrText>
-        </w:r>
-        <w:r>
-          <w:rPr>
-            <w:noProof/>
-            <w:webHidden/>
-          </w:rPr>
-        </w:r>
-        <w:r>
-          <w:rPr>
-            <w:noProof/>
-            <w:webHidden/>
-          </w:rPr>
-          <w:fldChar w:fldCharType="separate"/>
-        </w:r>
-        <w:r>
-          <w:rPr>
-            <w:noProof/>
-            <w:webHidden/>
-          </w:rPr>
-          <w:t>12</w:t>
+          <w:t>8</w:t>
         </w:r>
         <w:r>
           <w:rPr>
@@ -1361,13 +1536,13 @@
           <w14:ligatures w14:val="standardContextual"/>
         </w:rPr>
       </w:pPr>
-      <w:hyperlink w:anchor="_Toc242989519" w:history="1">
+      <w:hyperlink w:anchor="_Toc242989761" w:history="1">
         <w:r>
           <w:rPr>
             <w:rStyle w:val="Hyperlink"/>
             <w:noProof/>
           </w:rPr>
-          <w:t>6. Dashboard</w:t>
+          <w:t>Figure 8: Dashboard – Model quality page</w:t>
         </w:r>
         <w:r>
           <w:rPr>
@@ -1388,404 +1563,7 @@
             <w:noProof/>
             <w:webHidden/>
           </w:rPr>
-          <w:instrText xml:space="preserve"> PAGEREF _Toc242989519 \h </w:instrText>
-        </w:r>
-        <w:r>
-          <w:rPr>
-            <w:noProof/>
-            <w:webHidden/>
-          </w:rPr>
-        </w:r>
-        <w:r>
-          <w:rPr>
-            <w:noProof/>
-            <w:webHidden/>
-          </w:rPr>
-          <w:fldChar w:fldCharType="separate"/>
-        </w:r>
-        <w:r>
-          <w:rPr>
-            <w:noProof/>
-            <w:webHidden/>
-          </w:rPr>
-          <w:t>14</w:t>
-        </w:r>
-        <w:r>
-          <w:rPr>
-            <w:noProof/>
-            <w:webHidden/>
-          </w:rPr>
-          <w:fldChar w:fldCharType="end"/>
-        </w:r>
-      </w:hyperlink>
-    </w:p>
-    <w:p>
-      <w:pPr>
-        <w:pStyle w:val="TOC1"/>
-        <w:tabs>
-          <w:tab w:val="right" w:leader="dot" w:pos="9016"/>
-        </w:tabs>
-        <w:rPr>
-          <w:rFonts w:asciiTheme="minorHAnsi" w:eastAsiaTheme="minorEastAsia" w:hAnsiTheme="minorHAnsi"/>
-          <w:noProof/>
-          <w:color w:val="auto"/>
-          <w:kern w:val="2"/>
-          <w:szCs w:val="24"/>
-          <w:lang w:val="en-IN" w:eastAsia="en-IN"/>
-          <w14:ligatures w14:val="standardContextual"/>
-        </w:rPr>
-      </w:pPr>
-      <w:hyperlink w:anchor="_Toc242989520" w:history="1">
-        <w:r>
-          <w:rPr>
-            <w:rStyle w:val="Hyperlink"/>
-            <w:noProof/>
-          </w:rPr>
-          <w:t>7. Cloud execution &amp; orchestration</w:t>
-        </w:r>
-        <w:r>
-          <w:rPr>
-            <w:noProof/>
-            <w:webHidden/>
-          </w:rPr>
-          <w:tab/>
-        </w:r>
-        <w:r>
-          <w:rPr>
-            <w:noProof/>
-            <w:webHidden/>
-          </w:rPr>
-          <w:fldChar w:fldCharType="begin"/>
-        </w:r>
-        <w:r>
-          <w:rPr>
-            <w:noProof/>
-            <w:webHidden/>
-          </w:rPr>
-          <w:instrText xml:space="preserve"> PAGEREF _Toc242989520 \h </w:instrText>
-        </w:r>
-        <w:r>
-          <w:rPr>
-            <w:noProof/>
-            <w:webHidden/>
-          </w:rPr>
-        </w:r>
-        <w:r>
-          <w:rPr>
-            <w:noProof/>
-            <w:webHidden/>
-          </w:rPr>
-          <w:fldChar w:fldCharType="separate"/>
-        </w:r>
-        <w:r>
-          <w:rPr>
-            <w:noProof/>
-            <w:webHidden/>
-          </w:rPr>
-          <w:t>21</w:t>
-        </w:r>
-        <w:r>
-          <w:rPr>
-            <w:noProof/>
-            <w:webHidden/>
-          </w:rPr>
-          <w:fldChar w:fldCharType="end"/>
-        </w:r>
-      </w:hyperlink>
-    </w:p>
-    <w:p>
-      <w:pPr>
-        <w:pStyle w:val="TOC2"/>
-        <w:tabs>
-          <w:tab w:val="right" w:leader="dot" w:pos="9016"/>
-        </w:tabs>
-        <w:rPr>
-          <w:rFonts w:asciiTheme="minorHAnsi" w:eastAsiaTheme="minorEastAsia" w:hAnsiTheme="minorHAnsi"/>
-          <w:noProof/>
-          <w:color w:val="auto"/>
-          <w:kern w:val="2"/>
-          <w:szCs w:val="24"/>
-          <w:lang w:val="en-IN" w:eastAsia="en-IN"/>
-          <w14:ligatures w14:val="standardContextual"/>
-        </w:rPr>
-      </w:pPr>
-      <w:hyperlink w:anchor="_Toc242989521" w:history="1">
-        <w:r>
-          <w:rPr>
-            <w:rStyle w:val="Hyperlink"/>
-            <w:noProof/>
-          </w:rPr>
-          <w:t>Cloud execution evidence</w:t>
-        </w:r>
-        <w:r>
-          <w:rPr>
-            <w:noProof/>
-            <w:webHidden/>
-          </w:rPr>
-          <w:tab/>
-        </w:r>
-        <w:r>
-          <w:rPr>
-            <w:noProof/>
-            <w:webHidden/>
-          </w:rPr>
-          <w:fldChar w:fldCharType="begin"/>
-        </w:r>
-        <w:r>
-          <w:rPr>
-            <w:noProof/>
-            <w:webHidden/>
-          </w:rPr>
-          <w:instrText xml:space="preserve"> PAGEREF _Toc242989521 \h </w:instrText>
-        </w:r>
-        <w:r>
-          <w:rPr>
-            <w:noProof/>
-            <w:webHidden/>
-          </w:rPr>
-        </w:r>
-        <w:r>
-          <w:rPr>
-            <w:noProof/>
-            <w:webHidden/>
-          </w:rPr>
-          <w:fldChar w:fldCharType="separate"/>
-        </w:r>
-        <w:r>
-          <w:rPr>
-            <w:noProof/>
-            <w:webHidden/>
-          </w:rPr>
-          <w:t>21</w:t>
-        </w:r>
-        <w:r>
-          <w:rPr>
-            <w:noProof/>
-            <w:webHidden/>
-          </w:rPr>
-          <w:fldChar w:fldCharType="end"/>
-        </w:r>
-      </w:hyperlink>
-    </w:p>
-    <w:p>
-      <w:pPr>
-        <w:pStyle w:val="TOC1"/>
-        <w:tabs>
-          <w:tab w:val="right" w:leader="dot" w:pos="9016"/>
-        </w:tabs>
-        <w:rPr>
-          <w:rFonts w:asciiTheme="minorHAnsi" w:eastAsiaTheme="minorEastAsia" w:hAnsiTheme="minorHAnsi"/>
-          <w:noProof/>
-          <w:color w:val="auto"/>
-          <w:kern w:val="2"/>
-          <w:szCs w:val="24"/>
-          <w:lang w:val="en-IN" w:eastAsia="en-IN"/>
-          <w14:ligatures w14:val="standardContextual"/>
-        </w:rPr>
-      </w:pPr>
-      <w:hyperlink w:anchor="_Toc242989522" w:history="1">
-        <w:r>
-          <w:rPr>
-            <w:rStyle w:val="Hyperlink"/>
-            <w:noProof/>
-          </w:rPr>
-          <w:t>8. Conclusion &amp; Future Work</w:t>
-        </w:r>
-        <w:r>
-          <w:rPr>
-            <w:noProof/>
-            <w:webHidden/>
-          </w:rPr>
-          <w:tab/>
-        </w:r>
-        <w:r>
-          <w:rPr>
-            <w:noProof/>
-            <w:webHidden/>
-          </w:rPr>
-          <w:fldChar w:fldCharType="begin"/>
-        </w:r>
-        <w:r>
-          <w:rPr>
-            <w:noProof/>
-            <w:webHidden/>
-          </w:rPr>
-          <w:instrText xml:space="preserve"> PAGEREF _Toc242989522 \h </w:instrText>
-        </w:r>
-        <w:r>
-          <w:rPr>
-            <w:noProof/>
-            <w:webHidden/>
-          </w:rPr>
-        </w:r>
-        <w:r>
-          <w:rPr>
-            <w:noProof/>
-            <w:webHidden/>
-          </w:rPr>
-          <w:fldChar w:fldCharType="separate"/>
-        </w:r>
-        <w:r>
-          <w:rPr>
-            <w:noProof/>
-            <w:webHidden/>
-          </w:rPr>
-          <w:t>24</w:t>
-        </w:r>
-        <w:r>
-          <w:rPr>
-            <w:noProof/>
-            <w:webHidden/>
-          </w:rPr>
-          <w:fldChar w:fldCharType="end"/>
-        </w:r>
-      </w:hyperlink>
-    </w:p>
-    <w:p>
-      <w:pPr>
-        <w:pStyle w:val="TOC1"/>
-        <w:tabs>
-          <w:tab w:val="right" w:leader="dot" w:pos="9016"/>
-        </w:tabs>
-        <w:rPr>
-          <w:rFonts w:asciiTheme="minorHAnsi" w:eastAsiaTheme="minorEastAsia" w:hAnsiTheme="minorHAnsi"/>
-          <w:noProof/>
-          <w:color w:val="auto"/>
-          <w:kern w:val="2"/>
-          <w:szCs w:val="24"/>
-          <w:lang w:val="en-IN" w:eastAsia="en-IN"/>
-          <w14:ligatures w14:val="standardContextual"/>
-        </w:rPr>
-      </w:pPr>
-      <w:hyperlink w:anchor="_Toc242989523" w:history="1">
-        <w:r>
-          <w:rPr>
-            <w:rStyle w:val="Hyperlink"/>
-            <w:noProof/>
-          </w:rPr>
-          <w:t>References</w:t>
-        </w:r>
-        <w:r>
-          <w:rPr>
-            <w:noProof/>
-            <w:webHidden/>
-          </w:rPr>
-          <w:tab/>
-        </w:r>
-        <w:r>
-          <w:rPr>
-            <w:noProof/>
-            <w:webHidden/>
-          </w:rPr>
-          <w:fldChar w:fldCharType="begin"/>
-        </w:r>
-        <w:r>
-          <w:rPr>
-            <w:noProof/>
-            <w:webHidden/>
-          </w:rPr>
-          <w:instrText xml:space="preserve"> PAGEREF _Toc242989523 \h </w:instrText>
-        </w:r>
-        <w:r>
-          <w:rPr>
-            <w:noProof/>
-            <w:webHidden/>
-          </w:rPr>
-        </w:r>
-        <w:r>
-          <w:rPr>
-            <w:noProof/>
-            <w:webHidden/>
-          </w:rPr>
-          <w:fldChar w:fldCharType="separate"/>
-        </w:r>
-        <w:r>
-          <w:rPr>
-            <w:noProof/>
-            <w:webHidden/>
-          </w:rPr>
-          <w:t>25</w:t>
-        </w:r>
-        <w:r>
-          <w:rPr>
-            <w:noProof/>
-            <w:webHidden/>
-          </w:rPr>
-          <w:fldChar w:fldCharType="end"/>
-        </w:r>
-      </w:hyperlink>
-    </w:p>
-    <w:p>
-      <w:r>
-        <w:fldChar w:fldCharType="end"/>
-      </w:r>
-    </w:p>
-    <w:p>
-      <w:pPr>
-        <w:spacing w:before="360"/>
-        <w:jc w:val="center"/>
-      </w:pPr>
-      <w:r>
-        <w:rPr>
-          <w:b/>
-          <w:sz w:val="32"/>
-        </w:rPr>
-        <w:t>List of Figures</w:t>
-      </w:r>
-    </w:p>
-    <w:p>
-      <w:pPr>
-        <w:pStyle w:val="TOC1"/>
-        <w:tabs>
-          <w:tab w:val="right" w:leader="dot" w:pos="9016"/>
-        </w:tabs>
-        <w:rPr>
-          <w:rFonts w:asciiTheme="minorHAnsi" w:eastAsiaTheme="minorEastAsia" w:hAnsiTheme="minorHAnsi"/>
-          <w:noProof/>
-          <w:color w:val="auto"/>
-          <w:kern w:val="2"/>
-          <w:szCs w:val="24"/>
-          <w:lang w:val="en-IN" w:eastAsia="en-IN"/>
-          <w14:ligatures w14:val="standardContextual"/>
-        </w:rPr>
-      </w:pPr>
-      <w:r>
-        <w:fldChar w:fldCharType="begin"/>
-      </w:r>
-      <w:r>
-        <w:instrText xml:space="preserve"> TOC \h \z \t "Caption,1" </w:instrText>
-      </w:r>
-      <w:r>
-        <w:fldChar w:fldCharType="separate"/>
-      </w:r>
-      <w:hyperlink w:anchor="_Toc242989524" w:history="1">
-        <w:r>
-          <w:rPr>
-            <w:rStyle w:val="Hyperlink"/>
-            <w:noProof/>
-          </w:rPr>
-          <w:t>Figure 1: Rating volume per year</w:t>
-        </w:r>
-        <w:r>
-          <w:rPr>
-            <w:noProof/>
-            <w:webHidden/>
-          </w:rPr>
-          <w:tab/>
-        </w:r>
-        <w:r>
-          <w:rPr>
-            <w:noProof/>
-            <w:webHidden/>
-          </w:rPr>
-          <w:fldChar w:fldCharType="begin"/>
-        </w:r>
-        <w:r>
-          <w:rPr>
-            <w:noProof/>
-            <w:webHidden/>
-          </w:rPr>
-          <w:instrText xml:space="preserve"> PAGEREF _Toc242989524 \h </w:instrText>
+          <w:instrText xml:space="preserve"> PAGEREF _Toc242989761 \h </w:instrText>
         </w:r>
         <w:r>
           <w:rPr>
@@ -1832,13 +1610,13 @@
           <w14:ligatures w14:val="standardContextual"/>
         </w:rPr>
       </w:pPr>
-      <w:hyperlink w:anchor="_Toc242989525" w:history="1">
+      <w:hyperlink w:anchor="_Toc242989762" w:history="1">
         <w:r>
           <w:rPr>
             <w:rStyle w:val="Hyperlink"/>
             <w:noProof/>
           </w:rPr>
-          <w:t>Figure 2: Distribution of ratings</w:t>
+          <w:t>Figure 9: Dashboard – Data pipeline page</w:t>
         </w:r>
         <w:r>
           <w:rPr>
@@ -1859,81 +1637,7 @@
             <w:noProof/>
             <w:webHidden/>
           </w:rPr>
-          <w:instrText xml:space="preserve"> PAGEREF _Toc242989525 \h </w:instrText>
-        </w:r>
-        <w:r>
-          <w:rPr>
-            <w:noProof/>
-            <w:webHidden/>
-          </w:rPr>
-        </w:r>
-        <w:r>
-          <w:rPr>
-            <w:noProof/>
-            <w:webHidden/>
-          </w:rPr>
-          <w:fldChar w:fldCharType="separate"/>
-        </w:r>
-        <w:r>
-          <w:rPr>
-            <w:noProof/>
-            <w:webHidden/>
-          </w:rPr>
-          <w:t>9</w:t>
-        </w:r>
-        <w:r>
-          <w:rPr>
-            <w:noProof/>
-            <w:webHidden/>
-          </w:rPr>
-          <w:fldChar w:fldCharType="end"/>
-        </w:r>
-      </w:hyperlink>
-    </w:p>
-    <w:p>
-      <w:pPr>
-        <w:pStyle w:val="TOC1"/>
-        <w:tabs>
-          <w:tab w:val="right" w:leader="dot" w:pos="9016"/>
-        </w:tabs>
-        <w:rPr>
-          <w:rFonts w:asciiTheme="minorHAnsi" w:eastAsiaTheme="minorEastAsia" w:hAnsiTheme="minorHAnsi"/>
-          <w:noProof/>
-          <w:color w:val="auto"/>
-          <w:kern w:val="2"/>
-          <w:szCs w:val="24"/>
-          <w:lang w:val="en-IN" w:eastAsia="en-IN"/>
-          <w14:ligatures w14:val="standardContextual"/>
-        </w:rPr>
-      </w:pPr>
-      <w:hyperlink w:anchor="_Toc242989526" w:history="1">
-        <w:r>
-          <w:rPr>
-            <w:rStyle w:val="Hyperlink"/>
-            <w:noProof/>
-          </w:rPr>
-          <w:t>Figure 3: Genre popularity over time</w:t>
-        </w:r>
-        <w:r>
-          <w:rPr>
-            <w:noProof/>
-            <w:webHidden/>
-          </w:rPr>
-          <w:tab/>
-        </w:r>
-        <w:r>
-          <w:rPr>
-            <w:noProof/>
-            <w:webHidden/>
-          </w:rPr>
-          <w:fldChar w:fldCharType="begin"/>
-        </w:r>
-        <w:r>
-          <w:rPr>
-            <w:noProof/>
-            <w:webHidden/>
-          </w:rPr>
-          <w:instrText xml:space="preserve"> PAGEREF _Toc242989526 \h </w:instrText>
+          <w:instrText xml:space="preserve"> PAGEREF _Toc242989762 \h </w:instrText>
         </w:r>
         <w:r>
           <w:rPr>
@@ -1980,13 +1684,13 @@
           <w14:ligatures w14:val="standardContextual"/>
         </w:rPr>
       </w:pPr>
-      <w:hyperlink w:anchor="_Toc242989527" w:history="1">
+      <w:hyperlink w:anchor="_Toc242989763" w:history="1">
         <w:r>
           <w:rPr>
             <w:rStyle w:val="Hyperlink"/>
             <w:noProof/>
           </w:rPr>
-          <w:t>Figure 4: ALS hyper-parameter search</w:t>
+          <w:t>Figure 10: Google Cloud console – Dataproc jobs history</w:t>
         </w:r>
         <w:r>
           <w:rPr>
@@ -2007,7 +1711,7 @@
             <w:noProof/>
             <w:webHidden/>
           </w:rPr>
-          <w:instrText xml:space="preserve"> PAGEREF _Toc242989527 \h </w:instrText>
+          <w:instrText xml:space="preserve"> PAGEREF _Toc242989763 \h </w:instrText>
         </w:r>
         <w:r>
           <w:rPr>
@@ -2054,13 +1758,13 @@
           <w14:ligatures w14:val="standardContextual"/>
         </w:rPr>
       </w:pPr>
-      <w:hyperlink w:anchor="_Toc242989528" w:history="1">
+      <w:hyperlink w:anchor="_Toc242989764" w:history="1">
         <w:r>
           <w:rPr>
             <w:rStyle w:val="Hyperlink"/>
             <w:noProof/>
           </w:rPr>
-          <w:t>Figure 5: Predicted vs actual ratings on the test split</w:t>
+          <w:t>Figure 11: Google Cloud console – GCS bucket medallion layers</w:t>
         </w:r>
         <w:r>
           <w:rPr>
@@ -2081,7 +1785,7 @@
             <w:noProof/>
             <w:webHidden/>
           </w:rPr>
-          <w:instrText xml:space="preserve"> PAGEREF _Toc242989528 \h </w:instrText>
+          <w:instrText xml:space="preserve"> PAGEREF _Toc242989764 \h </w:instrText>
         </w:r>
         <w:r>
           <w:rPr>
@@ -2101,7 +1805,7 @@
             <w:noProof/>
             <w:webHidden/>
           </w:rPr>
-          <w:t>12</w:t>
+          <w:t>11</w:t>
         </w:r>
         <w:r>
           <w:rPr>
@@ -2128,13 +1832,13 @@
           <w14:ligatures w14:val="standardContextual"/>
         </w:rPr>
       </w:pPr>
-      <w:hyperlink w:anchor="_Toc242989529" w:history="1">
+      <w:hyperlink w:anchor="_Toc242989765" w:history="1">
         <w:r>
           <w:rPr>
             <w:rStyle w:val="Hyperlink"/>
             <w:noProof/>
           </w:rPr>
-          <w:t>Figure 6: Dashboard – Overview page</w:t>
+          <w:t>Figure 12: Google Cloud console – Billing free trial credits</w:t>
         </w:r>
         <w:r>
           <w:rPr>
@@ -2155,7 +1859,7 @@
             <w:noProof/>
             <w:webHidden/>
           </w:rPr>
-          <w:instrText xml:space="preserve"> PAGEREF _Toc242989529 \h </w:instrText>
+          <w:instrText xml:space="preserve"> PAGEREF _Toc242989765 \h </w:instrText>
         </w:r>
         <w:r>
           <w:rPr>
@@ -2175,747 +1879,7 @@
             <w:noProof/>
             <w:webHidden/>
           </w:rPr>
-          <w:t>15</w:t>
-        </w:r>
-        <w:r>
-          <w:rPr>
-            <w:noProof/>
-            <w:webHidden/>
-          </w:rPr>
-          <w:fldChar w:fldCharType="end"/>
-        </w:r>
-      </w:hyperlink>
-    </w:p>
-    <w:p>
-      <w:pPr>
-        <w:pStyle w:val="TOC1"/>
-        <w:tabs>
-          <w:tab w:val="right" w:leader="dot" w:pos="9016"/>
-        </w:tabs>
-        <w:rPr>
-          <w:rFonts w:asciiTheme="minorHAnsi" w:eastAsiaTheme="minorEastAsia" w:hAnsiTheme="minorHAnsi"/>
-          <w:noProof/>
-          <w:color w:val="auto"/>
-          <w:kern w:val="2"/>
-          <w:szCs w:val="24"/>
-          <w:lang w:val="en-IN" w:eastAsia="en-IN"/>
-          <w14:ligatures w14:val="standardContextual"/>
-        </w:rPr>
-      </w:pPr>
-      <w:hyperlink w:anchor="_Toc242989530" w:history="1">
-        <w:r>
-          <w:rPr>
-            <w:rStyle w:val="Hyperlink"/>
-            <w:noProof/>
-          </w:rPr>
-          <w:t>Figure 7: Dashboard – Content page</w:t>
-        </w:r>
-        <w:r>
-          <w:rPr>
-            <w:noProof/>
-            <w:webHidden/>
-          </w:rPr>
-          <w:tab/>
-        </w:r>
-        <w:r>
-          <w:rPr>
-            <w:noProof/>
-            <w:webHidden/>
-          </w:rPr>
-          <w:fldChar w:fldCharType="begin"/>
-        </w:r>
-        <w:r>
-          <w:rPr>
-            <w:noProof/>
-            <w:webHidden/>
-          </w:rPr>
-          <w:instrText xml:space="preserve"> PAGEREF _Toc242989530 \h </w:instrText>
-        </w:r>
-        <w:r>
-          <w:rPr>
-            <w:noProof/>
-            <w:webHidden/>
-          </w:rPr>
-        </w:r>
-        <w:r>
-          <w:rPr>
-            <w:noProof/>
-            <w:webHidden/>
-          </w:rPr>
-          <w:fldChar w:fldCharType="separate"/>
-        </w:r>
-        <w:r>
-          <w:rPr>
-            <w:noProof/>
-            <w:webHidden/>
-          </w:rPr>
-          <w:t>17</w:t>
-        </w:r>
-        <w:r>
-          <w:rPr>
-            <w:noProof/>
-            <w:webHidden/>
-          </w:rPr>
-          <w:fldChar w:fldCharType="end"/>
-        </w:r>
-      </w:hyperlink>
-    </w:p>
-    <w:p>
-      <w:pPr>
-        <w:pStyle w:val="TOC1"/>
-        <w:tabs>
-          <w:tab w:val="right" w:leader="dot" w:pos="9016"/>
-        </w:tabs>
-        <w:rPr>
-          <w:rFonts w:asciiTheme="minorHAnsi" w:eastAsiaTheme="minorEastAsia" w:hAnsiTheme="minorHAnsi"/>
-          <w:noProof/>
-          <w:color w:val="auto"/>
-          <w:kern w:val="2"/>
-          <w:szCs w:val="24"/>
-          <w:lang w:val="en-IN" w:eastAsia="en-IN"/>
-          <w14:ligatures w14:val="standardContextual"/>
-        </w:rPr>
-      </w:pPr>
-      <w:hyperlink w:anchor="_Toc242989531" w:history="1">
-        <w:r>
-          <w:rPr>
-            <w:rStyle w:val="Hyperlink"/>
-            <w:noProof/>
-          </w:rPr>
-          <w:t>Figure 8: Dashboard – Audience page</w:t>
-        </w:r>
-        <w:r>
-          <w:rPr>
-            <w:noProof/>
-            <w:webHidden/>
-          </w:rPr>
-          <w:tab/>
-        </w:r>
-        <w:r>
-          <w:rPr>
-            <w:noProof/>
-            <w:webHidden/>
-          </w:rPr>
-          <w:fldChar w:fldCharType="begin"/>
-        </w:r>
-        <w:r>
-          <w:rPr>
-            <w:noProof/>
-            <w:webHidden/>
-          </w:rPr>
-          <w:instrText xml:space="preserve"> PAGEREF _Toc242989531 \h </w:instrText>
-        </w:r>
-        <w:r>
-          <w:rPr>
-            <w:noProof/>
-            <w:webHidden/>
-          </w:rPr>
-        </w:r>
-        <w:r>
-          <w:rPr>
-            <w:noProof/>
-            <w:webHidden/>
-          </w:rPr>
-          <w:fldChar w:fldCharType="separate"/>
-        </w:r>
-        <w:r>
-          <w:rPr>
-            <w:noProof/>
-            <w:webHidden/>
-          </w:rPr>
-          <w:t>17</w:t>
-        </w:r>
-        <w:r>
-          <w:rPr>
-            <w:noProof/>
-            <w:webHidden/>
-          </w:rPr>
-          <w:fldChar w:fldCharType="end"/>
-        </w:r>
-      </w:hyperlink>
-    </w:p>
-    <w:p>
-      <w:pPr>
-        <w:pStyle w:val="TOC1"/>
-        <w:tabs>
-          <w:tab w:val="right" w:leader="dot" w:pos="9016"/>
-        </w:tabs>
-        <w:rPr>
-          <w:rFonts w:asciiTheme="minorHAnsi" w:eastAsiaTheme="minorEastAsia" w:hAnsiTheme="minorHAnsi"/>
-          <w:noProof/>
-          <w:color w:val="auto"/>
-          <w:kern w:val="2"/>
-          <w:szCs w:val="24"/>
-          <w:lang w:val="en-IN" w:eastAsia="en-IN"/>
-          <w14:ligatures w14:val="standardContextual"/>
-        </w:rPr>
-      </w:pPr>
-      <w:hyperlink w:anchor="_Toc242989532" w:history="1">
-        <w:r>
-          <w:rPr>
-            <w:rStyle w:val="Hyperlink"/>
-            <w:noProof/>
-          </w:rPr>
-          <w:t>Figure 9: Dashboard – Recommendations page</w:t>
-        </w:r>
-        <w:r>
-          <w:rPr>
-            <w:noProof/>
-            <w:webHidden/>
-          </w:rPr>
-          <w:tab/>
-        </w:r>
-        <w:r>
-          <w:rPr>
-            <w:noProof/>
-            <w:webHidden/>
-          </w:rPr>
-          <w:fldChar w:fldCharType="begin"/>
-        </w:r>
-        <w:r>
-          <w:rPr>
-            <w:noProof/>
-            <w:webHidden/>
-          </w:rPr>
-          <w:instrText xml:space="preserve"> PAGEREF _Toc242989532 \h </w:instrText>
-        </w:r>
-        <w:r>
-          <w:rPr>
-            <w:noProof/>
-            <w:webHidden/>
-          </w:rPr>
-        </w:r>
-        <w:r>
-          <w:rPr>
-            <w:noProof/>
-            <w:webHidden/>
-          </w:rPr>
-          <w:fldChar w:fldCharType="separate"/>
-        </w:r>
-        <w:r>
-          <w:rPr>
-            <w:noProof/>
-            <w:webHidden/>
-          </w:rPr>
-          <w:t>18</w:t>
-        </w:r>
-        <w:r>
-          <w:rPr>
-            <w:noProof/>
-            <w:webHidden/>
-          </w:rPr>
-          <w:fldChar w:fldCharType="end"/>
-        </w:r>
-      </w:hyperlink>
-    </w:p>
-    <w:p>
-      <w:pPr>
-        <w:pStyle w:val="TOC1"/>
-        <w:tabs>
-          <w:tab w:val="right" w:leader="dot" w:pos="9016"/>
-        </w:tabs>
-        <w:rPr>
-          <w:rFonts w:asciiTheme="minorHAnsi" w:eastAsiaTheme="minorEastAsia" w:hAnsiTheme="minorHAnsi"/>
-          <w:noProof/>
-          <w:color w:val="auto"/>
-          <w:kern w:val="2"/>
-          <w:szCs w:val="24"/>
-          <w:lang w:val="en-IN" w:eastAsia="en-IN"/>
-          <w14:ligatures w14:val="standardContextual"/>
-        </w:rPr>
-      </w:pPr>
-      <w:hyperlink w:anchor="_Toc242989533" w:history="1">
-        <w:r>
-          <w:rPr>
-            <w:rStyle w:val="Hyperlink"/>
-            <w:noProof/>
-          </w:rPr>
-          <w:t>Figure 10: Dashboard – Model quality page</w:t>
-        </w:r>
-        <w:r>
-          <w:rPr>
-            <w:noProof/>
-            <w:webHidden/>
-          </w:rPr>
-          <w:tab/>
-        </w:r>
-        <w:r>
-          <w:rPr>
-            <w:noProof/>
-            <w:webHidden/>
-          </w:rPr>
-          <w:fldChar w:fldCharType="begin"/>
-        </w:r>
-        <w:r>
-          <w:rPr>
-            <w:noProof/>
-            <w:webHidden/>
-          </w:rPr>
-          <w:instrText xml:space="preserve"> PAGEREF _Toc242989533 \h </w:instrText>
-        </w:r>
-        <w:r>
-          <w:rPr>
-            <w:noProof/>
-            <w:webHidden/>
-          </w:rPr>
-        </w:r>
-        <w:r>
-          <w:rPr>
-            <w:noProof/>
-            <w:webHidden/>
-          </w:rPr>
-          <w:fldChar w:fldCharType="separate"/>
-        </w:r>
-        <w:r>
-          <w:rPr>
-            <w:noProof/>
-            <w:webHidden/>
-          </w:rPr>
-          <w:t>19</w:t>
-        </w:r>
-        <w:r>
-          <w:rPr>
-            <w:noProof/>
-            <w:webHidden/>
-          </w:rPr>
-          <w:fldChar w:fldCharType="end"/>
-        </w:r>
-      </w:hyperlink>
-    </w:p>
-    <w:p>
-      <w:pPr>
-        <w:pStyle w:val="TOC1"/>
-        <w:tabs>
-          <w:tab w:val="right" w:leader="dot" w:pos="9016"/>
-        </w:tabs>
-        <w:rPr>
-          <w:rFonts w:asciiTheme="minorHAnsi" w:eastAsiaTheme="minorEastAsia" w:hAnsiTheme="minorHAnsi"/>
-          <w:noProof/>
-          <w:color w:val="auto"/>
-          <w:kern w:val="2"/>
-          <w:szCs w:val="24"/>
-          <w:lang w:val="en-IN" w:eastAsia="en-IN"/>
-          <w14:ligatures w14:val="standardContextual"/>
-        </w:rPr>
-      </w:pPr>
-      <w:hyperlink w:anchor="_Toc242989534" w:history="1">
-        <w:r>
-          <w:rPr>
-            <w:rStyle w:val="Hyperlink"/>
-            <w:noProof/>
-          </w:rPr>
-          <w:t>Figure 11: Dashboard – Data pipeline page</w:t>
-        </w:r>
-        <w:r>
-          <w:rPr>
-            <w:noProof/>
-            <w:webHidden/>
-          </w:rPr>
-          <w:tab/>
-        </w:r>
-        <w:r>
-          <w:rPr>
-            <w:noProof/>
-            <w:webHidden/>
-          </w:rPr>
-          <w:fldChar w:fldCharType="begin"/>
-        </w:r>
-        <w:r>
-          <w:rPr>
-            <w:noProof/>
-            <w:webHidden/>
-          </w:rPr>
-          <w:instrText xml:space="preserve"> PAGEREF _Toc242989534 \h </w:instrText>
-        </w:r>
-        <w:r>
-          <w:rPr>
-            <w:noProof/>
-            <w:webHidden/>
-          </w:rPr>
-        </w:r>
-        <w:r>
-          <w:rPr>
-            <w:noProof/>
-            <w:webHidden/>
-          </w:rPr>
-          <w:fldChar w:fldCharType="separate"/>
-        </w:r>
-        <w:r>
-          <w:rPr>
-            <w:noProof/>
-            <w:webHidden/>
-          </w:rPr>
-          <w:t>20</w:t>
-        </w:r>
-        <w:r>
-          <w:rPr>
-            <w:noProof/>
-            <w:webHidden/>
-          </w:rPr>
-          <w:fldChar w:fldCharType="end"/>
-        </w:r>
-      </w:hyperlink>
-    </w:p>
-    <w:p>
-      <w:pPr>
-        <w:pStyle w:val="TOC1"/>
-        <w:tabs>
-          <w:tab w:val="right" w:leader="dot" w:pos="9016"/>
-        </w:tabs>
-        <w:rPr>
-          <w:rFonts w:asciiTheme="minorHAnsi" w:eastAsiaTheme="minorEastAsia" w:hAnsiTheme="minorHAnsi"/>
-          <w:noProof/>
-          <w:color w:val="auto"/>
-          <w:kern w:val="2"/>
-          <w:szCs w:val="24"/>
-          <w:lang w:val="en-IN" w:eastAsia="en-IN"/>
-          <w14:ligatures w14:val="standardContextual"/>
-        </w:rPr>
-      </w:pPr>
-      <w:hyperlink w:anchor="_Toc242989535" w:history="1">
-        <w:r>
-          <w:rPr>
-            <w:rStyle w:val="Hyperlink"/>
-            <w:noProof/>
-          </w:rPr>
-          <w:t>Figure 12: Google Cloud console – Dataproc jobs history</w:t>
-        </w:r>
-        <w:r>
-          <w:rPr>
-            <w:noProof/>
-            <w:webHidden/>
-          </w:rPr>
-          <w:tab/>
-        </w:r>
-        <w:r>
-          <w:rPr>
-            <w:noProof/>
-            <w:webHidden/>
-          </w:rPr>
-          <w:fldChar w:fldCharType="begin"/>
-        </w:r>
-        <w:r>
-          <w:rPr>
-            <w:noProof/>
-            <w:webHidden/>
-          </w:rPr>
-          <w:instrText xml:space="preserve"> PAGEREF _Toc242989535 \h </w:instrText>
-        </w:r>
-        <w:r>
-          <w:rPr>
-            <w:noProof/>
-            <w:webHidden/>
-          </w:rPr>
-        </w:r>
-        <w:r>
-          <w:rPr>
-            <w:noProof/>
-            <w:webHidden/>
-          </w:rPr>
-          <w:fldChar w:fldCharType="separate"/>
-        </w:r>
-        <w:r>
-          <w:rPr>
-            <w:noProof/>
-            <w:webHidden/>
-          </w:rPr>
-          <w:t>22</w:t>
-        </w:r>
-        <w:r>
-          <w:rPr>
-            <w:noProof/>
-            <w:webHidden/>
-          </w:rPr>
-          <w:fldChar w:fldCharType="end"/>
-        </w:r>
-      </w:hyperlink>
-    </w:p>
-    <w:p>
-      <w:pPr>
-        <w:pStyle w:val="TOC1"/>
-        <w:tabs>
-          <w:tab w:val="right" w:leader="dot" w:pos="9016"/>
-        </w:tabs>
-        <w:rPr>
-          <w:rFonts w:asciiTheme="minorHAnsi" w:eastAsiaTheme="minorEastAsia" w:hAnsiTheme="minorHAnsi"/>
-          <w:noProof/>
-          <w:color w:val="auto"/>
-          <w:kern w:val="2"/>
-          <w:szCs w:val="24"/>
-          <w:lang w:val="en-IN" w:eastAsia="en-IN"/>
-          <w14:ligatures w14:val="standardContextual"/>
-        </w:rPr>
-      </w:pPr>
-      <w:hyperlink w:anchor="_Toc242989536" w:history="1">
-        <w:r>
-          <w:rPr>
-            <w:rStyle w:val="Hyperlink"/>
-            <w:noProof/>
-          </w:rPr>
-          <w:t>Figure 13: Google Cloud console – Dataproc ALS job details</w:t>
-        </w:r>
-        <w:r>
-          <w:rPr>
-            <w:noProof/>
-            <w:webHidden/>
-          </w:rPr>
-          <w:tab/>
-        </w:r>
-        <w:r>
-          <w:rPr>
-            <w:noProof/>
-            <w:webHidden/>
-          </w:rPr>
-          <w:fldChar w:fldCharType="begin"/>
-        </w:r>
-        <w:r>
-          <w:rPr>
-            <w:noProof/>
-            <w:webHidden/>
-          </w:rPr>
-          <w:instrText xml:space="preserve"> PAGEREF _Toc242989536 \h </w:instrText>
-        </w:r>
-        <w:r>
-          <w:rPr>
-            <w:noProof/>
-            <w:webHidden/>
-          </w:rPr>
-        </w:r>
-        <w:r>
-          <w:rPr>
-            <w:noProof/>
-            <w:webHidden/>
-          </w:rPr>
-          <w:fldChar w:fldCharType="separate"/>
-        </w:r>
-        <w:r>
-          <w:rPr>
-            <w:noProof/>
-            <w:webHidden/>
-          </w:rPr>
-          <w:t>22</w:t>
-        </w:r>
-        <w:r>
-          <w:rPr>
-            <w:noProof/>
-            <w:webHidden/>
-          </w:rPr>
-          <w:fldChar w:fldCharType="end"/>
-        </w:r>
-      </w:hyperlink>
-    </w:p>
-    <w:p>
-      <w:pPr>
-        <w:pStyle w:val="TOC1"/>
-        <w:tabs>
-          <w:tab w:val="right" w:leader="dot" w:pos="9016"/>
-        </w:tabs>
-        <w:rPr>
-          <w:rFonts w:asciiTheme="minorHAnsi" w:eastAsiaTheme="minorEastAsia" w:hAnsiTheme="minorHAnsi"/>
-          <w:noProof/>
-          <w:color w:val="auto"/>
-          <w:kern w:val="2"/>
-          <w:szCs w:val="24"/>
-          <w:lang w:val="en-IN" w:eastAsia="en-IN"/>
-          <w14:ligatures w14:val="standardContextual"/>
-        </w:rPr>
-      </w:pPr>
-      <w:hyperlink w:anchor="_Toc242989537" w:history="1">
-        <w:r>
-          <w:rPr>
-            <w:rStyle w:val="Hyperlink"/>
-            <w:noProof/>
-          </w:rPr>
-          <w:t>Figure 14: Google Cloud console – GCS bucket medallion layers</w:t>
-        </w:r>
-        <w:r>
-          <w:rPr>
-            <w:noProof/>
-            <w:webHidden/>
-          </w:rPr>
-          <w:tab/>
-        </w:r>
-        <w:r>
-          <w:rPr>
-            <w:noProof/>
-            <w:webHidden/>
-          </w:rPr>
-          <w:fldChar w:fldCharType="begin"/>
-        </w:r>
-        <w:r>
-          <w:rPr>
-            <w:noProof/>
-            <w:webHidden/>
-          </w:rPr>
-          <w:instrText xml:space="preserve"> PAGEREF _Toc242989537 \h </w:instrText>
-        </w:r>
-        <w:r>
-          <w:rPr>
-            <w:noProof/>
-            <w:webHidden/>
-          </w:rPr>
-        </w:r>
-        <w:r>
-          <w:rPr>
-            <w:noProof/>
-            <w:webHidden/>
-          </w:rPr>
-          <w:fldChar w:fldCharType="separate"/>
-        </w:r>
-        <w:r>
-          <w:rPr>
-            <w:noProof/>
-            <w:webHidden/>
-          </w:rPr>
-          <w:t>22</w:t>
-        </w:r>
-        <w:r>
-          <w:rPr>
-            <w:noProof/>
-            <w:webHidden/>
-          </w:rPr>
-          <w:fldChar w:fldCharType="end"/>
-        </w:r>
-      </w:hyperlink>
-    </w:p>
-    <w:p>
-      <w:pPr>
-        <w:pStyle w:val="TOC1"/>
-        <w:tabs>
-          <w:tab w:val="right" w:leader="dot" w:pos="9016"/>
-        </w:tabs>
-        <w:rPr>
-          <w:rFonts w:asciiTheme="minorHAnsi" w:eastAsiaTheme="minorEastAsia" w:hAnsiTheme="minorHAnsi"/>
-          <w:noProof/>
-          <w:color w:val="auto"/>
-          <w:kern w:val="2"/>
-          <w:szCs w:val="24"/>
-          <w:lang w:val="en-IN" w:eastAsia="en-IN"/>
-          <w14:ligatures w14:val="standardContextual"/>
-        </w:rPr>
-      </w:pPr>
-      <w:hyperlink w:anchor="_Toc242989538" w:history="1">
-        <w:r>
-          <w:rPr>
-            <w:rStyle w:val="Hyperlink"/>
-            <w:noProof/>
-          </w:rPr>
-          <w:t>Figure 15: Google Cloud console – Dataproc cluster monitoring</w:t>
-        </w:r>
-        <w:r>
-          <w:rPr>
-            <w:noProof/>
-            <w:webHidden/>
-          </w:rPr>
-          <w:tab/>
-        </w:r>
-        <w:r>
-          <w:rPr>
-            <w:noProof/>
-            <w:webHidden/>
-          </w:rPr>
-          <w:fldChar w:fldCharType="begin"/>
-        </w:r>
-        <w:r>
-          <w:rPr>
-            <w:noProof/>
-            <w:webHidden/>
-          </w:rPr>
-          <w:instrText xml:space="preserve"> PAGEREF _Toc242989538 \h </w:instrText>
-        </w:r>
-        <w:r>
-          <w:rPr>
-            <w:noProof/>
-            <w:webHidden/>
-          </w:rPr>
-        </w:r>
-        <w:r>
-          <w:rPr>
-            <w:noProof/>
-            <w:webHidden/>
-          </w:rPr>
-          <w:fldChar w:fldCharType="separate"/>
-        </w:r>
-        <w:r>
-          <w:rPr>
-            <w:noProof/>
-            <w:webHidden/>
-          </w:rPr>
-          <w:t>23</w:t>
-        </w:r>
-        <w:r>
-          <w:rPr>
-            <w:noProof/>
-            <w:webHidden/>
-          </w:rPr>
-          <w:fldChar w:fldCharType="end"/>
-        </w:r>
-      </w:hyperlink>
-    </w:p>
-    <w:p>
-      <w:pPr>
-        <w:pStyle w:val="TOC1"/>
-        <w:tabs>
-          <w:tab w:val="right" w:leader="dot" w:pos="9016"/>
-        </w:tabs>
-        <w:rPr>
-          <w:rFonts w:asciiTheme="minorHAnsi" w:eastAsiaTheme="minorEastAsia" w:hAnsiTheme="minorHAnsi"/>
-          <w:noProof/>
-          <w:color w:val="auto"/>
-          <w:kern w:val="2"/>
-          <w:szCs w:val="24"/>
-          <w:lang w:val="en-IN" w:eastAsia="en-IN"/>
-          <w14:ligatures w14:val="standardContextual"/>
-        </w:rPr>
-      </w:pPr>
-      <w:hyperlink w:anchor="_Toc242989539" w:history="1">
-        <w:r>
-          <w:rPr>
-            <w:rStyle w:val="Hyperlink"/>
-            <w:noProof/>
-          </w:rPr>
-          <w:t>Figure 16: Google Cloud console – Billing free trial credits</w:t>
-        </w:r>
-        <w:r>
-          <w:rPr>
-            <w:noProof/>
-            <w:webHidden/>
-          </w:rPr>
-          <w:tab/>
-        </w:r>
-        <w:r>
-          <w:rPr>
-            <w:noProof/>
-            <w:webHidden/>
-          </w:rPr>
-          <w:fldChar w:fldCharType="begin"/>
-        </w:r>
-        <w:r>
-          <w:rPr>
-            <w:noProof/>
-            <w:webHidden/>
-          </w:rPr>
-          <w:instrText xml:space="preserve"> PAGEREF _Toc242989539 \h </w:instrText>
-        </w:r>
-        <w:r>
-          <w:rPr>
-            <w:noProof/>
-            <w:webHidden/>
-          </w:rPr>
-        </w:r>
-        <w:r>
-          <w:rPr>
-            <w:noProof/>
-            <w:webHidden/>
-          </w:rPr>
-          <w:fldChar w:fldCharType="separate"/>
-        </w:r>
-        <w:r>
-          <w:rPr>
-            <w:noProof/>
-            <w:webHidden/>
-          </w:rPr>
-          <w:t>23</w:t>
+          <w:t>11</w:t>
         </w:r>
         <w:r>
           <w:rPr>
@@ -2932,10 +1896,15 @@
       </w:r>
     </w:p>
     <w:p>
+      <w:r>
+        <w:br w:type="page"/>
+      </w:r>
+    </w:p>
+    <w:p>
       <w:pPr>
         <w:pStyle w:val="Heading1"/>
       </w:pPr>
-      <w:bookmarkStart w:id="0" w:name="_Toc242989504"/>
+      <w:bookmarkStart w:id="0" w:name="_Toc242989744"/>
       <w:r>
         <w:lastRenderedPageBreak/>
         <w:t>Abstract</w:t>
@@ -2959,9 +1928,8 @@
       <w:pPr>
         <w:pStyle w:val="Heading1"/>
       </w:pPr>
-      <w:bookmarkStart w:id="1" w:name="_Toc242989505"/>
+      <w:bookmarkStart w:id="1" w:name="_Toc242989745"/>
       <w:r>
-        <w:lastRenderedPageBreak/>
         <w:t>1. Problem Definition</w:t>
       </w:r>
       <w:bookmarkEnd w:id="1"/>
@@ -2975,11 +1943,9 @@
       <w:pPr>
         <w:pStyle w:val="Heading2"/>
       </w:pPr>
-      <w:bookmarkStart w:id="2" w:name="_Toc242989506"/>
       <w:r>
         <w:t>Objectives</w:t>
       </w:r>
-      <w:bookmarkEnd w:id="2"/>
     </w:p>
     <w:p>
       <w:pPr>
@@ -3025,11 +1991,9 @@
       <w:pPr>
         <w:pStyle w:val="Heading2"/>
       </w:pPr>
-      <w:bookmarkStart w:id="3" w:name="_Toc242989507"/>
       <w:r>
         <w:t>Target users &amp; expected outcomes</w:t>
       </w:r>
-      <w:bookmarkEnd w:id="3"/>
     </w:p>
     <w:p>
       <w:pPr>
@@ -3059,12 +2023,11 @@
       <w:pPr>
         <w:pStyle w:val="Heading1"/>
       </w:pPr>
-      <w:bookmarkStart w:id="4" w:name="_Toc242989508"/>
+      <w:bookmarkStart w:id="2" w:name="_Toc242989746"/>
       <w:r>
-        <w:lastRenderedPageBreak/>
         <w:t>2. Dataset</w:t>
       </w:r>
-      <w:bookmarkEnd w:id="4"/>
+      <w:bookmarkEnd w:id="2"/>
     </w:p>
     <w:p>
       <w:r>
@@ -3083,12 +2046,12 @@
       <w:pPr>
         <w:pStyle w:val="Heading1"/>
       </w:pPr>
-      <w:bookmarkStart w:id="5" w:name="_Toc242989509"/>
+      <w:bookmarkStart w:id="3" w:name="_Toc242989747"/>
       <w:r>
         <w:lastRenderedPageBreak/>
         <w:t>3. Architecture &amp; Technologies</w:t>
       </w:r>
-      <w:bookmarkEnd w:id="5"/>
+      <w:bookmarkEnd w:id="3"/>
     </w:p>
     <w:p>
       <w:r>
@@ -3119,9 +2082,13 @@
             <w:tcW w:w="4513" w:type="dxa"/>
           </w:tcPr>
           <w:p>
+            <w:pPr>
+              <w:spacing w:after="0" w:line="240" w:lineRule="auto"/>
+            </w:pPr>
             <w:r>
               <w:rPr>
                 <w:b/>
+                <w:sz w:val="20"/>
               </w:rPr>
               <w:t>Layer</w:t>
             </w:r>
@@ -3132,9 +2099,13 @@
             <w:tcW w:w="4513" w:type="dxa"/>
           </w:tcPr>
           <w:p>
+            <w:pPr>
+              <w:spacing w:after="0" w:line="240" w:lineRule="auto"/>
+            </w:pPr>
             <w:r>
               <w:rPr>
                 <w:b/>
+                <w:sz w:val="20"/>
               </w:rPr>
               <w:t>Technology</w:t>
             </w:r>
@@ -3147,7 +2118,13 @@
             <w:tcW w:w="4513" w:type="dxa"/>
           </w:tcPr>
           <w:p>
-            <w:r>
+            <w:pPr>
+              <w:spacing w:after="0" w:line="240" w:lineRule="auto"/>
+            </w:pPr>
+            <w:r>
+              <w:rPr>
+                <w:sz w:val="20"/>
+              </w:rPr>
               <w:t>Storage</w:t>
             </w:r>
           </w:p>
@@ -3157,7 +2134,13 @@
             <w:tcW w:w="4513" w:type="dxa"/>
           </w:tcPr>
           <w:p>
-            <w:r>
+            <w:pPr>
+              <w:spacing w:after="0" w:line="240" w:lineRule="auto"/>
+            </w:pPr>
+            <w:r>
+              <w:rPr>
+                <w:sz w:val="20"/>
+              </w:rPr>
               <w:t>Google Cloud Storage (data lake), Parquet (columnar, partitioned)</w:t>
             </w:r>
           </w:p>
@@ -3169,7 +2152,13 @@
             <w:tcW w:w="4513" w:type="dxa"/>
           </w:tcPr>
           <w:p>
-            <w:r>
+            <w:pPr>
+              <w:spacing w:after="0" w:line="240" w:lineRule="auto"/>
+            </w:pPr>
+            <w:r>
+              <w:rPr>
+                <w:sz w:val="20"/>
+              </w:rPr>
               <w:t>Processing</w:t>
             </w:r>
           </w:p>
@@ -3179,7 +2168,13 @@
             <w:tcW w:w="4513" w:type="dxa"/>
           </w:tcPr>
           <w:p>
-            <w:r>
+            <w:pPr>
+              <w:spacing w:after="0" w:line="240" w:lineRule="auto"/>
+            </w:pPr>
+            <w:r>
+              <w:rPr>
+                <w:sz w:val="20"/>
+              </w:rPr>
               <w:t>Apache Spark 3.5 / PySpark, Spark SQL, window functions</w:t>
             </w:r>
           </w:p>
@@ -3191,7 +2186,13 @@
             <w:tcW w:w="4513" w:type="dxa"/>
           </w:tcPr>
           <w:p>
-            <w:r>
+            <w:pPr>
+              <w:spacing w:after="0" w:line="240" w:lineRule="auto"/>
+            </w:pPr>
+            <w:r>
+              <w:rPr>
+                <w:sz w:val="20"/>
+              </w:rPr>
               <w:t>Machine learning</w:t>
             </w:r>
           </w:p>
@@ -3201,7 +2202,13 @@
             <w:tcW w:w="4513" w:type="dxa"/>
           </w:tcPr>
           <w:p>
-            <w:r>
+            <w:pPr>
+              <w:spacing w:after="0" w:line="240" w:lineRule="auto"/>
+            </w:pPr>
+            <w:r>
+              <w:rPr>
+                <w:sz w:val="20"/>
+              </w:rPr>
               <w:t>Spark MLlib ALS, RegressionEvaluator, RankingEvaluator</w:t>
             </w:r>
           </w:p>
@@ -3213,7 +2220,13 @@
             <w:tcW w:w="4513" w:type="dxa"/>
           </w:tcPr>
           <w:p>
-            <w:r>
+            <w:pPr>
+              <w:spacing w:after="0" w:line="240" w:lineRule="auto"/>
+            </w:pPr>
+            <w:r>
+              <w:rPr>
+                <w:sz w:val="20"/>
+              </w:rPr>
               <w:t>Cloud compute</w:t>
             </w:r>
           </w:p>
@@ -3223,7 +2236,13 @@
             <w:tcW w:w="4513" w:type="dxa"/>
           </w:tcPr>
           <w:p>
-            <w:r>
+            <w:pPr>
+              <w:spacing w:after="0" w:line="240" w:lineRule="auto"/>
+            </w:pPr>
+            <w:r>
+              <w:rPr>
+                <w:sz w:val="20"/>
+              </w:rPr>
               <w:t>Google Cloud Dataproc 2.2 (1 × e2-standard-2 master, 2 × e2-highmem-4 workers)</w:t>
             </w:r>
           </w:p>
@@ -3235,7 +2254,13 @@
             <w:tcW w:w="4513" w:type="dxa"/>
           </w:tcPr>
           <w:p>
-            <w:r>
+            <w:pPr>
+              <w:spacing w:after="0" w:line="240" w:lineRule="auto"/>
+            </w:pPr>
+            <w:r>
+              <w:rPr>
+                <w:sz w:val="20"/>
+              </w:rPr>
               <w:t>Orchestration</w:t>
             </w:r>
           </w:p>
@@ -3245,7 +2270,13 @@
             <w:tcW w:w="4513" w:type="dxa"/>
           </w:tcPr>
           <w:p>
-            <w:r>
+            <w:pPr>
+              <w:spacing w:after="0" w:line="240" w:lineRule="auto"/>
+            </w:pPr>
+            <w:r>
+              <w:rPr>
+                <w:sz w:val="20"/>
+              </w:rPr>
               <w:t>Apache Airflow DAG (Dataproc operators), PowerShell/Python runners</w:t>
             </w:r>
           </w:p>
@@ -3257,7 +2288,13 @@
             <w:tcW w:w="4513" w:type="dxa"/>
           </w:tcPr>
           <w:p>
-            <w:r>
+            <w:pPr>
+              <w:spacing w:after="0" w:line="240" w:lineRule="auto"/>
+            </w:pPr>
+            <w:r>
+              <w:rPr>
+                <w:sz w:val="20"/>
+              </w:rPr>
               <w:t>Visualisation</w:t>
             </w:r>
           </w:p>
@@ -3267,7 +2304,13 @@
             <w:tcW w:w="4513" w:type="dxa"/>
           </w:tcPr>
           <w:p>
-            <w:r>
+            <w:pPr>
+              <w:spacing w:after="0" w:line="240" w:lineRule="auto"/>
+            </w:pPr>
+            <w:r>
+              <w:rPr>
+                <w:sz w:val="20"/>
+              </w:rPr>
               <w:t>Streamlit + Plotly dashboard</w:t>
             </w:r>
           </w:p>
@@ -3279,7 +2322,13 @@
             <w:tcW w:w="4513" w:type="dxa"/>
           </w:tcPr>
           <w:p>
-            <w:r>
+            <w:pPr>
+              <w:spacing w:after="0" w:line="240" w:lineRule="auto"/>
+            </w:pPr>
+            <w:r>
+              <w:rPr>
+                <w:sz w:val="20"/>
+              </w:rPr>
               <w:t>Dev environment</w:t>
             </w:r>
           </w:p>
@@ -3289,34 +2338,41 @@
             <w:tcW w:w="4513" w:type="dxa"/>
           </w:tcPr>
           <w:p>
-            <w:r>
+            <w:pPr>
+              <w:spacing w:after="0" w:line="240" w:lineRule="auto"/>
+            </w:pPr>
+            <w:r>
+              <w:rPr>
+                <w:sz w:val="20"/>
+              </w:rPr>
               <w:t>Docker image apache/spark 3.5.3 (Java 17) mirroring Dataproc; GitHub with PR workflow</w:t>
             </w:r>
           </w:p>
         </w:tc>
       </w:tr>
     </w:tbl>
-    <w:p/>
+    <w:p>
+      <w:pPr>
+        <w:spacing w:after="0"/>
+      </w:pPr>
+    </w:p>
     <w:p>
       <w:pPr>
         <w:pStyle w:val="Heading1"/>
       </w:pPr>
-      <w:bookmarkStart w:id="6" w:name="_Toc242989510"/>
+      <w:bookmarkStart w:id="4" w:name="_Toc242989748"/>
       <w:r>
-        <w:lastRenderedPageBreak/>
         <w:t>4. Methodology</w:t>
       </w:r>
-      <w:bookmarkEnd w:id="6"/>
+      <w:bookmarkEnd w:id="4"/>
     </w:p>
     <w:p>
       <w:pPr>
         <w:pStyle w:val="Heading2"/>
       </w:pPr>
-      <w:bookmarkStart w:id="7" w:name="_Toc242989511"/>
       <w:r>
         <w:t>4.1 Ingestion &amp; Bronze layer</w:t>
       </w:r>
-      <w:bookmarkEnd w:id="7"/>
     </w:p>
     <w:p>
       <w:r>
@@ -3327,11 +2383,9 @@
       <w:pPr>
         <w:pStyle w:val="Heading2"/>
       </w:pPr>
-      <w:bookmarkStart w:id="8" w:name="_Toc242989512"/>
       <w:r>
         <w:t>4.2 Silver layer – cleaning</w:t>
       </w:r>
-      <w:bookmarkEnd w:id="8"/>
     </w:p>
     <w:p>
       <w:r>
@@ -3357,7 +2411,7 @@
       </w:tblPr>
       <w:tblGrid>
         <w:gridCol w:w="1805"/>
-        <w:gridCol w:w="1843"/>
+        <w:gridCol w:w="1805"/>
         <w:gridCol w:w="1805"/>
         <w:gridCol w:w="1805"/>
         <w:gridCol w:w="1805"/>
@@ -3368,9 +2422,13 @@
             <w:tcW w:w="1805" w:type="dxa"/>
           </w:tcPr>
           <w:p>
+            <w:pPr>
+              <w:spacing w:after="0" w:line="240" w:lineRule="auto"/>
+            </w:pPr>
             <w:r>
               <w:rPr>
                 <w:b/>
+                <w:sz w:val="20"/>
               </w:rPr>
               <w:t>Table</w:t>
             </w:r>
@@ -3381,9 +2439,13 @@
             <w:tcW w:w="1805" w:type="dxa"/>
           </w:tcPr>
           <w:p>
+            <w:pPr>
+              <w:spacing w:after="0" w:line="240" w:lineRule="auto"/>
+            </w:pPr>
             <w:r>
               <w:rPr>
                 <w:b/>
+                <w:sz w:val="20"/>
               </w:rPr>
               <w:t>Check</w:t>
             </w:r>
@@ -3394,9 +2456,13 @@
             <w:tcW w:w="1805" w:type="dxa"/>
           </w:tcPr>
           <w:p>
+            <w:pPr>
+              <w:spacing w:after="0" w:line="240" w:lineRule="auto"/>
+            </w:pPr>
             <w:r>
               <w:rPr>
                 <w:b/>
+                <w:sz w:val="20"/>
               </w:rPr>
               <w:t>Rows before</w:t>
             </w:r>
@@ -3407,9 +2473,13 @@
             <w:tcW w:w="1805" w:type="dxa"/>
           </w:tcPr>
           <w:p>
+            <w:pPr>
+              <w:spacing w:after="0" w:line="240" w:lineRule="auto"/>
+            </w:pPr>
             <w:r>
               <w:rPr>
                 <w:b/>
+                <w:sz w:val="20"/>
               </w:rPr>
               <w:t>Rows after</w:t>
             </w:r>
@@ -3420,9 +2490,13 @@
             <w:tcW w:w="1805" w:type="dxa"/>
           </w:tcPr>
           <w:p>
+            <w:pPr>
+              <w:spacing w:after="0" w:line="240" w:lineRule="auto"/>
+            </w:pPr>
             <w:r>
               <w:rPr>
                 <w:b/>
+                <w:sz w:val="20"/>
               </w:rPr>
               <w:t>Removed</w:t>
             </w:r>
@@ -3435,7 +2509,13 @@
             <w:tcW w:w="1805" w:type="dxa"/>
           </w:tcPr>
           <w:p>
-            <w:r>
+            <w:pPr>
+              <w:spacing w:after="0" w:line="240" w:lineRule="auto"/>
+            </w:pPr>
+            <w:r>
+              <w:rPr>
+                <w:sz w:val="20"/>
+              </w:rPr>
               <w:t>movies</w:t>
             </w:r>
           </w:p>
@@ -3445,7 +2525,13 @@
             <w:tcW w:w="1805" w:type="dxa"/>
           </w:tcPr>
           <w:p>
-            <w:r>
+            <w:pPr>
+              <w:spacing w:after="0" w:line="240" w:lineRule="auto"/>
+            </w:pPr>
+            <w:r>
+              <w:rPr>
+                <w:sz w:val="20"/>
+              </w:rPr>
               <w:t>null id/title</w:t>
             </w:r>
           </w:p>
@@ -3455,7 +2541,13 @@
             <w:tcW w:w="1805" w:type="dxa"/>
           </w:tcPr>
           <w:p>
-            <w:r>
+            <w:pPr>
+              <w:spacing w:after="0" w:line="240" w:lineRule="auto"/>
+            </w:pPr>
+            <w:r>
+              <w:rPr>
+                <w:sz w:val="20"/>
+              </w:rPr>
               <w:t>62,423</w:t>
             </w:r>
           </w:p>
@@ -3465,7 +2557,13 @@
             <w:tcW w:w="1805" w:type="dxa"/>
           </w:tcPr>
           <w:p>
-            <w:r>
+            <w:pPr>
+              <w:spacing w:after="0" w:line="240" w:lineRule="auto"/>
+            </w:pPr>
+            <w:r>
+              <w:rPr>
+                <w:sz w:val="20"/>
+              </w:rPr>
               <w:t>62,423</w:t>
             </w:r>
           </w:p>
@@ -3475,7 +2573,13 @@
             <w:tcW w:w="1805" w:type="dxa"/>
           </w:tcPr>
           <w:p>
-            <w:r>
+            <w:pPr>
+              <w:spacing w:after="0" w:line="240" w:lineRule="auto"/>
+            </w:pPr>
+            <w:r>
+              <w:rPr>
+                <w:sz w:val="20"/>
+              </w:rPr>
               <w:t>0</w:t>
             </w:r>
           </w:p>
@@ -3487,7 +2591,13 @@
             <w:tcW w:w="1805" w:type="dxa"/>
           </w:tcPr>
           <w:p>
-            <w:r>
+            <w:pPr>
+              <w:spacing w:after="0" w:line="240" w:lineRule="auto"/>
+            </w:pPr>
+            <w:r>
+              <w:rPr>
+                <w:sz w:val="20"/>
+              </w:rPr>
               <w:t>movies</w:t>
             </w:r>
           </w:p>
@@ -3497,7 +2607,13 @@
             <w:tcW w:w="1805" w:type="dxa"/>
           </w:tcPr>
           <w:p>
-            <w:r>
+            <w:pPr>
+              <w:spacing w:after="0" w:line="240" w:lineRule="auto"/>
+            </w:pPr>
+            <w:r>
+              <w:rPr>
+                <w:sz w:val="20"/>
+              </w:rPr>
               <w:t>duplicate movieId</w:t>
             </w:r>
           </w:p>
@@ -3507,7 +2623,13 @@
             <w:tcW w:w="1805" w:type="dxa"/>
           </w:tcPr>
           <w:p>
-            <w:r>
+            <w:pPr>
+              <w:spacing w:after="0" w:line="240" w:lineRule="auto"/>
+            </w:pPr>
+            <w:r>
+              <w:rPr>
+                <w:sz w:val="20"/>
+              </w:rPr>
               <w:t>62,423</w:t>
             </w:r>
           </w:p>
@@ -3517,7 +2639,13 @@
             <w:tcW w:w="1805" w:type="dxa"/>
           </w:tcPr>
           <w:p>
-            <w:r>
+            <w:pPr>
+              <w:spacing w:after="0" w:line="240" w:lineRule="auto"/>
+            </w:pPr>
+            <w:r>
+              <w:rPr>
+                <w:sz w:val="20"/>
+              </w:rPr>
               <w:t>62,423</w:t>
             </w:r>
           </w:p>
@@ -3527,7 +2655,13 @@
             <w:tcW w:w="1805" w:type="dxa"/>
           </w:tcPr>
           <w:p>
-            <w:r>
+            <w:pPr>
+              <w:spacing w:after="0" w:line="240" w:lineRule="auto"/>
+            </w:pPr>
+            <w:r>
+              <w:rPr>
+                <w:sz w:val="20"/>
+              </w:rPr>
               <w:t>0</w:t>
             </w:r>
           </w:p>
@@ -3539,7 +2673,13 @@
             <w:tcW w:w="1805" w:type="dxa"/>
           </w:tcPr>
           <w:p>
-            <w:r>
+            <w:pPr>
+              <w:spacing w:after="0" w:line="240" w:lineRule="auto"/>
+            </w:pPr>
+            <w:r>
+              <w:rPr>
+                <w:sz w:val="20"/>
+              </w:rPr>
               <w:t>ratings</w:t>
             </w:r>
           </w:p>
@@ -3549,7 +2689,13 @@
             <w:tcW w:w="1805" w:type="dxa"/>
           </w:tcPr>
           <w:p>
-            <w:r>
+            <w:pPr>
+              <w:spacing w:after="0" w:line="240" w:lineRule="auto"/>
+            </w:pPr>
+            <w:r>
+              <w:rPr>
+                <w:sz w:val="20"/>
+              </w:rPr>
               <w:t>null fields</w:t>
             </w:r>
           </w:p>
@@ -3559,7 +2705,13 @@
             <w:tcW w:w="1805" w:type="dxa"/>
           </w:tcPr>
           <w:p>
-            <w:r>
+            <w:pPr>
+              <w:spacing w:after="0" w:line="240" w:lineRule="auto"/>
+            </w:pPr>
+            <w:r>
+              <w:rPr>
+                <w:sz w:val="20"/>
+              </w:rPr>
               <w:t>25,000,095</w:t>
             </w:r>
           </w:p>
@@ -3569,7 +2721,13 @@
             <w:tcW w:w="1805" w:type="dxa"/>
           </w:tcPr>
           <w:p>
-            <w:r>
+            <w:pPr>
+              <w:spacing w:after="0" w:line="240" w:lineRule="auto"/>
+            </w:pPr>
+            <w:r>
+              <w:rPr>
+                <w:sz w:val="20"/>
+              </w:rPr>
               <w:t>25,000,095</w:t>
             </w:r>
           </w:p>
@@ -3579,7 +2737,13 @@
             <w:tcW w:w="1805" w:type="dxa"/>
           </w:tcPr>
           <w:p>
-            <w:r>
+            <w:pPr>
+              <w:spacing w:after="0" w:line="240" w:lineRule="auto"/>
+            </w:pPr>
+            <w:r>
+              <w:rPr>
+                <w:sz w:val="20"/>
+              </w:rPr>
               <w:t>0</w:t>
             </w:r>
           </w:p>
@@ -3591,7 +2755,13 @@
             <w:tcW w:w="1805" w:type="dxa"/>
           </w:tcPr>
           <w:p>
-            <w:r>
+            <w:pPr>
+              <w:spacing w:after="0" w:line="240" w:lineRule="auto"/>
+            </w:pPr>
+            <w:r>
+              <w:rPr>
+                <w:sz w:val="20"/>
+              </w:rPr>
               <w:t>ratings</w:t>
             </w:r>
           </w:p>
@@ -3601,7 +2771,13 @@
             <w:tcW w:w="1805" w:type="dxa"/>
           </w:tcPr>
           <w:p>
-            <w:r>
+            <w:pPr>
+              <w:spacing w:after="0" w:line="240" w:lineRule="auto"/>
+            </w:pPr>
+            <w:r>
+              <w:rPr>
+                <w:sz w:val="20"/>
+              </w:rPr>
               <w:t>invalid rating/timestamp</w:t>
             </w:r>
           </w:p>
@@ -3611,7 +2787,13 @@
             <w:tcW w:w="1805" w:type="dxa"/>
           </w:tcPr>
           <w:p>
-            <w:r>
+            <w:pPr>
+              <w:spacing w:after="0" w:line="240" w:lineRule="auto"/>
+            </w:pPr>
+            <w:r>
+              <w:rPr>
+                <w:sz w:val="20"/>
+              </w:rPr>
               <w:t>25,000,095</w:t>
             </w:r>
           </w:p>
@@ -3621,7 +2803,13 @@
             <w:tcW w:w="1805" w:type="dxa"/>
           </w:tcPr>
           <w:p>
-            <w:r>
+            <w:pPr>
+              <w:spacing w:after="0" w:line="240" w:lineRule="auto"/>
+            </w:pPr>
+            <w:r>
+              <w:rPr>
+                <w:sz w:val="20"/>
+              </w:rPr>
               <w:t>25,000,095</w:t>
             </w:r>
           </w:p>
@@ -3631,7 +2819,13 @@
             <w:tcW w:w="1805" w:type="dxa"/>
           </w:tcPr>
           <w:p>
-            <w:r>
+            <w:pPr>
+              <w:spacing w:after="0" w:line="240" w:lineRule="auto"/>
+            </w:pPr>
+            <w:r>
+              <w:rPr>
+                <w:sz w:val="20"/>
+              </w:rPr>
               <w:t>0</w:t>
             </w:r>
           </w:p>
@@ -3643,7 +2837,13 @@
             <w:tcW w:w="1805" w:type="dxa"/>
           </w:tcPr>
           <w:p>
-            <w:r>
+            <w:pPr>
+              <w:spacing w:after="0" w:line="240" w:lineRule="auto"/>
+            </w:pPr>
+            <w:r>
+              <w:rPr>
+                <w:sz w:val="20"/>
+              </w:rPr>
               <w:t>ratings</w:t>
             </w:r>
           </w:p>
@@ -3653,7 +2853,13 @@
             <w:tcW w:w="1805" w:type="dxa"/>
           </w:tcPr>
           <w:p>
-            <w:r>
+            <w:pPr>
+              <w:spacing w:after="0" w:line="240" w:lineRule="auto"/>
+            </w:pPr>
+            <w:r>
+              <w:rPr>
+                <w:sz w:val="20"/>
+              </w:rPr>
               <w:t>duplicate user-movie</w:t>
             </w:r>
           </w:p>
@@ -3663,7 +2869,13 @@
             <w:tcW w:w="1805" w:type="dxa"/>
           </w:tcPr>
           <w:p>
-            <w:r>
+            <w:pPr>
+              <w:spacing w:after="0" w:line="240" w:lineRule="auto"/>
+            </w:pPr>
+            <w:r>
+              <w:rPr>
+                <w:sz w:val="20"/>
+              </w:rPr>
               <w:t>25,000,095</w:t>
             </w:r>
           </w:p>
@@ -3673,7 +2885,13 @@
             <w:tcW w:w="1805" w:type="dxa"/>
           </w:tcPr>
           <w:p>
-            <w:r>
+            <w:pPr>
+              <w:spacing w:after="0" w:line="240" w:lineRule="auto"/>
+            </w:pPr>
+            <w:r>
+              <w:rPr>
+                <w:sz w:val="20"/>
+              </w:rPr>
               <w:t>25,000,095</w:t>
             </w:r>
           </w:p>
@@ -3683,7 +2901,13 @@
             <w:tcW w:w="1805" w:type="dxa"/>
           </w:tcPr>
           <w:p>
-            <w:r>
+            <w:pPr>
+              <w:spacing w:after="0" w:line="240" w:lineRule="auto"/>
+            </w:pPr>
+            <w:r>
+              <w:rPr>
+                <w:sz w:val="20"/>
+              </w:rPr>
               <w:t>0</w:t>
             </w:r>
           </w:p>
@@ -3695,7 +2919,13 @@
             <w:tcW w:w="1805" w:type="dxa"/>
           </w:tcPr>
           <w:p>
-            <w:r>
+            <w:pPr>
+              <w:spacing w:after="0" w:line="240" w:lineRule="auto"/>
+            </w:pPr>
+            <w:r>
+              <w:rPr>
+                <w:sz w:val="20"/>
+              </w:rPr>
               <w:t>ratings</w:t>
             </w:r>
           </w:p>
@@ -3705,7 +2935,13 @@
             <w:tcW w:w="1805" w:type="dxa"/>
           </w:tcPr>
           <w:p>
-            <w:r>
+            <w:pPr>
+              <w:spacing w:after="0" w:line="240" w:lineRule="auto"/>
+            </w:pPr>
+            <w:r>
+              <w:rPr>
+                <w:sz w:val="20"/>
+              </w:rPr>
               <w:t>orphan movieId</w:t>
             </w:r>
           </w:p>
@@ -3715,7 +2951,13 @@
             <w:tcW w:w="1805" w:type="dxa"/>
           </w:tcPr>
           <w:p>
-            <w:r>
+            <w:pPr>
+              <w:spacing w:after="0" w:line="240" w:lineRule="auto"/>
+            </w:pPr>
+            <w:r>
+              <w:rPr>
+                <w:sz w:val="20"/>
+              </w:rPr>
               <w:t>25,000,095</w:t>
             </w:r>
           </w:p>
@@ -3725,7 +2967,13 @@
             <w:tcW w:w="1805" w:type="dxa"/>
           </w:tcPr>
           <w:p>
-            <w:r>
+            <w:pPr>
+              <w:spacing w:after="0" w:line="240" w:lineRule="auto"/>
+            </w:pPr>
+            <w:r>
+              <w:rPr>
+                <w:sz w:val="20"/>
+              </w:rPr>
               <w:t>25,000,095</w:t>
             </w:r>
           </w:p>
@@ -3735,7 +2983,13 @@
             <w:tcW w:w="1805" w:type="dxa"/>
           </w:tcPr>
           <w:p>
-            <w:r>
+            <w:pPr>
+              <w:spacing w:after="0" w:line="240" w:lineRule="auto"/>
+            </w:pPr>
+            <w:r>
+              <w:rPr>
+                <w:sz w:val="20"/>
+              </w:rPr>
               <w:t>0</w:t>
             </w:r>
           </w:p>
@@ -3747,7 +3001,13 @@
             <w:tcW w:w="1805" w:type="dxa"/>
           </w:tcPr>
           <w:p>
-            <w:r>
+            <w:pPr>
+              <w:spacing w:after="0" w:line="240" w:lineRule="auto"/>
+            </w:pPr>
+            <w:r>
+              <w:rPr>
+                <w:sz w:val="20"/>
+              </w:rPr>
               <w:t>tags</w:t>
             </w:r>
           </w:p>
@@ -3757,7 +3017,13 @@
             <w:tcW w:w="1805" w:type="dxa"/>
           </w:tcPr>
           <w:p>
-            <w:r>
+            <w:pPr>
+              <w:spacing w:after="0" w:line="240" w:lineRule="auto"/>
+            </w:pPr>
+            <w:r>
+              <w:rPr>
+                <w:sz w:val="20"/>
+              </w:rPr>
               <w:t>null/empty tag</w:t>
             </w:r>
           </w:p>
@@ -3767,7 +3033,13 @@
             <w:tcW w:w="1805" w:type="dxa"/>
           </w:tcPr>
           <w:p>
-            <w:r>
+            <w:pPr>
+              <w:spacing w:after="0" w:line="240" w:lineRule="auto"/>
+            </w:pPr>
+            <w:r>
+              <w:rPr>
+                <w:sz w:val="20"/>
+              </w:rPr>
               <w:t>1,093,360</w:t>
             </w:r>
           </w:p>
@@ -3777,7 +3049,13 @@
             <w:tcW w:w="1805" w:type="dxa"/>
           </w:tcPr>
           <w:p>
-            <w:r>
+            <w:pPr>
+              <w:spacing w:after="0" w:line="240" w:lineRule="auto"/>
+            </w:pPr>
+            <w:r>
+              <w:rPr>
+                <w:sz w:val="20"/>
+              </w:rPr>
               <w:t>1,093,360</w:t>
             </w:r>
           </w:p>
@@ -3787,7 +3065,13 @@
             <w:tcW w:w="1805" w:type="dxa"/>
           </w:tcPr>
           <w:p>
-            <w:r>
+            <w:pPr>
+              <w:spacing w:after="0" w:line="240" w:lineRule="auto"/>
+            </w:pPr>
+            <w:r>
+              <w:rPr>
+                <w:sz w:val="20"/>
+              </w:rPr>
               <w:t>0</w:t>
             </w:r>
           </w:p>
@@ -3799,7 +3083,13 @@
             <w:tcW w:w="1805" w:type="dxa"/>
           </w:tcPr>
           <w:p>
-            <w:r>
+            <w:pPr>
+              <w:spacing w:after="0" w:line="240" w:lineRule="auto"/>
+            </w:pPr>
+            <w:r>
+              <w:rPr>
+                <w:sz w:val="20"/>
+              </w:rPr>
               <w:t>tags</w:t>
             </w:r>
           </w:p>
@@ -3809,7 +3099,13 @@
             <w:tcW w:w="1805" w:type="dxa"/>
           </w:tcPr>
           <w:p>
-            <w:r>
+            <w:pPr>
+              <w:spacing w:after="0" w:line="240" w:lineRule="auto"/>
+            </w:pPr>
+            <w:r>
+              <w:rPr>
+                <w:sz w:val="20"/>
+              </w:rPr>
               <w:t>duplicate tag</w:t>
             </w:r>
           </w:p>
@@ -3819,7 +3115,13 @@
             <w:tcW w:w="1805" w:type="dxa"/>
           </w:tcPr>
           <w:p>
-            <w:r>
+            <w:pPr>
+              <w:spacing w:after="0" w:line="240" w:lineRule="auto"/>
+            </w:pPr>
+            <w:r>
+              <w:rPr>
+                <w:sz w:val="20"/>
+              </w:rPr>
               <w:t>1,093,360</w:t>
             </w:r>
           </w:p>
@@ -3829,7 +3131,13 @@
             <w:tcW w:w="1805" w:type="dxa"/>
           </w:tcPr>
           <w:p>
-            <w:r>
+            <w:pPr>
+              <w:spacing w:after="0" w:line="240" w:lineRule="auto"/>
+            </w:pPr>
+            <w:r>
+              <w:rPr>
+                <w:sz w:val="20"/>
+              </w:rPr>
               <w:t>1,093,359</w:t>
             </w:r>
           </w:p>
@@ -3839,23 +3147,32 @@
             <w:tcW w:w="1805" w:type="dxa"/>
           </w:tcPr>
           <w:p>
-            <w:r>
+            <w:pPr>
+              <w:spacing w:after="0" w:line="240" w:lineRule="auto"/>
+            </w:pPr>
+            <w:r>
+              <w:rPr>
+                <w:sz w:val="20"/>
+              </w:rPr>
               <w:t>1</w:t>
             </w:r>
           </w:p>
         </w:tc>
       </w:tr>
     </w:tbl>
-    <w:p/>
+    <w:p>
+      <w:pPr>
+        <w:spacing w:after="0"/>
+      </w:pPr>
+    </w:p>
     <w:p>
       <w:pPr>
         <w:pStyle w:val="Heading2"/>
       </w:pPr>
-      <w:bookmarkStart w:id="9" w:name="_Toc242989513"/>
       <w:r>
+        <w:lastRenderedPageBreak/>
         <w:t>4.3 Gold layer – analytics</w:t>
       </w:r>
-      <w:bookmarkEnd w:id="9"/>
     </w:p>
     <w:p>
       <w:pPr>
@@ -3894,7 +3211,6 @@
         <w:pStyle w:val="ListBullet"/>
       </w:pPr>
       <w:r>
-        <w:lastRenderedPageBreak/>
         <w:t>user_top_rated, rating_distribution, top_tags and yearly_kpis (with a running cumulative total).</w:t>
       </w:r>
     </w:p>
@@ -3902,11 +3218,9 @@
       <w:pPr>
         <w:pStyle w:val="Heading2"/>
       </w:pPr>
-      <w:bookmarkStart w:id="10" w:name="_Toc242989514"/>
       <w:r>
         <w:t>4.4 Recommendation model – Spark MLlib ALS</w:t>
       </w:r>
-      <w:bookmarkEnd w:id="10"/>
     </w:p>
     <w:p>
       <w:r>
@@ -3923,22 +3237,19 @@
       <w:pPr>
         <w:pStyle w:val="Heading1"/>
       </w:pPr>
-      <w:bookmarkStart w:id="11" w:name="_Toc242989515"/>
+      <w:bookmarkStart w:id="5" w:name="_Toc242989749"/>
       <w:r>
-        <w:lastRenderedPageBreak/>
         <w:t>5. Results &amp; Analysis</w:t>
       </w:r>
-      <w:bookmarkEnd w:id="11"/>
+      <w:bookmarkEnd w:id="5"/>
     </w:p>
     <w:p>
       <w:pPr>
         <w:pStyle w:val="Heading2"/>
       </w:pPr>
-      <w:bookmarkStart w:id="12" w:name="_Toc242989516"/>
       <w:r>
         <w:t>5.1 Exploratory analytics</w:t>
       </w:r>
-      <w:bookmarkEnd w:id="12"/>
     </w:p>
     <w:p>
       <w:pPr>
@@ -3949,8 +3260,8 @@
           <w:noProof/>
         </w:rPr>
         <w:drawing>
-          <wp:inline distT="0" distB="0" distL="0" distR="0" wp14:anchorId="5FF0C90E" wp14:editId="335E0065">
-            <wp:extent cx="5669280" cy="2753650"/>
+          <wp:inline distT="0" distB="0" distL="0" distR="0" wp14:anchorId="5380543E" wp14:editId="7D2CBB77">
+            <wp:extent cx="4389120" cy="1692946"/>
             <wp:effectExtent l="0" t="0" r="0" b="0"/>
             <wp:docPr id="973663801" name="Picture 973663801"/>
             <wp:cNvGraphicFramePr>
@@ -3972,7 +3283,7 @@
                   <pic:spPr>
                     <a:xfrm>
                       <a:off x="0" y="0"/>
-                      <a:ext cx="5669280" cy="2753650"/>
+                      <a:ext cx="4389120" cy="1692946"/>
                     </a:xfrm>
                     <a:prstGeom prst="rect">
                       <a:avLst/>
@@ -3990,11 +3301,11 @@
         <w:pStyle w:val="Caption"/>
         <w:jc w:val="center"/>
       </w:pPr>
-      <w:bookmarkStart w:id="13" w:name="_Toc242989524"/>
+      <w:bookmarkStart w:id="6" w:name="_Toc242989754"/>
       <w:r>
         <w:t>Figure 1: Rating volume per year</w:t>
       </w:r>
-      <w:bookmarkEnd w:id="13"/>
+      <w:bookmarkEnd w:id="6"/>
     </w:p>
     <w:p>
       <w:pPr>
@@ -4004,9 +3315,10 @@
         <w:rPr>
           <w:noProof/>
         </w:rPr>
+        <w:lastRenderedPageBreak/>
         <w:drawing>
-          <wp:inline distT="0" distB="0" distL="0" distR="0" wp14:anchorId="3841E228" wp14:editId="528DEC9A">
-            <wp:extent cx="5669280" cy="2753650"/>
+          <wp:inline distT="0" distB="0" distL="0" distR="0" wp14:anchorId="3820C87B" wp14:editId="5CB7E116">
+            <wp:extent cx="4389120" cy="1692946"/>
             <wp:effectExtent l="0" t="0" r="0" b="0"/>
             <wp:docPr id="973663802" name="Picture 973663802"/>
             <wp:cNvGraphicFramePr>
@@ -4028,7 +3340,7 @@
                   <pic:spPr>
                     <a:xfrm>
                       <a:off x="0" y="0"/>
-                      <a:ext cx="5669280" cy="2753650"/>
+                      <a:ext cx="4389120" cy="1692946"/>
                     </a:xfrm>
                     <a:prstGeom prst="rect">
                       <a:avLst/>
@@ -4046,11 +3358,11 @@
         <w:pStyle w:val="Caption"/>
         <w:jc w:val="center"/>
       </w:pPr>
-      <w:bookmarkStart w:id="14" w:name="_Toc242989525"/>
+      <w:bookmarkStart w:id="7" w:name="_Toc242989755"/>
       <w:r>
         <w:t>Figure 2: Distribution of ratings</w:t>
       </w:r>
-      <w:bookmarkEnd w:id="14"/>
+      <w:bookmarkEnd w:id="7"/>
     </w:p>
     <w:p>
       <w:pPr>
@@ -4060,10 +3372,9 @@
         <w:rPr>
           <w:noProof/>
         </w:rPr>
-        <w:lastRenderedPageBreak/>
         <w:drawing>
-          <wp:inline distT="0" distB="0" distL="0" distR="0" wp14:anchorId="29BAA225" wp14:editId="77EB22E1">
-            <wp:extent cx="5669280" cy="2753650"/>
+          <wp:inline distT="0" distB="0" distL="0" distR="0" wp14:anchorId="1542F0FF" wp14:editId="44241E9C">
+            <wp:extent cx="4389120" cy="1692946"/>
             <wp:effectExtent l="0" t="0" r="0" b="0"/>
             <wp:docPr id="973663803" name="Picture 973663803"/>
             <wp:cNvGraphicFramePr>
@@ -4085,7 +3396,7 @@
                   <pic:spPr>
                     <a:xfrm>
                       <a:off x="0" y="0"/>
-                      <a:ext cx="5669280" cy="2753650"/>
+                      <a:ext cx="4389120" cy="1692946"/>
                     </a:xfrm>
                     <a:prstGeom prst="rect">
                       <a:avLst/>
@@ -4103,11 +3414,11 @@
         <w:pStyle w:val="Caption"/>
         <w:jc w:val="center"/>
       </w:pPr>
-      <w:bookmarkStart w:id="15" w:name="_Toc242989526"/>
+      <w:bookmarkStart w:id="8" w:name="_Toc242989756"/>
       <w:r>
         <w:t>Figure 3: Genre popularity over time</w:t>
       </w:r>
-      <w:bookmarkEnd w:id="15"/>
+      <w:bookmarkEnd w:id="8"/>
     </w:p>
     <w:p>
       <w:r>
@@ -4150,9 +3461,13 @@
             <w:tcW w:w="1504" w:type="dxa"/>
           </w:tcPr>
           <w:p>
+            <w:pPr>
+              <w:spacing w:after="0" w:line="240" w:lineRule="auto"/>
+            </w:pPr>
             <w:r>
               <w:rPr>
                 <w:b/>
+                <w:sz w:val="20"/>
               </w:rPr>
               <w:t>Rank</w:t>
             </w:r>
@@ -4163,9 +3478,13 @@
             <w:tcW w:w="1504" w:type="dxa"/>
           </w:tcPr>
           <w:p>
+            <w:pPr>
+              <w:spacing w:after="0" w:line="240" w:lineRule="auto"/>
+            </w:pPr>
             <w:r>
               <w:rPr>
                 <w:b/>
+                <w:sz w:val="20"/>
               </w:rPr>
               <w:t>Title</w:t>
             </w:r>
@@ -4176,9 +3495,13 @@
             <w:tcW w:w="1504" w:type="dxa"/>
           </w:tcPr>
           <w:p>
+            <w:pPr>
+              <w:spacing w:after="0" w:line="240" w:lineRule="auto"/>
+            </w:pPr>
             <w:r>
               <w:rPr>
                 <w:b/>
+                <w:sz w:val="20"/>
               </w:rPr>
               <w:t>Year</w:t>
             </w:r>
@@ -4189,9 +3512,13 @@
             <w:tcW w:w="1504" w:type="dxa"/>
           </w:tcPr>
           <w:p>
+            <w:pPr>
+              <w:spacing w:after="0" w:line="240" w:lineRule="auto"/>
+            </w:pPr>
             <w:r>
               <w:rPr>
                 <w:b/>
+                <w:sz w:val="20"/>
               </w:rPr>
               <w:t>Ratings</w:t>
             </w:r>
@@ -4202,9 +3529,13 @@
             <w:tcW w:w="1504" w:type="dxa"/>
           </w:tcPr>
           <w:p>
+            <w:pPr>
+              <w:spacing w:after="0" w:line="240" w:lineRule="auto"/>
+            </w:pPr>
             <w:r>
               <w:rPr>
                 <w:b/>
+                <w:sz w:val="20"/>
               </w:rPr>
               <w:t>Avg rating</w:t>
             </w:r>
@@ -4215,9 +3546,13 @@
             <w:tcW w:w="1504" w:type="dxa"/>
           </w:tcPr>
           <w:p>
+            <w:pPr>
+              <w:spacing w:after="0" w:line="240" w:lineRule="auto"/>
+            </w:pPr>
             <w:r>
               <w:rPr>
                 <w:b/>
+                <w:sz w:val="20"/>
               </w:rPr>
               <w:t>Weighted rating</w:t>
             </w:r>
@@ -4230,7 +3565,13 @@
             <w:tcW w:w="1504" w:type="dxa"/>
           </w:tcPr>
           <w:p>
-            <w:r>
+            <w:pPr>
+              <w:spacing w:after="0" w:line="240" w:lineRule="auto"/>
+            </w:pPr>
+            <w:r>
+              <w:rPr>
+                <w:sz w:val="20"/>
+              </w:rPr>
               <w:t>1</w:t>
             </w:r>
           </w:p>
@@ -4240,7 +3581,13 @@
             <w:tcW w:w="1504" w:type="dxa"/>
           </w:tcPr>
           <w:p>
-            <w:r>
+            <w:pPr>
+              <w:spacing w:after="0" w:line="240" w:lineRule="auto"/>
+            </w:pPr>
+            <w:r>
+              <w:rPr>
+                <w:sz w:val="20"/>
+              </w:rPr>
               <w:t>Shawshank Redemption, The</w:t>
             </w:r>
           </w:p>
@@ -4250,7 +3597,13 @@
             <w:tcW w:w="1504" w:type="dxa"/>
           </w:tcPr>
           <w:p>
-            <w:r>
+            <w:pPr>
+              <w:spacing w:after="0" w:line="240" w:lineRule="auto"/>
+            </w:pPr>
+            <w:r>
+              <w:rPr>
+                <w:sz w:val="20"/>
+              </w:rPr>
               <w:t>1994</w:t>
             </w:r>
           </w:p>
@@ -4260,7 +3613,13 @@
             <w:tcW w:w="1504" w:type="dxa"/>
           </w:tcPr>
           <w:p>
-            <w:r>
+            <w:pPr>
+              <w:spacing w:after="0" w:line="240" w:lineRule="auto"/>
+            </w:pPr>
+            <w:r>
+              <w:rPr>
+                <w:sz w:val="20"/>
+              </w:rPr>
               <w:t>81,482</w:t>
             </w:r>
           </w:p>
@@ -4270,7 +3629,13 @@
             <w:tcW w:w="1504" w:type="dxa"/>
           </w:tcPr>
           <w:p>
-            <w:r>
+            <w:pPr>
+              <w:spacing w:after="0" w:line="240" w:lineRule="auto"/>
+            </w:pPr>
+            <w:r>
+              <w:rPr>
+                <w:sz w:val="20"/>
+              </w:rPr>
               <w:t>4.414</w:t>
             </w:r>
           </w:p>
@@ -4280,7 +3645,13 @@
             <w:tcW w:w="1504" w:type="dxa"/>
           </w:tcPr>
           <w:p>
-            <w:r>
+            <w:pPr>
+              <w:spacing w:after="0" w:line="240" w:lineRule="auto"/>
+            </w:pPr>
+            <w:r>
+              <w:rPr>
+                <w:sz w:val="20"/>
+              </w:rPr>
               <w:t>4.410</w:t>
             </w:r>
           </w:p>
@@ -4292,7 +3663,13 @@
             <w:tcW w:w="1504" w:type="dxa"/>
           </w:tcPr>
           <w:p>
-            <w:r>
+            <w:pPr>
+              <w:spacing w:after="0" w:line="240" w:lineRule="auto"/>
+            </w:pPr>
+            <w:r>
+              <w:rPr>
+                <w:sz w:val="20"/>
+              </w:rPr>
               <w:t>2</w:t>
             </w:r>
           </w:p>
@@ -4302,7 +3679,13 @@
             <w:tcW w:w="1504" w:type="dxa"/>
           </w:tcPr>
           <w:p>
-            <w:r>
+            <w:pPr>
+              <w:spacing w:after="0" w:line="240" w:lineRule="auto"/>
+            </w:pPr>
+            <w:r>
+              <w:rPr>
+                <w:sz w:val="20"/>
+              </w:rPr>
               <w:t>Godfather, The</w:t>
             </w:r>
           </w:p>
@@ -4312,7 +3695,13 @@
             <w:tcW w:w="1504" w:type="dxa"/>
           </w:tcPr>
           <w:p>
-            <w:r>
+            <w:pPr>
+              <w:spacing w:after="0" w:line="240" w:lineRule="auto"/>
+            </w:pPr>
+            <w:r>
+              <w:rPr>
+                <w:sz w:val="20"/>
+              </w:rPr>
               <w:t>1972</w:t>
             </w:r>
           </w:p>
@@ -4322,7 +3711,13 @@
             <w:tcW w:w="1504" w:type="dxa"/>
           </w:tcPr>
           <w:p>
-            <w:r>
+            <w:pPr>
+              <w:spacing w:after="0" w:line="240" w:lineRule="auto"/>
+            </w:pPr>
+            <w:r>
+              <w:rPr>
+                <w:sz w:val="20"/>
+              </w:rPr>
               <w:t>52,498</w:t>
             </w:r>
           </w:p>
@@ -4332,7 +3727,13 @@
             <w:tcW w:w="1504" w:type="dxa"/>
           </w:tcPr>
           <w:p>
-            <w:r>
+            <w:pPr>
+              <w:spacing w:after="0" w:line="240" w:lineRule="auto"/>
+            </w:pPr>
+            <w:r>
+              <w:rPr>
+                <w:sz w:val="20"/>
+              </w:rPr>
               <w:t>4.324</w:t>
             </w:r>
           </w:p>
@@ -4342,7 +3743,13 @@
             <w:tcW w:w="1504" w:type="dxa"/>
           </w:tcPr>
           <w:p>
-            <w:r>
+            <w:pPr>
+              <w:spacing w:after="0" w:line="240" w:lineRule="auto"/>
+            </w:pPr>
+            <w:r>
+              <w:rPr>
+                <w:sz w:val="20"/>
+              </w:rPr>
               <w:t>4.319</w:t>
             </w:r>
           </w:p>
@@ -4354,7 +3761,13 @@
             <w:tcW w:w="1504" w:type="dxa"/>
           </w:tcPr>
           <w:p>
-            <w:r>
+            <w:pPr>
+              <w:spacing w:after="0" w:line="240" w:lineRule="auto"/>
+            </w:pPr>
+            <w:r>
+              <w:rPr>
+                <w:sz w:val="20"/>
+              </w:rPr>
               <w:t>3</w:t>
             </w:r>
           </w:p>
@@ -4364,7 +3777,13 @@
             <w:tcW w:w="1504" w:type="dxa"/>
           </w:tcPr>
           <w:p>
-            <w:r>
+            <w:pPr>
+              <w:spacing w:after="0" w:line="240" w:lineRule="auto"/>
+            </w:pPr>
+            <w:r>
+              <w:rPr>
+                <w:sz w:val="20"/>
+              </w:rPr>
               <w:t>Godfather: Part II, The</w:t>
             </w:r>
           </w:p>
@@ -4374,7 +3793,13 @@
             <w:tcW w:w="1504" w:type="dxa"/>
           </w:tcPr>
           <w:p>
-            <w:r>
+            <w:pPr>
+              <w:spacing w:after="0" w:line="240" w:lineRule="auto"/>
+            </w:pPr>
+            <w:r>
+              <w:rPr>
+                <w:sz w:val="20"/>
+              </w:rPr>
               <w:t>1974</w:t>
             </w:r>
           </w:p>
@@ -4384,7 +3809,13 @@
             <w:tcW w:w="1504" w:type="dxa"/>
           </w:tcPr>
           <w:p>
-            <w:r>
+            <w:pPr>
+              <w:spacing w:after="0" w:line="240" w:lineRule="auto"/>
+            </w:pPr>
+            <w:r>
+              <w:rPr>
+                <w:sz w:val="20"/>
+              </w:rPr>
               <w:t>34,188</w:t>
             </w:r>
           </w:p>
@@ -4394,7 +3825,13 @@
             <w:tcW w:w="1504" w:type="dxa"/>
           </w:tcPr>
           <w:p>
-            <w:r>
+            <w:pPr>
+              <w:spacing w:after="0" w:line="240" w:lineRule="auto"/>
+            </w:pPr>
+            <w:r>
+              <w:rPr>
+                <w:sz w:val="20"/>
+              </w:rPr>
               <w:t>4.262</w:t>
             </w:r>
           </w:p>
@@ -4404,7 +3841,13 @@
             <w:tcW w:w="1504" w:type="dxa"/>
           </w:tcPr>
           <w:p>
-            <w:r>
+            <w:pPr>
+              <w:spacing w:after="0" w:line="240" w:lineRule="auto"/>
+            </w:pPr>
+            <w:r>
+              <w:rPr>
+                <w:sz w:val="20"/>
+              </w:rPr>
               <w:t>4.255</w:t>
             </w:r>
           </w:p>
@@ -4416,7 +3859,13 @@
             <w:tcW w:w="1504" w:type="dxa"/>
           </w:tcPr>
           <w:p>
-            <w:r>
+            <w:pPr>
+              <w:spacing w:after="0" w:line="240" w:lineRule="auto"/>
+            </w:pPr>
+            <w:r>
+              <w:rPr>
+                <w:sz w:val="20"/>
+              </w:rPr>
               <w:t>4</w:t>
             </w:r>
           </w:p>
@@ -4426,7 +3875,13 @@
             <w:tcW w:w="1504" w:type="dxa"/>
           </w:tcPr>
           <w:p>
-            <w:r>
+            <w:pPr>
+              <w:spacing w:after="0" w:line="240" w:lineRule="auto"/>
+            </w:pPr>
+            <w:r>
+              <w:rPr>
+                <w:sz w:val="20"/>
+              </w:rPr>
               <w:t>Schindler's List</w:t>
             </w:r>
           </w:p>
@@ -4436,7 +3891,13 @@
             <w:tcW w:w="1504" w:type="dxa"/>
           </w:tcPr>
           <w:p>
-            <w:r>
+            <w:pPr>
+              <w:spacing w:after="0" w:line="240" w:lineRule="auto"/>
+            </w:pPr>
+            <w:r>
+              <w:rPr>
+                <w:sz w:val="20"/>
+              </w:rPr>
               <w:t>1993</w:t>
             </w:r>
           </w:p>
@@ -4446,7 +3907,13 @@
             <w:tcW w:w="1504" w:type="dxa"/>
           </w:tcPr>
           <w:p>
-            <w:r>
+            <w:pPr>
+              <w:spacing w:after="0" w:line="240" w:lineRule="auto"/>
+            </w:pPr>
+            <w:r>
+              <w:rPr>
+                <w:sz w:val="20"/>
+              </w:rPr>
               <w:t>60,411</w:t>
             </w:r>
           </w:p>
@@ -4456,7 +3923,13 @@
             <w:tcW w:w="1504" w:type="dxa"/>
           </w:tcPr>
           <w:p>
-            <w:r>
+            <w:pPr>
+              <w:spacing w:after="0" w:line="240" w:lineRule="auto"/>
+            </w:pPr>
+            <w:r>
+              <w:rPr>
+                <w:sz w:val="20"/>
+              </w:rPr>
               <w:t>4.248</w:t>
             </w:r>
           </w:p>
@@ -4466,7 +3939,13 @@
             <w:tcW w:w="1504" w:type="dxa"/>
           </w:tcPr>
           <w:p>
-            <w:r>
+            <w:pPr>
+              <w:spacing w:after="0" w:line="240" w:lineRule="auto"/>
+            </w:pPr>
+            <w:r>
+              <w:rPr>
+                <w:sz w:val="20"/>
+              </w:rPr>
               <w:t>4.244</w:t>
             </w:r>
           </w:p>
@@ -4478,7 +3957,13 @@
             <w:tcW w:w="1504" w:type="dxa"/>
           </w:tcPr>
           <w:p>
-            <w:r>
+            <w:pPr>
+              <w:spacing w:after="0" w:line="240" w:lineRule="auto"/>
+            </w:pPr>
+            <w:r>
+              <w:rPr>
+                <w:sz w:val="20"/>
+              </w:rPr>
               <w:t>5</w:t>
             </w:r>
           </w:p>
@@ -4488,7 +3973,13 @@
             <w:tcW w:w="1504" w:type="dxa"/>
           </w:tcPr>
           <w:p>
-            <w:r>
+            <w:pPr>
+              <w:spacing w:after="0" w:line="240" w:lineRule="auto"/>
+            </w:pPr>
+            <w:r>
+              <w:rPr>
+                <w:sz w:val="20"/>
+              </w:rPr>
               <w:t>Seven Samurai (Shichinin no samurai)</w:t>
             </w:r>
           </w:p>
@@ -4498,7 +3989,13 @@
             <w:tcW w:w="1504" w:type="dxa"/>
           </w:tcPr>
           <w:p>
-            <w:r>
+            <w:pPr>
+              <w:spacing w:after="0" w:line="240" w:lineRule="auto"/>
+            </w:pPr>
+            <w:r>
+              <w:rPr>
+                <w:sz w:val="20"/>
+              </w:rPr>
               <w:t>1954</w:t>
             </w:r>
           </w:p>
@@ -4508,7 +4005,13 @@
             <w:tcW w:w="1504" w:type="dxa"/>
           </w:tcPr>
           <w:p>
-            <w:r>
+            <w:pPr>
+              <w:spacing w:after="0" w:line="240" w:lineRule="auto"/>
+            </w:pPr>
+            <w:r>
+              <w:rPr>
+                <w:sz w:val="20"/>
+              </w:rPr>
               <w:t>13,367</w:t>
             </w:r>
           </w:p>
@@ -4518,7 +4021,13 @@
             <w:tcW w:w="1504" w:type="dxa"/>
           </w:tcPr>
           <w:p>
-            <w:r>
+            <w:pPr>
+              <w:spacing w:after="0" w:line="240" w:lineRule="auto"/>
+            </w:pPr>
+            <w:r>
+              <w:rPr>
+                <w:sz w:val="20"/>
+              </w:rPr>
               <w:t>4.255</w:t>
             </w:r>
           </w:p>
@@ -4528,334 +4037,31 @@
             <w:tcW w:w="1504" w:type="dxa"/>
           </w:tcPr>
           <w:p>
-            <w:r>
+            <w:pPr>
+              <w:spacing w:after="0" w:line="240" w:lineRule="auto"/>
+            </w:pPr>
+            <w:r>
+              <w:rPr>
+                <w:sz w:val="20"/>
+              </w:rPr>
               <w:t>4.237</w:t>
-            </w:r>
-          </w:p>
-        </w:tc>
-      </w:tr>
-      <w:tr>
-        <w:tc>
-          <w:tcPr>
-            <w:tcW w:w="1504" w:type="dxa"/>
-          </w:tcPr>
-          <w:p>
-            <w:r>
-              <w:t>6</w:t>
-            </w:r>
-          </w:p>
-        </w:tc>
-        <w:tc>
-          <w:tcPr>
-            <w:tcW w:w="1504" w:type="dxa"/>
-          </w:tcPr>
-          <w:p>
-            <w:r>
-              <w:t>12 Angry Men</w:t>
-            </w:r>
-          </w:p>
-        </w:tc>
-        <w:tc>
-          <w:tcPr>
-            <w:tcW w:w="1504" w:type="dxa"/>
-          </w:tcPr>
-          <w:p>
-            <w:r>
-              <w:t>1957</w:t>
-            </w:r>
-          </w:p>
-        </w:tc>
-        <w:tc>
-          <w:tcPr>
-            <w:tcW w:w="1504" w:type="dxa"/>
-          </w:tcPr>
-          <w:p>
-            <w:r>
-              <w:t>16,569</w:t>
-            </w:r>
-          </w:p>
-        </w:tc>
-        <w:tc>
-          <w:tcPr>
-            <w:tcW w:w="1504" w:type="dxa"/>
-          </w:tcPr>
-          <w:p>
-            <w:r>
-              <w:t>4.243</w:t>
-            </w:r>
-          </w:p>
-        </w:tc>
-        <w:tc>
-          <w:tcPr>
-            <w:tcW w:w="1504" w:type="dxa"/>
-          </w:tcPr>
-          <w:p>
-            <w:r>
-              <w:t>4.229</w:t>
-            </w:r>
-          </w:p>
-        </w:tc>
-      </w:tr>
-      <w:tr>
-        <w:tc>
-          <w:tcPr>
-            <w:tcW w:w="1504" w:type="dxa"/>
-          </w:tcPr>
-          <w:p>
-            <w:r>
-              <w:t>7</w:t>
-            </w:r>
-          </w:p>
-        </w:tc>
-        <w:tc>
-          <w:tcPr>
-            <w:tcW w:w="1504" w:type="dxa"/>
-          </w:tcPr>
-          <w:p>
-            <w:r>
-              <w:t>Band of Brothers</w:t>
-            </w:r>
-          </w:p>
-        </w:tc>
-        <w:tc>
-          <w:tcPr>
-            <w:tcW w:w="1504" w:type="dxa"/>
-          </w:tcPr>
-          <w:p>
-            <w:r>
-              <w:t>2001</w:t>
-            </w:r>
-          </w:p>
-        </w:tc>
-        <w:tc>
-          <w:tcPr>
-            <w:tcW w:w="1504" w:type="dxa"/>
-          </w:tcPr>
-          <w:p>
-            <w:r>
-              <w:t>1,356</w:t>
-            </w:r>
-          </w:p>
-        </w:tc>
-        <w:tc>
-          <w:tcPr>
-            <w:tcW w:w="1504" w:type="dxa"/>
-          </w:tcPr>
-          <w:p>
-            <w:r>
-              <w:t>4.399</w:t>
-            </w:r>
-          </w:p>
-        </w:tc>
-        <w:tc>
-          <w:tcPr>
-            <w:tcW w:w="1504" w:type="dxa"/>
-          </w:tcPr>
-          <w:p>
-            <w:r>
-              <w:t>4.226</w:t>
-            </w:r>
-          </w:p>
-        </w:tc>
-      </w:tr>
-      <w:tr>
-        <w:tc>
-          <w:tcPr>
-            <w:tcW w:w="1504" w:type="dxa"/>
-          </w:tcPr>
-          <w:p>
-            <w:r>
-              <w:lastRenderedPageBreak/>
-              <w:t>8</w:t>
-            </w:r>
-          </w:p>
-        </w:tc>
-        <w:tc>
-          <w:tcPr>
-            <w:tcW w:w="1504" w:type="dxa"/>
-          </w:tcPr>
-          <w:p>
-            <w:r>
-              <w:t>Fight Club</w:t>
-            </w:r>
-          </w:p>
-        </w:tc>
-        <w:tc>
-          <w:tcPr>
-            <w:tcW w:w="1504" w:type="dxa"/>
-          </w:tcPr>
-          <w:p>
-            <w:r>
-              <w:t>1999</w:t>
-            </w:r>
-          </w:p>
-        </w:tc>
-        <w:tc>
-          <w:tcPr>
-            <w:tcW w:w="1504" w:type="dxa"/>
-          </w:tcPr>
-          <w:p>
-            <w:r>
-              <w:t>58,773</w:t>
-            </w:r>
-          </w:p>
-        </w:tc>
-        <w:tc>
-          <w:tcPr>
-            <w:tcW w:w="1504" w:type="dxa"/>
-          </w:tcPr>
-          <w:p>
-            <w:r>
-              <w:t>4.228</w:t>
-            </w:r>
-          </w:p>
-        </w:tc>
-        <w:tc>
-          <w:tcPr>
-            <w:tcW w:w="1504" w:type="dxa"/>
-          </w:tcPr>
-          <w:p>
-            <w:r>
-              <w:t>4.224</w:t>
-            </w:r>
-          </w:p>
-        </w:tc>
-      </w:tr>
-      <w:tr>
-        <w:tc>
-          <w:tcPr>
-            <w:tcW w:w="1504" w:type="dxa"/>
-          </w:tcPr>
-          <w:p>
-            <w:r>
-              <w:t>9</w:t>
-            </w:r>
-          </w:p>
-        </w:tc>
-        <w:tc>
-          <w:tcPr>
-            <w:tcW w:w="1504" w:type="dxa"/>
-          </w:tcPr>
-          <w:p>
-            <w:r>
-              <w:t>One Flew Over the Cuckoo's Nest</w:t>
-            </w:r>
-          </w:p>
-        </w:tc>
-        <w:tc>
-          <w:tcPr>
-            <w:tcW w:w="1504" w:type="dxa"/>
-          </w:tcPr>
-          <w:p>
-            <w:r>
-              <w:t>1975</w:t>
-            </w:r>
-          </w:p>
-        </w:tc>
-        <w:tc>
-          <w:tcPr>
-            <w:tcW w:w="1504" w:type="dxa"/>
-          </w:tcPr>
-          <w:p>
-            <w:r>
-              <w:t>36,058</w:t>
-            </w:r>
-          </w:p>
-        </w:tc>
-        <w:tc>
-          <w:tcPr>
-            <w:tcW w:w="1504" w:type="dxa"/>
-          </w:tcPr>
-          <w:p>
-            <w:r>
-              <w:t>4.219</w:t>
-            </w:r>
-          </w:p>
-        </w:tc>
-        <w:tc>
-          <w:tcPr>
-            <w:tcW w:w="1504" w:type="dxa"/>
-          </w:tcPr>
-          <w:p>
-            <w:r>
-              <w:t>4.213</w:t>
-            </w:r>
-          </w:p>
-        </w:tc>
-      </w:tr>
-      <w:tr>
-        <w:tc>
-          <w:tcPr>
-            <w:tcW w:w="1504" w:type="dxa"/>
-          </w:tcPr>
-          <w:p>
-            <w:r>
-              <w:t>10</w:t>
-            </w:r>
-          </w:p>
-        </w:tc>
-        <w:tc>
-          <w:tcPr>
-            <w:tcW w:w="1504" w:type="dxa"/>
-          </w:tcPr>
-          <w:p>
-            <w:r>
-              <w:t>Casablanca</w:t>
-            </w:r>
-          </w:p>
-        </w:tc>
-        <w:tc>
-          <w:tcPr>
-            <w:tcW w:w="1504" w:type="dxa"/>
-          </w:tcPr>
-          <w:p>
-            <w:r>
-              <w:t>1942</w:t>
-            </w:r>
-          </w:p>
-        </w:tc>
-        <w:tc>
-          <w:tcPr>
-            <w:tcW w:w="1504" w:type="dxa"/>
-          </w:tcPr>
-          <w:p>
-            <w:r>
-              <w:t>26,890</w:t>
-            </w:r>
-          </w:p>
-        </w:tc>
-        <w:tc>
-          <w:tcPr>
-            <w:tcW w:w="1504" w:type="dxa"/>
-          </w:tcPr>
-          <w:p>
-            <w:r>
-              <w:t>4.207</w:t>
-            </w:r>
-          </w:p>
-        </w:tc>
-        <w:tc>
-          <w:tcPr>
-            <w:tcW w:w="1504" w:type="dxa"/>
-          </w:tcPr>
-          <w:p>
-            <w:r>
-              <w:t>4.199</w:t>
             </w:r>
           </w:p>
         </w:tc>
       </w:tr>
     </w:tbl>
-    <w:p/>
+    <w:p>
+      <w:pPr>
+        <w:spacing w:after="0"/>
+      </w:pPr>
+    </w:p>
     <w:p>
       <w:pPr>
         <w:pStyle w:val="Heading2"/>
       </w:pPr>
-      <w:bookmarkStart w:id="16" w:name="_Toc242989517"/>
       <w:r>
         <w:t>5.2 Model evaluation</w:t>
       </w:r>
-      <w:bookmarkEnd w:id="16"/>
     </w:p>
     <w:tbl>
       <w:tblPr>
@@ -4882,9 +4088,13 @@
             <w:tcW w:w="3009" w:type="dxa"/>
           </w:tcPr>
           <w:p>
+            <w:pPr>
+              <w:spacing w:after="0" w:line="240" w:lineRule="auto"/>
+            </w:pPr>
             <w:r>
               <w:rPr>
                 <w:b/>
+                <w:sz w:val="20"/>
               </w:rPr>
               <w:t>Rank</w:t>
             </w:r>
@@ -4895,9 +4105,13 @@
             <w:tcW w:w="3009" w:type="dxa"/>
           </w:tcPr>
           <w:p>
+            <w:pPr>
+              <w:spacing w:after="0" w:line="240" w:lineRule="auto"/>
+            </w:pPr>
             <w:r>
               <w:rPr>
                 <w:b/>
+                <w:sz w:val="20"/>
               </w:rPr>
               <w:t>regParam</w:t>
             </w:r>
@@ -4908,9 +4122,13 @@
             <w:tcW w:w="3009" w:type="dxa"/>
           </w:tcPr>
           <w:p>
+            <w:pPr>
+              <w:spacing w:after="0" w:line="240" w:lineRule="auto"/>
+            </w:pPr>
             <w:r>
               <w:rPr>
                 <w:b/>
+                <w:sz w:val="20"/>
               </w:rPr>
               <w:t>validation RMSE</w:t>
             </w:r>
@@ -4923,7 +4141,13 @@
             <w:tcW w:w="3009" w:type="dxa"/>
           </w:tcPr>
           <w:p>
-            <w:r>
+            <w:pPr>
+              <w:spacing w:after="0" w:line="240" w:lineRule="auto"/>
+            </w:pPr>
+            <w:r>
+              <w:rPr>
+                <w:sz w:val="20"/>
+              </w:rPr>
               <w:t>10</w:t>
             </w:r>
           </w:p>
@@ -4933,7 +4157,13 @@
             <w:tcW w:w="3009" w:type="dxa"/>
           </w:tcPr>
           <w:p>
-            <w:r>
+            <w:pPr>
+              <w:spacing w:after="0" w:line="240" w:lineRule="auto"/>
+            </w:pPr>
+            <w:r>
+              <w:rPr>
+                <w:sz w:val="20"/>
+              </w:rPr>
               <w:t>0.050</w:t>
             </w:r>
           </w:p>
@@ -4943,7 +4173,13 @@
             <w:tcW w:w="3009" w:type="dxa"/>
           </w:tcPr>
           <w:p>
-            <w:r>
+            <w:pPr>
+              <w:spacing w:after="0" w:line="240" w:lineRule="auto"/>
+            </w:pPr>
+            <w:r>
+              <w:rPr>
+                <w:sz w:val="20"/>
+              </w:rPr>
               <w:t>0.800</w:t>
             </w:r>
           </w:p>
@@ -4955,7 +4191,13 @@
             <w:tcW w:w="3009" w:type="dxa"/>
           </w:tcPr>
           <w:p>
-            <w:r>
+            <w:pPr>
+              <w:spacing w:after="0" w:line="240" w:lineRule="auto"/>
+            </w:pPr>
+            <w:r>
+              <w:rPr>
+                <w:sz w:val="20"/>
+              </w:rPr>
               <w:t>10</w:t>
             </w:r>
           </w:p>
@@ -4965,7 +4207,13 @@
             <w:tcW w:w="3009" w:type="dxa"/>
           </w:tcPr>
           <w:p>
-            <w:r>
+            <w:pPr>
+              <w:spacing w:after="0" w:line="240" w:lineRule="auto"/>
+            </w:pPr>
+            <w:r>
+              <w:rPr>
+                <w:sz w:val="20"/>
+              </w:rPr>
               <w:t>0.100</w:t>
             </w:r>
           </w:p>
@@ -4975,7 +4223,13 @@
             <w:tcW w:w="3009" w:type="dxa"/>
           </w:tcPr>
           <w:p>
-            <w:r>
+            <w:pPr>
+              <w:spacing w:after="0" w:line="240" w:lineRule="auto"/>
+            </w:pPr>
+            <w:r>
+              <w:rPr>
+                <w:sz w:val="20"/>
+              </w:rPr>
               <w:t>0.814</w:t>
             </w:r>
           </w:p>
@@ -4987,7 +4241,13 @@
             <w:tcW w:w="3009" w:type="dxa"/>
           </w:tcPr>
           <w:p>
-            <w:r>
+            <w:pPr>
+              <w:spacing w:after="0" w:line="240" w:lineRule="auto"/>
+            </w:pPr>
+            <w:r>
+              <w:rPr>
+                <w:sz w:val="20"/>
+              </w:rPr>
               <w:t>20</w:t>
             </w:r>
           </w:p>
@@ -4997,7 +4257,13 @@
             <w:tcW w:w="3009" w:type="dxa"/>
           </w:tcPr>
           <w:p>
-            <w:r>
+            <w:pPr>
+              <w:spacing w:after="0" w:line="240" w:lineRule="auto"/>
+            </w:pPr>
+            <w:r>
+              <w:rPr>
+                <w:sz w:val="20"/>
+              </w:rPr>
               <w:t>0.050</w:t>
             </w:r>
           </w:p>
@@ -5007,7 +4273,13 @@
             <w:tcW w:w="3009" w:type="dxa"/>
           </w:tcPr>
           <w:p>
-            <w:r>
+            <w:pPr>
+              <w:spacing w:after="0" w:line="240" w:lineRule="auto"/>
+            </w:pPr>
+            <w:r>
+              <w:rPr>
+                <w:sz w:val="20"/>
+              </w:rPr>
               <w:t>0.791</w:t>
             </w:r>
           </w:p>
@@ -5019,7 +4291,13 @@
             <w:tcW w:w="3009" w:type="dxa"/>
           </w:tcPr>
           <w:p>
-            <w:r>
+            <w:pPr>
+              <w:spacing w:after="0" w:line="240" w:lineRule="auto"/>
+            </w:pPr>
+            <w:r>
+              <w:rPr>
+                <w:sz w:val="20"/>
+              </w:rPr>
               <w:t>20</w:t>
             </w:r>
           </w:p>
@@ -5029,7 +4307,13 @@
             <w:tcW w:w="3009" w:type="dxa"/>
           </w:tcPr>
           <w:p>
-            <w:r>
+            <w:pPr>
+              <w:spacing w:after="0" w:line="240" w:lineRule="auto"/>
+            </w:pPr>
+            <w:r>
+              <w:rPr>
+                <w:sz w:val="20"/>
+              </w:rPr>
               <w:t>0.100</w:t>
             </w:r>
           </w:p>
@@ -5039,14 +4323,24 @@
             <w:tcW w:w="3009" w:type="dxa"/>
           </w:tcPr>
           <w:p>
-            <w:r>
+            <w:pPr>
+              <w:spacing w:after="0" w:line="240" w:lineRule="auto"/>
+            </w:pPr>
+            <w:r>
+              <w:rPr>
+                <w:sz w:val="20"/>
+              </w:rPr>
               <w:t>0.811</w:t>
             </w:r>
           </w:p>
         </w:tc>
       </w:tr>
     </w:tbl>
-    <w:p/>
+    <w:p>
+      <w:pPr>
+        <w:spacing w:after="0"/>
+      </w:pPr>
+    </w:p>
     <w:p>
       <w:pPr>
         <w:jc w:val="center"/>
@@ -5055,9 +4349,10 @@
         <w:rPr>
           <w:noProof/>
         </w:rPr>
+        <w:lastRenderedPageBreak/>
         <w:drawing>
-          <wp:inline distT="0" distB="0" distL="0" distR="0" wp14:anchorId="12A60FD8" wp14:editId="07BA9FEC">
-            <wp:extent cx="5669280" cy="2753650"/>
+          <wp:inline distT="0" distB="0" distL="0" distR="0" wp14:anchorId="38B71473" wp14:editId="62984815">
+            <wp:extent cx="4389120" cy="1692946"/>
             <wp:effectExtent l="0" t="0" r="0" b="0"/>
             <wp:docPr id="973663804" name="Picture 973663804"/>
             <wp:cNvGraphicFramePr>
@@ -5079,7 +4374,7 @@
                   <pic:spPr>
                     <a:xfrm>
                       <a:off x="0" y="0"/>
-                      <a:ext cx="5669280" cy="2753650"/>
+                      <a:ext cx="4389120" cy="1692946"/>
                     </a:xfrm>
                     <a:prstGeom prst="rect">
                       <a:avLst/>
@@ -5097,11 +4392,11 @@
         <w:pStyle w:val="Caption"/>
         <w:jc w:val="center"/>
       </w:pPr>
-      <w:bookmarkStart w:id="17" w:name="_Toc242989527"/>
+      <w:bookmarkStart w:id="9" w:name="_Toc242989757"/>
       <w:r>
         <w:t>Figure 4: ALS hyper-parameter search</w:t>
       </w:r>
-      <w:bookmarkEnd w:id="17"/>
+      <w:bookmarkEnd w:id="9"/>
     </w:p>
     <w:tbl>
       <w:tblPr>
@@ -5127,9 +4422,13 @@
             <w:tcW w:w="4513" w:type="dxa"/>
           </w:tcPr>
           <w:p>
+            <w:pPr>
+              <w:spacing w:after="0" w:line="240" w:lineRule="auto"/>
+            </w:pPr>
             <w:r>
               <w:rPr>
                 <w:b/>
+                <w:sz w:val="20"/>
               </w:rPr>
               <w:t>Metric</w:t>
             </w:r>
@@ -5140,9 +4439,13 @@
             <w:tcW w:w="4513" w:type="dxa"/>
           </w:tcPr>
           <w:p>
+            <w:pPr>
+              <w:spacing w:after="0" w:line="240" w:lineRule="auto"/>
+            </w:pPr>
             <w:r>
               <w:rPr>
                 <w:b/>
+                <w:sz w:val="20"/>
               </w:rPr>
               <w:t>Value</w:t>
             </w:r>
@@ -5155,7 +4458,13 @@
             <w:tcW w:w="4513" w:type="dxa"/>
           </w:tcPr>
           <w:p>
-            <w:r>
+            <w:pPr>
+              <w:spacing w:after="0" w:line="240" w:lineRule="auto"/>
+            </w:pPr>
+            <w:r>
+              <w:rPr>
+                <w:sz w:val="20"/>
+              </w:rPr>
               <w:t>Best parameters</w:t>
             </w:r>
           </w:p>
@@ -5165,7 +4474,13 @@
             <w:tcW w:w="4513" w:type="dxa"/>
           </w:tcPr>
           <w:p>
-            <w:r>
+            <w:pPr>
+              <w:spacing w:after="0" w:line="240" w:lineRule="auto"/>
+            </w:pPr>
+            <w:r>
+              <w:rPr>
+                <w:sz w:val="20"/>
+              </w:rPr>
               <w:t>rank=20, regParam=0.05</w:t>
             </w:r>
           </w:p>
@@ -5177,7 +4492,13 @@
             <w:tcW w:w="4513" w:type="dxa"/>
           </w:tcPr>
           <w:p>
-            <w:r>
+            <w:pPr>
+              <w:spacing w:after="0" w:line="240" w:lineRule="auto"/>
+            </w:pPr>
+            <w:r>
+              <w:rPr>
+                <w:sz w:val="20"/>
+              </w:rPr>
               <w:t>Train / Val / Test rows</w:t>
             </w:r>
           </w:p>
@@ -5187,7 +4508,13 @@
             <w:tcW w:w="4513" w:type="dxa"/>
           </w:tcPr>
           <w:p>
-            <w:r>
+            <w:pPr>
+              <w:spacing w:after="0" w:line="240" w:lineRule="auto"/>
+            </w:pPr>
+            <w:r>
+              <w:rPr>
+                <w:sz w:val="20"/>
+              </w:rPr>
               <w:t>17,252,352 / 2,462,699 / 4,929,877</w:t>
             </w:r>
           </w:p>
@@ -5199,7 +4526,13 @@
             <w:tcW w:w="4513" w:type="dxa"/>
           </w:tcPr>
           <w:p>
-            <w:r>
+            <w:pPr>
+              <w:spacing w:after="0" w:line="240" w:lineRule="auto"/>
+            </w:pPr>
+            <w:r>
+              <w:rPr>
+                <w:sz w:val="20"/>
+              </w:rPr>
               <w:t>Test RMSE (ALS)</w:t>
             </w:r>
           </w:p>
@@ -5209,7 +4542,13 @@
             <w:tcW w:w="4513" w:type="dxa"/>
           </w:tcPr>
           <w:p>
-            <w:r>
+            <w:pPr>
+              <w:spacing w:after="0" w:line="240" w:lineRule="auto"/>
+            </w:pPr>
+            <w:r>
+              <w:rPr>
+                <w:sz w:val="20"/>
+              </w:rPr>
               <w:t>0.787</w:t>
             </w:r>
           </w:p>
@@ -5221,7 +4560,13 @@
             <w:tcW w:w="4513" w:type="dxa"/>
           </w:tcPr>
           <w:p>
-            <w:r>
+            <w:pPr>
+              <w:spacing w:after="0" w:line="240" w:lineRule="auto"/>
+            </w:pPr>
+            <w:r>
+              <w:rPr>
+                <w:sz w:val="20"/>
+              </w:rPr>
               <w:t>Test RMSE (global-mean baseline)</w:t>
             </w:r>
           </w:p>
@@ -5231,7 +4576,13 @@
             <w:tcW w:w="4513" w:type="dxa"/>
           </w:tcPr>
           <w:p>
-            <w:r>
+            <w:pPr>
+              <w:spacing w:after="0" w:line="240" w:lineRule="auto"/>
+            </w:pPr>
+            <w:r>
+              <w:rPr>
+                <w:sz w:val="20"/>
+              </w:rPr>
               <w:t>1.058</w:t>
             </w:r>
           </w:p>
@@ -5243,7 +4594,13 @@
             <w:tcW w:w="4513" w:type="dxa"/>
           </w:tcPr>
           <w:p>
-            <w:r>
+            <w:pPr>
+              <w:spacing w:after="0" w:line="240" w:lineRule="auto"/>
+            </w:pPr>
+            <w:r>
+              <w:rPr>
+                <w:sz w:val="20"/>
+              </w:rPr>
               <w:t>Test MAE</w:t>
             </w:r>
           </w:p>
@@ -5253,7 +4610,13 @@
             <w:tcW w:w="4513" w:type="dxa"/>
           </w:tcPr>
           <w:p>
-            <w:r>
+            <w:pPr>
+              <w:spacing w:after="0" w:line="240" w:lineRule="auto"/>
+            </w:pPr>
+            <w:r>
+              <w:rPr>
+                <w:sz w:val="20"/>
+              </w:rPr>
               <w:t>0.609</w:t>
             </w:r>
           </w:p>
@@ -5265,8 +4628,13 @@
             <w:tcW w:w="4513" w:type="dxa"/>
           </w:tcPr>
           <w:p>
-            <w:r>
-              <w:lastRenderedPageBreak/>
+            <w:pPr>
+              <w:spacing w:after="0" w:line="240" w:lineRule="auto"/>
+            </w:pPr>
+            <w:r>
+              <w:rPr>
+                <w:sz w:val="20"/>
+              </w:rPr>
               <w:t>Precision@10</w:t>
             </w:r>
           </w:p>
@@ -5276,7 +4644,13 @@
             <w:tcW w:w="4513" w:type="dxa"/>
           </w:tcPr>
           <w:p>
-            <w:r>
+            <w:pPr>
+              <w:spacing w:after="0" w:line="240" w:lineRule="auto"/>
+            </w:pPr>
+            <w:r>
+              <w:rPr>
+                <w:sz w:val="20"/>
+              </w:rPr>
               <w:t>0.024</w:t>
             </w:r>
           </w:p>
@@ -5288,7 +4662,13 @@
             <w:tcW w:w="4513" w:type="dxa"/>
           </w:tcPr>
           <w:p>
-            <w:r>
+            <w:pPr>
+              <w:spacing w:after="0" w:line="240" w:lineRule="auto"/>
+            </w:pPr>
+            <w:r>
+              <w:rPr>
+                <w:sz w:val="20"/>
+              </w:rPr>
               <w:t>NDCG@10</w:t>
             </w:r>
           </w:p>
@@ -5298,14 +4678,24 @@
             <w:tcW w:w="4513" w:type="dxa"/>
           </w:tcPr>
           <w:p>
-            <w:r>
+            <w:pPr>
+              <w:spacing w:after="0" w:line="240" w:lineRule="auto"/>
+            </w:pPr>
+            <w:r>
+              <w:rPr>
+                <w:sz w:val="20"/>
+              </w:rPr>
               <w:t>0.031</w:t>
             </w:r>
           </w:p>
         </w:tc>
       </w:tr>
     </w:tbl>
-    <w:p/>
+    <w:p>
+      <w:pPr>
+        <w:spacing w:after="0"/>
+      </w:pPr>
+    </w:p>
     <w:p>
       <w:r>
         <w:t>ALS reduces RMSE by 25.6% relative to always predicting the global mean, i.e. on average its predictions are within ~0.61 stars of the true rating. Ranking metrics are low in absolute terms, which is expected for top-10 retrieval from tens of thousands of movies when only held-out test ratings count as relevant; they serve as a baseline for future improvements.</w:t>
@@ -5320,8 +4710,8 @@
           <w:noProof/>
         </w:rPr>
         <w:drawing>
-          <wp:inline distT="0" distB="0" distL="0" distR="0" wp14:anchorId="1D95DB08" wp14:editId="19008186">
-            <wp:extent cx="5669280" cy="4251960"/>
+          <wp:inline distT="0" distB="0" distL="0" distR="0" wp14:anchorId="07123256" wp14:editId="6021C583">
+            <wp:extent cx="4389120" cy="3291840"/>
             <wp:effectExtent l="0" t="0" r="0" b="0"/>
             <wp:docPr id="973663805" name="Picture 973663805"/>
             <wp:cNvGraphicFramePr>
@@ -5343,7 +4733,7 @@
                   <pic:spPr>
                     <a:xfrm>
                       <a:off x="0" y="0"/>
-                      <a:ext cx="5669280" cy="4251960"/>
+                      <a:ext cx="4389120" cy="3291840"/>
                     </a:xfrm>
                     <a:prstGeom prst="rect">
                       <a:avLst/>
@@ -5361,21 +4751,19 @@
         <w:pStyle w:val="Caption"/>
         <w:jc w:val="center"/>
       </w:pPr>
-      <w:bookmarkStart w:id="18" w:name="_Toc242989528"/>
+      <w:bookmarkStart w:id="10" w:name="_Toc242989758"/>
       <w:r>
         <w:t>Figure 5: Predicted vs actual ratings on the test split</w:t>
       </w:r>
-      <w:bookmarkEnd w:id="18"/>
+      <w:bookmarkEnd w:id="10"/>
     </w:p>
     <w:p>
       <w:pPr>
         <w:pStyle w:val="Heading2"/>
       </w:pPr>
-      <w:bookmarkStart w:id="19" w:name="_Toc242989518"/>
       <w:r>
         <w:t>5.3 Sample recommendations</w:t>
       </w:r>
-      <w:bookmarkEnd w:id="19"/>
     </w:p>
     <w:p>
       <w:r>
@@ -5406,9 +4794,13 @@
             <w:tcW w:w="4513" w:type="dxa"/>
           </w:tcPr>
           <w:p>
+            <w:pPr>
+              <w:spacing w:after="0" w:line="240" w:lineRule="auto"/>
+            </w:pPr>
             <w:r>
               <w:rPr>
                 <w:b/>
+                <w:sz w:val="20"/>
               </w:rPr>
               <w:t>Title</w:t>
             </w:r>
@@ -5419,9 +4811,13 @@
             <w:tcW w:w="4513" w:type="dxa"/>
           </w:tcPr>
           <w:p>
+            <w:pPr>
+              <w:spacing w:after="0" w:line="240" w:lineRule="auto"/>
+            </w:pPr>
             <w:r>
               <w:rPr>
                 <w:b/>
+                <w:sz w:val="20"/>
               </w:rPr>
               <w:t>Rating</w:t>
             </w:r>
@@ -5434,7 +4830,13 @@
             <w:tcW w:w="4513" w:type="dxa"/>
           </w:tcPr>
           <w:p>
-            <w:r>
+            <w:pPr>
+              <w:spacing w:after="0" w:line="240" w:lineRule="auto"/>
+            </w:pPr>
+            <w:r>
+              <w:rPr>
+                <w:sz w:val="20"/>
+              </w:rPr>
               <w:t>Paths of Glory</w:t>
             </w:r>
           </w:p>
@@ -5444,7 +4846,13 @@
             <w:tcW w:w="4513" w:type="dxa"/>
           </w:tcPr>
           <w:p>
-            <w:r>
+            <w:pPr>
+              <w:spacing w:after="0" w:line="240" w:lineRule="auto"/>
+            </w:pPr>
+            <w:r>
+              <w:rPr>
+                <w:sz w:val="20"/>
+              </w:rPr>
               <w:t>5.000</w:t>
             </w:r>
           </w:p>
@@ -5456,7 +4864,14 @@
             <w:tcW w:w="4513" w:type="dxa"/>
           </w:tcPr>
           <w:p>
-            <w:r>
+            <w:pPr>
+              <w:spacing w:after="0" w:line="240" w:lineRule="auto"/>
+            </w:pPr>
+            <w:r>
+              <w:rPr>
+                <w:sz w:val="20"/>
+              </w:rPr>
+              <w:lastRenderedPageBreak/>
               <w:t>Good, the Bad and the Ugly, The (Buono, il brutto, il cattivo, Il)</w:t>
             </w:r>
           </w:p>
@@ -5466,7 +4881,13 @@
             <w:tcW w:w="4513" w:type="dxa"/>
           </w:tcPr>
           <w:p>
-            <w:r>
+            <w:pPr>
+              <w:spacing w:after="0" w:line="240" w:lineRule="auto"/>
+            </w:pPr>
+            <w:r>
+              <w:rPr>
+                <w:sz w:val="20"/>
+              </w:rPr>
               <w:t>5.000</w:t>
             </w:r>
           </w:p>
@@ -5478,7 +4899,13 @@
             <w:tcW w:w="4513" w:type="dxa"/>
           </w:tcPr>
           <w:p>
-            <w:r>
+            <w:pPr>
+              <w:spacing w:after="0" w:line="240" w:lineRule="auto"/>
+            </w:pPr>
+            <w:r>
+              <w:rPr>
+                <w:sz w:val="20"/>
+              </w:rPr>
               <w:t>Chinatown</w:t>
             </w:r>
           </w:p>
@@ -5488,7 +4915,13 @@
             <w:tcW w:w="4513" w:type="dxa"/>
           </w:tcPr>
           <w:p>
-            <w:r>
+            <w:pPr>
+              <w:spacing w:after="0" w:line="240" w:lineRule="auto"/>
+            </w:pPr>
+            <w:r>
+              <w:rPr>
+                <w:sz w:val="20"/>
+              </w:rPr>
               <w:t>5.000</w:t>
             </w:r>
           </w:p>
@@ -5500,7 +4933,13 @@
             <w:tcW w:w="4513" w:type="dxa"/>
           </w:tcPr>
           <w:p>
-            <w:r>
+            <w:pPr>
+              <w:spacing w:after="0" w:line="240" w:lineRule="auto"/>
+            </w:pPr>
+            <w:r>
+              <w:rPr>
+                <w:sz w:val="20"/>
+              </w:rPr>
               <w:t>Life Is Beautiful (La Vita è bella)</w:t>
             </w:r>
           </w:p>
@@ -5510,7 +4949,13 @@
             <w:tcW w:w="4513" w:type="dxa"/>
           </w:tcPr>
           <w:p>
-            <w:r>
+            <w:pPr>
+              <w:spacing w:after="0" w:line="240" w:lineRule="auto"/>
+            </w:pPr>
+            <w:r>
+              <w:rPr>
+                <w:sz w:val="20"/>
+              </w:rPr>
               <w:t>5.000</w:t>
             </w:r>
           </w:p>
@@ -5522,7 +4967,13 @@
             <w:tcW w:w="4513" w:type="dxa"/>
           </w:tcPr>
           <w:p>
-            <w:r>
+            <w:pPr>
+              <w:spacing w:after="0" w:line="240" w:lineRule="auto"/>
+            </w:pPr>
+            <w:r>
+              <w:rPr>
+                <w:sz w:val="20"/>
+              </w:rPr>
               <w:t>Seven Samurai (Shichinin no samurai)</w:t>
             </w:r>
           </w:p>
@@ -5532,14 +4983,24 @@
             <w:tcW w:w="4513" w:type="dxa"/>
           </w:tcPr>
           <w:p>
-            <w:r>
+            <w:pPr>
+              <w:spacing w:after="0" w:line="240" w:lineRule="auto"/>
+            </w:pPr>
+            <w:r>
+              <w:rPr>
+                <w:sz w:val="20"/>
+              </w:rPr>
               <w:t>5.000</w:t>
             </w:r>
           </w:p>
         </w:tc>
       </w:tr>
     </w:tbl>
-    <w:p/>
+    <w:p>
+      <w:pPr>
+        <w:spacing w:after="0"/>
+      </w:pPr>
+    </w:p>
     <w:p>
       <w:r>
         <w:t>User 148 – Top-10 recommendations (unseen):</w:t>
@@ -5571,9 +5032,13 @@
             <w:tcW w:w="2256" w:type="dxa"/>
           </w:tcPr>
           <w:p>
+            <w:pPr>
+              <w:spacing w:after="0" w:line="240" w:lineRule="auto"/>
+            </w:pPr>
             <w:r>
               <w:rPr>
                 <w:b/>
+                <w:sz w:val="20"/>
               </w:rPr>
               <w:t>Rank</w:t>
             </w:r>
@@ -5584,9 +5049,13 @@
             <w:tcW w:w="2256" w:type="dxa"/>
           </w:tcPr>
           <w:p>
+            <w:pPr>
+              <w:spacing w:after="0" w:line="240" w:lineRule="auto"/>
+            </w:pPr>
             <w:r>
               <w:rPr>
                 <w:b/>
+                <w:sz w:val="20"/>
               </w:rPr>
               <w:t>Title</w:t>
             </w:r>
@@ -5597,9 +5066,13 @@
             <w:tcW w:w="2256" w:type="dxa"/>
           </w:tcPr>
           <w:p>
+            <w:pPr>
+              <w:spacing w:after="0" w:line="240" w:lineRule="auto"/>
+            </w:pPr>
             <w:r>
               <w:rPr>
                 <w:b/>
+                <w:sz w:val="20"/>
               </w:rPr>
               <w:t>Year</w:t>
             </w:r>
@@ -5610,9 +5083,13 @@
             <w:tcW w:w="2256" w:type="dxa"/>
           </w:tcPr>
           <w:p>
+            <w:pPr>
+              <w:spacing w:after="0" w:line="240" w:lineRule="auto"/>
+            </w:pPr>
             <w:r>
               <w:rPr>
                 <w:b/>
+                <w:sz w:val="20"/>
               </w:rPr>
               <w:t>Predicted rating</w:t>
             </w:r>
@@ -5625,7 +5102,13 @@
             <w:tcW w:w="2256" w:type="dxa"/>
           </w:tcPr>
           <w:p>
-            <w:r>
+            <w:pPr>
+              <w:spacing w:after="0" w:line="240" w:lineRule="auto"/>
+            </w:pPr>
+            <w:r>
+              <w:rPr>
+                <w:sz w:val="20"/>
+              </w:rPr>
               <w:t>1</w:t>
             </w:r>
           </w:p>
@@ -5635,7 +5118,13 @@
             <w:tcW w:w="2256" w:type="dxa"/>
           </w:tcPr>
           <w:p>
-            <w:r>
+            <w:pPr>
+              <w:spacing w:after="0" w:line="240" w:lineRule="auto"/>
+            </w:pPr>
+            <w:r>
+              <w:rPr>
+                <w:sz w:val="20"/>
+              </w:rPr>
               <w:t>Planet Earth II</w:t>
             </w:r>
           </w:p>
@@ -5645,7 +5134,13 @@
             <w:tcW w:w="2256" w:type="dxa"/>
           </w:tcPr>
           <w:p>
-            <w:r>
+            <w:pPr>
+              <w:spacing w:after="0" w:line="240" w:lineRule="auto"/>
+            </w:pPr>
+            <w:r>
+              <w:rPr>
+                <w:sz w:val="20"/>
+              </w:rPr>
               <w:t>2016</w:t>
             </w:r>
           </w:p>
@@ -5655,7 +5150,13 @@
             <w:tcW w:w="2256" w:type="dxa"/>
           </w:tcPr>
           <w:p>
-            <w:r>
+            <w:pPr>
+              <w:spacing w:after="0" w:line="240" w:lineRule="auto"/>
+            </w:pPr>
+            <w:r>
+              <w:rPr>
+                <w:sz w:val="20"/>
+              </w:rPr>
               <w:t>4.540</w:t>
             </w:r>
           </w:p>
@@ -5667,7 +5168,13 @@
             <w:tcW w:w="2256" w:type="dxa"/>
           </w:tcPr>
           <w:p>
-            <w:r>
+            <w:pPr>
+              <w:spacing w:after="0" w:line="240" w:lineRule="auto"/>
+            </w:pPr>
+            <w:r>
+              <w:rPr>
+                <w:sz w:val="20"/>
+              </w:rPr>
               <w:t>2</w:t>
             </w:r>
           </w:p>
@@ -5677,7 +5184,13 @@
             <w:tcW w:w="2256" w:type="dxa"/>
           </w:tcPr>
           <w:p>
-            <w:r>
+            <w:pPr>
+              <w:spacing w:after="0" w:line="240" w:lineRule="auto"/>
+            </w:pPr>
+            <w:r>
+              <w:rPr>
+                <w:sz w:val="20"/>
+              </w:rPr>
               <w:t>Planet Earth</w:t>
             </w:r>
           </w:p>
@@ -5687,7 +5200,13 @@
             <w:tcW w:w="2256" w:type="dxa"/>
           </w:tcPr>
           <w:p>
-            <w:r>
+            <w:pPr>
+              <w:spacing w:after="0" w:line="240" w:lineRule="auto"/>
+            </w:pPr>
+            <w:r>
+              <w:rPr>
+                <w:sz w:val="20"/>
+              </w:rPr>
               <w:t>2006</w:t>
             </w:r>
           </w:p>
@@ -5697,7 +5216,13 @@
             <w:tcW w:w="2256" w:type="dxa"/>
           </w:tcPr>
           <w:p>
-            <w:r>
+            <w:pPr>
+              <w:spacing w:after="0" w:line="240" w:lineRule="auto"/>
+            </w:pPr>
+            <w:r>
+              <w:rPr>
+                <w:sz w:val="20"/>
+              </w:rPr>
               <w:t>4.533</w:t>
             </w:r>
           </w:p>
@@ -5709,7 +5234,13 @@
             <w:tcW w:w="2256" w:type="dxa"/>
           </w:tcPr>
           <w:p>
-            <w:r>
+            <w:pPr>
+              <w:spacing w:after="0" w:line="240" w:lineRule="auto"/>
+            </w:pPr>
+            <w:r>
+              <w:rPr>
+                <w:sz w:val="20"/>
+              </w:rPr>
               <w:t>3</w:t>
             </w:r>
           </w:p>
@@ -5719,7 +5250,13 @@
             <w:tcW w:w="2256" w:type="dxa"/>
           </w:tcPr>
           <w:p>
-            <w:r>
+            <w:pPr>
+              <w:spacing w:after="0" w:line="240" w:lineRule="auto"/>
+            </w:pPr>
+            <w:r>
+              <w:rPr>
+                <w:sz w:val="20"/>
+              </w:rPr>
               <w:t>Band of Brothers</w:t>
             </w:r>
           </w:p>
@@ -5729,7 +5266,13 @@
             <w:tcW w:w="2256" w:type="dxa"/>
           </w:tcPr>
           <w:p>
-            <w:r>
+            <w:pPr>
+              <w:spacing w:after="0" w:line="240" w:lineRule="auto"/>
+            </w:pPr>
+            <w:r>
+              <w:rPr>
+                <w:sz w:val="20"/>
+              </w:rPr>
               <w:t>2001</w:t>
             </w:r>
           </w:p>
@@ -5739,7 +5282,13 @@
             <w:tcW w:w="2256" w:type="dxa"/>
           </w:tcPr>
           <w:p>
-            <w:r>
+            <w:pPr>
+              <w:spacing w:after="0" w:line="240" w:lineRule="auto"/>
+            </w:pPr>
+            <w:r>
+              <w:rPr>
+                <w:sz w:val="20"/>
+              </w:rPr>
               <w:t>4.487</w:t>
             </w:r>
           </w:p>
@@ -5751,7 +5300,13 @@
             <w:tcW w:w="2256" w:type="dxa"/>
           </w:tcPr>
           <w:p>
-            <w:r>
+            <w:pPr>
+              <w:spacing w:after="0" w:line="240" w:lineRule="auto"/>
+            </w:pPr>
+            <w:r>
+              <w:rPr>
+                <w:sz w:val="20"/>
+              </w:rPr>
               <w:t>4</w:t>
             </w:r>
           </w:p>
@@ -5761,7 +5316,13 @@
             <w:tcW w:w="2256" w:type="dxa"/>
           </w:tcPr>
           <w:p>
-            <w:r>
+            <w:pPr>
+              <w:spacing w:after="0" w:line="240" w:lineRule="auto"/>
+            </w:pPr>
+            <w:r>
+              <w:rPr>
+                <w:sz w:val="20"/>
+              </w:rPr>
               <w:t>In the blue sea, in the white foam.</w:t>
             </w:r>
           </w:p>
@@ -5771,7 +5332,13 @@
             <w:tcW w:w="2256" w:type="dxa"/>
           </w:tcPr>
           <w:p>
-            <w:r>
+            <w:pPr>
+              <w:spacing w:after="0" w:line="240" w:lineRule="auto"/>
+            </w:pPr>
+            <w:r>
+              <w:rPr>
+                <w:sz w:val="20"/>
+              </w:rPr>
               <w:t>1984</w:t>
             </w:r>
           </w:p>
@@ -5781,7 +5348,13 @@
             <w:tcW w:w="2256" w:type="dxa"/>
           </w:tcPr>
           <w:p>
-            <w:r>
+            <w:pPr>
+              <w:spacing w:after="0" w:line="240" w:lineRule="auto"/>
+            </w:pPr>
+            <w:r>
+              <w:rPr>
+                <w:sz w:val="20"/>
+              </w:rPr>
               <w:t>4.475</w:t>
             </w:r>
           </w:p>
@@ -5793,7 +5366,13 @@
             <w:tcW w:w="2256" w:type="dxa"/>
           </w:tcPr>
           <w:p>
-            <w:r>
+            <w:pPr>
+              <w:spacing w:after="0" w:line="240" w:lineRule="auto"/>
+            </w:pPr>
+            <w:r>
+              <w:rPr>
+                <w:sz w:val="20"/>
+              </w:rPr>
               <w:t>5</w:t>
             </w:r>
           </w:p>
@@ -5803,7 +5382,13 @@
             <w:tcW w:w="2256" w:type="dxa"/>
           </w:tcPr>
           <w:p>
-            <w:r>
+            <w:pPr>
+              <w:spacing w:after="0" w:line="240" w:lineRule="auto"/>
+            </w:pPr>
+            <w:r>
+              <w:rPr>
+                <w:sz w:val="20"/>
+              </w:rPr>
               <w:t>Life</w:t>
             </w:r>
           </w:p>
@@ -5813,7 +5398,13 @@
             <w:tcW w:w="2256" w:type="dxa"/>
           </w:tcPr>
           <w:p>
-            <w:r>
+            <w:pPr>
+              <w:spacing w:after="0" w:line="240" w:lineRule="auto"/>
+            </w:pPr>
+            <w:r>
+              <w:rPr>
+                <w:sz w:val="20"/>
+              </w:rPr>
               <w:t>2009</w:t>
             </w:r>
           </w:p>
@@ -5823,7 +5414,13 @@
             <w:tcW w:w="2256" w:type="dxa"/>
           </w:tcPr>
           <w:p>
-            <w:r>
+            <w:pPr>
+              <w:spacing w:after="0" w:line="240" w:lineRule="auto"/>
+            </w:pPr>
+            <w:r>
+              <w:rPr>
+                <w:sz w:val="20"/>
+              </w:rPr>
               <w:t>4.437</w:t>
             </w:r>
           </w:p>
@@ -5835,7 +5432,13 @@
             <w:tcW w:w="2256" w:type="dxa"/>
           </w:tcPr>
           <w:p>
-            <w:r>
+            <w:pPr>
+              <w:spacing w:after="0" w:line="240" w:lineRule="auto"/>
+            </w:pPr>
+            <w:r>
+              <w:rPr>
+                <w:sz w:val="20"/>
+              </w:rPr>
               <w:t>6</w:t>
             </w:r>
           </w:p>
@@ -5845,7 +5448,13 @@
             <w:tcW w:w="2256" w:type="dxa"/>
           </w:tcPr>
           <w:p>
-            <w:r>
+            <w:pPr>
+              <w:spacing w:after="0" w:line="240" w:lineRule="auto"/>
+            </w:pPr>
+            <w:r>
+              <w:rPr>
+                <w:sz w:val="20"/>
+              </w:rPr>
               <w:t>Cosmos</w:t>
             </w:r>
           </w:p>
@@ -5855,7 +5464,13 @@
             <w:tcW w:w="2256" w:type="dxa"/>
           </w:tcPr>
           <w:p>
-            <w:r>
+            <w:pPr>
+              <w:spacing w:after="0" w:line="240" w:lineRule="auto"/>
+            </w:pPr>
+            <w:r>
+              <w:rPr>
+                <w:sz w:val="20"/>
+              </w:rPr>
               <w:t>–</w:t>
             </w:r>
           </w:p>
@@ -5865,7 +5480,13 @@
             <w:tcW w:w="2256" w:type="dxa"/>
           </w:tcPr>
           <w:p>
-            <w:r>
+            <w:pPr>
+              <w:spacing w:after="0" w:line="240" w:lineRule="auto"/>
+            </w:pPr>
+            <w:r>
+              <w:rPr>
+                <w:sz w:val="20"/>
+              </w:rPr>
               <w:t>4.426</w:t>
             </w:r>
           </w:p>
@@ -5877,7 +5498,13 @@
             <w:tcW w:w="2256" w:type="dxa"/>
           </w:tcPr>
           <w:p>
-            <w:r>
+            <w:pPr>
+              <w:spacing w:after="0" w:line="240" w:lineRule="auto"/>
+            </w:pPr>
+            <w:r>
+              <w:rPr>
+                <w:sz w:val="20"/>
+              </w:rPr>
               <w:t>7</w:t>
             </w:r>
           </w:p>
@@ -5887,7 +5514,13 @@
             <w:tcW w:w="2256" w:type="dxa"/>
           </w:tcPr>
           <w:p>
-            <w:r>
+            <w:pPr>
+              <w:spacing w:after="0" w:line="240" w:lineRule="auto"/>
+            </w:pPr>
+            <w:r>
+              <w:rPr>
+                <w:sz w:val="20"/>
+              </w:rPr>
               <w:t>The Adventures of Sherlock Holmes and Dr. Watson: Bloody Signature</w:t>
             </w:r>
           </w:p>
@@ -5897,7 +5530,13 @@
             <w:tcW w:w="2256" w:type="dxa"/>
           </w:tcPr>
           <w:p>
-            <w:r>
+            <w:pPr>
+              <w:spacing w:after="0" w:line="240" w:lineRule="auto"/>
+            </w:pPr>
+            <w:r>
+              <w:rPr>
+                <w:sz w:val="20"/>
+              </w:rPr>
               <w:t>1979</w:t>
             </w:r>
           </w:p>
@@ -5907,7 +5546,13 @@
             <w:tcW w:w="2256" w:type="dxa"/>
           </w:tcPr>
           <w:p>
-            <w:r>
+            <w:pPr>
+              <w:spacing w:after="0" w:line="240" w:lineRule="auto"/>
+            </w:pPr>
+            <w:r>
+              <w:rPr>
+                <w:sz w:val="20"/>
+              </w:rPr>
               <w:t>4.422</w:t>
             </w:r>
           </w:p>
@@ -5919,7 +5564,13 @@
             <w:tcW w:w="2256" w:type="dxa"/>
           </w:tcPr>
           <w:p>
-            <w:r>
+            <w:pPr>
+              <w:spacing w:after="0" w:line="240" w:lineRule="auto"/>
+            </w:pPr>
+            <w:r>
+              <w:rPr>
+                <w:sz w:val="20"/>
+              </w:rPr>
               <w:t>8</w:t>
             </w:r>
           </w:p>
@@ -5929,7 +5580,13 @@
             <w:tcW w:w="2256" w:type="dxa"/>
           </w:tcPr>
           <w:p>
-            <w:r>
+            <w:pPr>
+              <w:spacing w:after="0" w:line="240" w:lineRule="auto"/>
+            </w:pPr>
+            <w:r>
+              <w:rPr>
+                <w:sz w:val="20"/>
+              </w:rPr>
               <w:t>Alone in the Wilderness</w:t>
             </w:r>
           </w:p>
@@ -5939,7 +5596,13 @@
             <w:tcW w:w="2256" w:type="dxa"/>
           </w:tcPr>
           <w:p>
-            <w:r>
+            <w:pPr>
+              <w:spacing w:after="0" w:line="240" w:lineRule="auto"/>
+            </w:pPr>
+            <w:r>
+              <w:rPr>
+                <w:sz w:val="20"/>
+              </w:rPr>
               <w:t>2004</w:t>
             </w:r>
           </w:p>
@@ -5949,7 +5612,13 @@
             <w:tcW w:w="2256" w:type="dxa"/>
           </w:tcPr>
           <w:p>
-            <w:r>
+            <w:pPr>
+              <w:spacing w:after="0" w:line="240" w:lineRule="auto"/>
+            </w:pPr>
+            <w:r>
+              <w:rPr>
+                <w:sz w:val="20"/>
+              </w:rPr>
               <w:t>4.403</w:t>
             </w:r>
           </w:p>
@@ -5961,7 +5630,13 @@
             <w:tcW w:w="2256" w:type="dxa"/>
           </w:tcPr>
           <w:p>
-            <w:r>
+            <w:pPr>
+              <w:spacing w:after="0" w:line="240" w:lineRule="auto"/>
+            </w:pPr>
+            <w:r>
+              <w:rPr>
+                <w:sz w:val="20"/>
+              </w:rPr>
               <w:t>9</w:t>
             </w:r>
           </w:p>
@@ -5971,7 +5646,13 @@
             <w:tcW w:w="2256" w:type="dxa"/>
           </w:tcPr>
           <w:p>
-            <w:r>
+            <w:pPr>
+              <w:spacing w:after="0" w:line="240" w:lineRule="auto"/>
+            </w:pPr>
+            <w:r>
+              <w:rPr>
+                <w:sz w:val="20"/>
+              </w:rPr>
               <w:t>Blue Planet II</w:t>
             </w:r>
           </w:p>
@@ -5981,7 +5662,13 @@
             <w:tcW w:w="2256" w:type="dxa"/>
           </w:tcPr>
           <w:p>
-            <w:r>
+            <w:pPr>
+              <w:spacing w:after="0" w:line="240" w:lineRule="auto"/>
+            </w:pPr>
+            <w:r>
+              <w:rPr>
+                <w:sz w:val="20"/>
+              </w:rPr>
               <w:t>2017</w:t>
             </w:r>
           </w:p>
@@ -5991,7 +5678,13 @@
             <w:tcW w:w="2256" w:type="dxa"/>
           </w:tcPr>
           <w:p>
-            <w:r>
+            <w:pPr>
+              <w:spacing w:after="0" w:line="240" w:lineRule="auto"/>
+            </w:pPr>
+            <w:r>
+              <w:rPr>
+                <w:sz w:val="20"/>
+              </w:rPr>
               <w:t>4.310</w:t>
             </w:r>
           </w:p>
@@ -6003,7 +5696,13 @@
             <w:tcW w:w="2256" w:type="dxa"/>
           </w:tcPr>
           <w:p>
-            <w:r>
+            <w:pPr>
+              <w:spacing w:after="0" w:line="240" w:lineRule="auto"/>
+            </w:pPr>
+            <w:r>
+              <w:rPr>
+                <w:sz w:val="20"/>
+              </w:rPr>
               <w:t>10</w:t>
             </w:r>
           </w:p>
@@ -6013,7 +5712,13 @@
             <w:tcW w:w="2256" w:type="dxa"/>
           </w:tcPr>
           <w:p>
-            <w:r>
+            <w:pPr>
+              <w:spacing w:after="0" w:line="240" w:lineRule="auto"/>
+            </w:pPr>
+            <w:r>
+              <w:rPr>
+                <w:sz w:val="20"/>
+              </w:rPr>
               <w:t>Adventures Of Sherlock Holmes And Dr. Watson: The Twentieth Century Approaches</w:t>
             </w:r>
           </w:p>
@@ -6023,7 +5728,13 @@
             <w:tcW w:w="2256" w:type="dxa"/>
           </w:tcPr>
           <w:p>
-            <w:r>
+            <w:pPr>
+              <w:spacing w:after="0" w:line="240" w:lineRule="auto"/>
+            </w:pPr>
+            <w:r>
+              <w:rPr>
+                <w:sz w:val="20"/>
+              </w:rPr>
               <w:t>1986</w:t>
             </w:r>
           </w:p>
@@ -6033,24 +5744,33 @@
             <w:tcW w:w="2256" w:type="dxa"/>
           </w:tcPr>
           <w:p>
-            <w:r>
+            <w:pPr>
+              <w:spacing w:after="0" w:line="240" w:lineRule="auto"/>
+            </w:pPr>
+            <w:r>
+              <w:rPr>
+                <w:sz w:val="20"/>
+              </w:rPr>
               <w:t>4.298</w:t>
             </w:r>
           </w:p>
         </w:tc>
       </w:tr>
     </w:tbl>
-    <w:p/>
+    <w:p>
+      <w:pPr>
+        <w:spacing w:after="0"/>
+      </w:pPr>
+    </w:p>
     <w:p>
       <w:pPr>
         <w:pStyle w:val="Heading1"/>
       </w:pPr>
-      <w:bookmarkStart w:id="20" w:name="_Toc242989519"/>
+      <w:bookmarkStart w:id="11" w:name="_Toc242989750"/>
       <w:r>
-        <w:lastRenderedPageBreak/>
         <w:t>6. Dashboard</w:t>
       </w:r>
-      <w:bookmarkEnd w:id="20"/>
+      <w:bookmarkEnd w:id="11"/>
     </w:p>
     <w:p>
       <w:r>
@@ -6085,9 +5805,13 @@
             <w:tcW w:w="3009" w:type="dxa"/>
           </w:tcPr>
           <w:p>
+            <w:pPr>
+              <w:spacing w:after="0" w:line="240" w:lineRule="auto"/>
+            </w:pPr>
             <w:r>
               <w:rPr>
                 <w:b/>
+                <w:sz w:val="20"/>
               </w:rPr>
               <w:t>Page</w:t>
             </w:r>
@@ -6098,9 +5822,13 @@
             <w:tcW w:w="3009" w:type="dxa"/>
           </w:tcPr>
           <w:p>
+            <w:pPr>
+              <w:spacing w:after="0" w:line="240" w:lineRule="auto"/>
+            </w:pPr>
             <w:r>
               <w:rPr>
                 <w:b/>
+                <w:sz w:val="20"/>
               </w:rPr>
               <w:t>Audience</w:t>
             </w:r>
@@ -6111,9 +5839,13 @@
             <w:tcW w:w="3009" w:type="dxa"/>
           </w:tcPr>
           <w:p>
+            <w:pPr>
+              <w:spacing w:after="0" w:line="240" w:lineRule="auto"/>
+            </w:pPr>
             <w:r>
               <w:rPr>
                 <w:b/>
+                <w:sz w:val="20"/>
               </w:rPr>
               <w:t>What it answers</w:t>
             </w:r>
@@ -6126,7 +5858,13 @@
             <w:tcW w:w="3009" w:type="dxa"/>
           </w:tcPr>
           <w:p>
-            <w:r>
+            <w:pPr>
+              <w:spacing w:after="0" w:line="240" w:lineRule="auto"/>
+            </w:pPr>
+            <w:r>
+              <w:rPr>
+                <w:sz w:val="20"/>
+              </w:rPr>
               <w:t>Overview</w:t>
             </w:r>
           </w:p>
@@ -6136,7 +5874,13 @@
             <w:tcW w:w="3009" w:type="dxa"/>
           </w:tcPr>
           <w:p>
-            <w:r>
+            <w:pPr>
+              <w:spacing w:after="0" w:line="240" w:lineRule="auto"/>
+            </w:pPr>
+            <w:r>
+              <w:rPr>
+                <w:sz w:val="20"/>
+              </w:rPr>
               <w:t>Leadership</w:t>
             </w:r>
           </w:p>
@@ -6146,7 +5890,13 @@
             <w:tcW w:w="3009" w:type="dxa"/>
           </w:tcPr>
           <w:p>
-            <w:r>
+            <w:pPr>
+              <w:spacing w:after="0" w:line="240" w:lineRule="auto"/>
+            </w:pPr>
+            <w:r>
+              <w:rPr>
+                <w:sz w:val="20"/>
+              </w:rPr>
               <w:t>Platform health and recommender impact</w:t>
             </w:r>
           </w:p>
@@ -6158,7 +5908,13 @@
             <w:tcW w:w="3009" w:type="dxa"/>
           </w:tcPr>
           <w:p>
-            <w:r>
+            <w:pPr>
+              <w:spacing w:after="0" w:line="240" w:lineRule="auto"/>
+            </w:pPr>
+            <w:r>
+              <w:rPr>
+                <w:sz w:val="20"/>
+              </w:rPr>
               <w:t>Content</w:t>
             </w:r>
           </w:p>
@@ -6168,7 +5924,13 @@
             <w:tcW w:w="3009" w:type="dxa"/>
           </w:tcPr>
           <w:p>
-            <w:r>
+            <w:pPr>
+              <w:spacing w:after="0" w:line="240" w:lineRule="auto"/>
+            </w:pPr>
+            <w:r>
+              <w:rPr>
+                <w:sz w:val="20"/>
+              </w:rPr>
               <w:t>Content and acquisition</w:t>
             </w:r>
           </w:p>
@@ -6178,7 +5940,13 @@
             <w:tcW w:w="3009" w:type="dxa"/>
           </w:tcPr>
           <w:p>
-            <w:r>
+            <w:pPr>
+              <w:spacing w:after="0" w:line="240" w:lineRule="auto"/>
+            </w:pPr>
+            <w:r>
+              <w:rPr>
+                <w:sz w:val="20"/>
+              </w:rPr>
               <w:t>Top movies per genre, genre volume vs rating, trends, tags, similar movies</w:t>
             </w:r>
           </w:p>
@@ -6190,7 +5958,13 @@
             <w:tcW w:w="3009" w:type="dxa"/>
           </w:tcPr>
           <w:p>
-            <w:r>
+            <w:pPr>
+              <w:spacing w:after="0" w:line="240" w:lineRule="auto"/>
+            </w:pPr>
+            <w:r>
+              <w:rPr>
+                <w:sz w:val="20"/>
+              </w:rPr>
               <w:t>Audience</w:t>
             </w:r>
           </w:p>
@@ -6200,7 +5974,13 @@
             <w:tcW w:w="3009" w:type="dxa"/>
           </w:tcPr>
           <w:p>
-            <w:r>
+            <w:pPr>
+              <w:spacing w:after="0" w:line="240" w:lineRule="auto"/>
+            </w:pPr>
+            <w:r>
+              <w:rPr>
+                <w:sz w:val="20"/>
+              </w:rPr>
               <w:t>Growth and marketing</w:t>
             </w:r>
           </w:p>
@@ -6210,7 +5990,13 @@
             <w:tcW w:w="3009" w:type="dxa"/>
           </w:tcPr>
           <w:p>
-            <w:r>
+            <w:pPr>
+              <w:spacing w:after="0" w:line="240" w:lineRule="auto"/>
+            </w:pPr>
+            <w:r>
+              <w:rPr>
+                <w:sz w:val="20"/>
+              </w:rPr>
               <w:t>Engagement segments, active users over time, rating behaviour</w:t>
             </w:r>
           </w:p>
@@ -6222,7 +6008,13 @@
             <w:tcW w:w="3009" w:type="dxa"/>
           </w:tcPr>
           <w:p>
-            <w:r>
+            <w:pPr>
+              <w:spacing w:after="0" w:line="240" w:lineRule="auto"/>
+            </w:pPr>
+            <w:r>
+              <w:rPr>
+                <w:sz w:val="20"/>
+              </w:rPr>
               <w:t>Recommendations</w:t>
             </w:r>
           </w:p>
@@ -6232,7 +6024,13 @@
             <w:tcW w:w="3009" w:type="dxa"/>
           </w:tcPr>
           <w:p>
-            <w:r>
+            <w:pPr>
+              <w:spacing w:after="0" w:line="240" w:lineRule="auto"/>
+            </w:pPr>
+            <w:r>
+              <w:rPr>
+                <w:sz w:val="20"/>
+              </w:rPr>
               <w:t>Personalisation</w:t>
             </w:r>
           </w:p>
@@ -6242,7 +6040,13 @@
             <w:tcW w:w="3009" w:type="dxa"/>
           </w:tcPr>
           <w:p>
-            <w:r>
+            <w:pPr>
+              <w:spacing w:after="0" w:line="240" w:lineRule="auto"/>
+            </w:pPr>
+            <w:r>
+              <w:rPr>
+                <w:sz w:val="20"/>
+              </w:rPr>
               <w:t>A user's favourites next to their predicted Top-10</w:t>
             </w:r>
           </w:p>
@@ -6254,7 +6058,13 @@
             <w:tcW w:w="3009" w:type="dxa"/>
           </w:tcPr>
           <w:p>
-            <w:r>
+            <w:pPr>
+              <w:spacing w:after="0" w:line="240" w:lineRule="auto"/>
+            </w:pPr>
+            <w:r>
+              <w:rPr>
+                <w:sz w:val="20"/>
+              </w:rPr>
               <w:t>Model quality</w:t>
             </w:r>
           </w:p>
@@ -6264,7 +6074,13 @@
             <w:tcW w:w="3009" w:type="dxa"/>
           </w:tcPr>
           <w:p>
-            <w:r>
+            <w:pPr>
+              <w:spacing w:after="0" w:line="240" w:lineRule="auto"/>
+            </w:pPr>
+            <w:r>
+              <w:rPr>
+                <w:sz w:val="20"/>
+              </w:rPr>
               <w:t>Data science</w:t>
             </w:r>
           </w:p>
@@ -6274,7 +6090,13 @@
             <w:tcW w:w="3009" w:type="dxa"/>
           </w:tcPr>
           <w:p>
-            <w:r>
+            <w:pPr>
+              <w:spacing w:after="0" w:line="240" w:lineRule="auto"/>
+            </w:pPr>
+            <w:r>
+              <w:rPr>
+                <w:sz w:val="20"/>
+              </w:rPr>
               <w:t>RMSE vs baseline, tuning results, error analysis</w:t>
             </w:r>
           </w:p>
@@ -6286,7 +6108,13 @@
             <w:tcW w:w="3009" w:type="dxa"/>
           </w:tcPr>
           <w:p>
-            <w:r>
+            <w:pPr>
+              <w:spacing w:after="0" w:line="240" w:lineRule="auto"/>
+            </w:pPr>
+            <w:r>
+              <w:rPr>
+                <w:sz w:val="20"/>
+              </w:rPr>
               <w:t>Data pipeline</w:t>
             </w:r>
           </w:p>
@@ -6296,7 +6124,13 @@
             <w:tcW w:w="3009" w:type="dxa"/>
           </w:tcPr>
           <w:p>
-            <w:r>
+            <w:pPr>
+              <w:spacing w:after="0" w:line="240" w:lineRule="auto"/>
+            </w:pPr>
+            <w:r>
+              <w:rPr>
+                <w:sz w:val="20"/>
+              </w:rPr>
               <w:t>Data engineering</w:t>
             </w:r>
           </w:p>
@@ -6306,14 +6140,24 @@
             <w:tcW w:w="3009" w:type="dxa"/>
           </w:tcPr>
           <w:p>
-            <w:r>
+            <w:pPr>
+              <w:spacing w:after="0" w:line="240" w:lineRule="auto"/>
+            </w:pPr>
+            <w:r>
+              <w:rPr>
+                <w:sz w:val="20"/>
+              </w:rPr>
               <w:t>Medallion layers, data-quality checks, Dataproc job runtimes</w:t>
             </w:r>
           </w:p>
         </w:tc>
       </w:tr>
     </w:tbl>
-    <w:p/>
+    <w:p>
+      <w:pPr>
+        <w:spacing w:after="0"/>
+      </w:pPr>
+    </w:p>
     <w:p>
       <w:pPr>
         <w:jc w:val="center"/>
@@ -6324,8 +6168,8 @@
         </w:rPr>
         <w:lastRenderedPageBreak/>
         <w:drawing>
-          <wp:inline distT="0" distB="0" distL="0" distR="0" wp14:anchorId="4375AD53" wp14:editId="1487131C">
-            <wp:extent cx="5669280" cy="3889756"/>
+          <wp:inline distT="0" distB="0" distL="0" distR="0" wp14:anchorId="0AA31C3E" wp14:editId="2E7F2E59">
+            <wp:extent cx="5120640" cy="3648880"/>
             <wp:effectExtent l="0" t="0" r="0" b="0"/>
             <wp:docPr id="973663806" name="Picture 973663806"/>
             <wp:cNvGraphicFramePr>
@@ -6335,7 +6179,7 @@
               <a:graphicData uri="http://schemas.openxmlformats.org/drawingml/2006/picture">
                 <pic:pic xmlns:pic="http://schemas.openxmlformats.org/drawingml/2006/picture">
                   <pic:nvPicPr>
-                    <pic:cNvPr id="0" name="1_overview.png"/>
+                    <pic:cNvPr id="0" name="dash_1_overview.png"/>
                     <pic:cNvPicPr/>
                   </pic:nvPicPr>
                   <pic:blipFill>
@@ -6347,7 +6191,7 @@
                   <pic:spPr>
                     <a:xfrm>
                       <a:off x="0" y="0"/>
-                      <a:ext cx="5669280" cy="3889756"/>
+                      <a:ext cx="5120640" cy="3648880"/>
                     </a:xfrm>
                     <a:prstGeom prst="rect">
                       <a:avLst/>
@@ -6365,11 +6209,11 @@
         <w:pStyle w:val="Caption"/>
         <w:jc w:val="center"/>
       </w:pPr>
-      <w:bookmarkStart w:id="21" w:name="_Toc242989529"/>
+      <w:bookmarkStart w:id="12" w:name="_Toc242989759"/>
       <w:r>
         <w:t>Figure 6: Dashboard – Overview page</w:t>
       </w:r>
-      <w:bookmarkEnd w:id="21"/>
+      <w:bookmarkEnd w:id="12"/>
     </w:p>
     <w:p>
       <w:pPr>
@@ -6379,10 +6223,9 @@
         <w:rPr>
           <w:noProof/>
         </w:rPr>
-        <w:lastRenderedPageBreak/>
         <w:drawing>
-          <wp:inline distT="0" distB="0" distL="0" distR="0" wp14:anchorId="1CF4D75D" wp14:editId="77F6DB7B">
-            <wp:extent cx="5669280" cy="9564285"/>
+          <wp:inline distT="0" distB="0" distL="0" distR="0" wp14:anchorId="6021CC2B" wp14:editId="0BA28489">
+            <wp:extent cx="5120640" cy="4184682"/>
             <wp:effectExtent l="0" t="0" r="0" b="0"/>
             <wp:docPr id="973663807" name="Picture 973663807"/>
             <wp:cNvGraphicFramePr>
@@ -6392,7 +6235,7 @@
               <a:graphicData uri="http://schemas.openxmlformats.org/drawingml/2006/picture">
                 <pic:pic xmlns:pic="http://schemas.openxmlformats.org/drawingml/2006/picture">
                   <pic:nvPicPr>
-                    <pic:cNvPr id="0" name="2_content.png"/>
+                    <pic:cNvPr id="0" name="dash_4_recommendations.png"/>
                     <pic:cNvPicPr/>
                   </pic:nvPicPr>
                   <pic:blipFill>
@@ -6404,7 +6247,7 @@
                   <pic:spPr>
                     <a:xfrm>
                       <a:off x="0" y="0"/>
-                      <a:ext cx="5669280" cy="9564285"/>
+                      <a:ext cx="5120640" cy="4184682"/>
                     </a:xfrm>
                     <a:prstGeom prst="rect">
                       <a:avLst/>
@@ -6422,12 +6265,11 @@
         <w:pStyle w:val="Caption"/>
         <w:jc w:val="center"/>
       </w:pPr>
-      <w:bookmarkStart w:id="22" w:name="_Toc242989530"/>
+      <w:bookmarkStart w:id="13" w:name="_Toc242989760"/>
       <w:r>
-        <w:lastRenderedPageBreak/>
-        <w:t>Figure 7: Dashboard – Content page</w:t>
+        <w:t>Figure 7: Dashboard – Recommendations page</w:t>
       </w:r>
-      <w:bookmarkEnd w:id="22"/>
+      <w:bookmarkEnd w:id="13"/>
     </w:p>
     <w:p>
       <w:pPr>
@@ -6437,9 +6279,10 @@
         <w:rPr>
           <w:noProof/>
         </w:rPr>
+        <w:lastRenderedPageBreak/>
         <w:drawing>
-          <wp:inline distT="0" distB="0" distL="0" distR="0" wp14:anchorId="544EEF93" wp14:editId="7349B7D6">
-            <wp:extent cx="5669280" cy="4960620"/>
+          <wp:inline distT="0" distB="0" distL="0" distR="0" wp14:anchorId="74C3395C" wp14:editId="007C641B">
+            <wp:extent cx="5120640" cy="5195245"/>
             <wp:effectExtent l="0" t="0" r="0" b="0"/>
             <wp:docPr id="973663808" name="Picture 973663808"/>
             <wp:cNvGraphicFramePr>
@@ -6449,7 +6292,7 @@
               <a:graphicData uri="http://schemas.openxmlformats.org/drawingml/2006/picture">
                 <pic:pic xmlns:pic="http://schemas.openxmlformats.org/drawingml/2006/picture">
                   <pic:nvPicPr>
-                    <pic:cNvPr id="0" name="3_audience.png"/>
+                    <pic:cNvPr id="0" name="dash_5_model_quality.png"/>
                     <pic:cNvPicPr/>
                   </pic:nvPicPr>
                   <pic:blipFill>
@@ -6461,7 +6304,7 @@
                   <pic:spPr>
                     <a:xfrm>
                       <a:off x="0" y="0"/>
-                      <a:ext cx="5669280" cy="4960620"/>
+                      <a:ext cx="5120640" cy="5195245"/>
                     </a:xfrm>
                     <a:prstGeom prst="rect">
                       <a:avLst/>
@@ -6479,11 +6322,11 @@
         <w:pStyle w:val="Caption"/>
         <w:jc w:val="center"/>
       </w:pPr>
-      <w:bookmarkStart w:id="23" w:name="_Toc242989531"/>
+      <w:bookmarkStart w:id="14" w:name="_Toc242989761"/>
       <w:r>
-        <w:t>Figure 8: Dashboard – Audience page</w:t>
+        <w:t>Figure 8: Dashboard – Model quality page</w:t>
       </w:r>
-      <w:bookmarkEnd w:id="23"/>
+      <w:bookmarkEnd w:id="14"/>
     </w:p>
     <w:p>
       <w:pPr>
@@ -6495,8 +6338,8 @@
         </w:rPr>
         <w:lastRenderedPageBreak/>
         <w:drawing>
-          <wp:inline distT="0" distB="0" distL="0" distR="0" wp14:anchorId="6E1E79FC" wp14:editId="223AB275">
-            <wp:extent cx="5669280" cy="4335949"/>
+          <wp:inline distT="0" distB="0" distL="0" distR="0" wp14:anchorId="3F18FFA7" wp14:editId="3D148B14">
+            <wp:extent cx="5120640" cy="4103294"/>
             <wp:effectExtent l="0" t="0" r="0" b="0"/>
             <wp:docPr id="973663809" name="Picture 973663809"/>
             <wp:cNvGraphicFramePr>
@@ -6506,7 +6349,7 @@
               <a:graphicData uri="http://schemas.openxmlformats.org/drawingml/2006/picture">
                 <pic:pic xmlns:pic="http://schemas.openxmlformats.org/drawingml/2006/picture">
                   <pic:nvPicPr>
-                    <pic:cNvPr id="0" name="4_recommendations.png"/>
+                    <pic:cNvPr id="0" name="dash_6_data_pipeline.png"/>
                     <pic:cNvPicPr/>
                   </pic:nvPicPr>
                   <pic:blipFill>
@@ -6518,7 +6361,7 @@
                   <pic:spPr>
                     <a:xfrm>
                       <a:off x="0" y="0"/>
-                      <a:ext cx="5669280" cy="4335949"/>
+                      <a:ext cx="5120640" cy="4103294"/>
                     </a:xfrm>
                     <a:prstGeom prst="rect">
                       <a:avLst/>
@@ -6536,136 +6379,21 @@
         <w:pStyle w:val="Caption"/>
         <w:jc w:val="center"/>
       </w:pPr>
-      <w:bookmarkStart w:id="24" w:name="_Toc242989532"/>
+      <w:bookmarkStart w:id="15" w:name="_Toc242989762"/>
       <w:r>
-        <w:t>Figure 9: Dashboard – Recommendations page</w:t>
+        <w:t>Figure 9: Dashboard – Data pipeline page</w:t>
       </w:r>
-      <w:bookmarkEnd w:id="24"/>
-    </w:p>
-    <w:p>
-      <w:pPr>
-        <w:jc w:val="center"/>
-      </w:pPr>
-      <w:r>
-        <w:rPr>
-          <w:noProof/>
-        </w:rPr>
-        <w:lastRenderedPageBreak/>
-        <w:drawing>
-          <wp:inline distT="0" distB="0" distL="0" distR="0" wp14:anchorId="40DCFA5C" wp14:editId="787D7CAD">
-            <wp:extent cx="5669280" cy="5102352"/>
-            <wp:effectExtent l="0" t="0" r="0" b="0"/>
-            <wp:docPr id="973663810" name="Picture 973663810"/>
-            <wp:cNvGraphicFramePr>
-              <a:graphicFrameLocks xmlns:a="http://schemas.openxmlformats.org/drawingml/2006/main" noChangeAspect="1"/>
-            </wp:cNvGraphicFramePr>
-            <a:graphic xmlns:a="http://schemas.openxmlformats.org/drawingml/2006/main">
-              <a:graphicData uri="http://schemas.openxmlformats.org/drawingml/2006/picture">
-                <pic:pic xmlns:pic="http://schemas.openxmlformats.org/drawingml/2006/picture">
-                  <pic:nvPicPr>
-                    <pic:cNvPr id="0" name="5_model_quality.png"/>
-                    <pic:cNvPicPr/>
-                  </pic:nvPicPr>
-                  <pic:blipFill>
-                    <a:blip r:embed="rId18"/>
-                    <a:stretch>
-                      <a:fillRect/>
-                    </a:stretch>
-                  </pic:blipFill>
-                  <pic:spPr>
-                    <a:xfrm>
-                      <a:off x="0" y="0"/>
-                      <a:ext cx="5669280" cy="5102352"/>
-                    </a:xfrm>
-                    <a:prstGeom prst="rect">
-                      <a:avLst/>
-                    </a:prstGeom>
-                  </pic:spPr>
-                </pic:pic>
-              </a:graphicData>
-            </a:graphic>
-          </wp:inline>
-        </w:drawing>
-      </w:r>
-    </w:p>
-    <w:p>
-      <w:pPr>
-        <w:pStyle w:val="Caption"/>
-        <w:jc w:val="center"/>
-      </w:pPr>
-      <w:bookmarkStart w:id="25" w:name="_Toc242989533"/>
-      <w:r>
-        <w:t>Figure 10: Dashboard – Model quality page</w:t>
-      </w:r>
-      <w:bookmarkEnd w:id="25"/>
-    </w:p>
-    <w:p>
-      <w:pPr>
-        <w:jc w:val="center"/>
-      </w:pPr>
-      <w:r>
-        <w:rPr>
-          <w:noProof/>
-        </w:rPr>
-        <w:lastRenderedPageBreak/>
-        <w:drawing>
-          <wp:inline distT="0" distB="0" distL="0" distR="0" wp14:anchorId="0124F036" wp14:editId="012008BC">
-            <wp:extent cx="5669280" cy="4257209"/>
-            <wp:effectExtent l="0" t="0" r="0" b="0"/>
-            <wp:docPr id="973663811" name="Picture 973663811"/>
-            <wp:cNvGraphicFramePr>
-              <a:graphicFrameLocks xmlns:a="http://schemas.openxmlformats.org/drawingml/2006/main" noChangeAspect="1"/>
-            </wp:cNvGraphicFramePr>
-            <a:graphic xmlns:a="http://schemas.openxmlformats.org/drawingml/2006/main">
-              <a:graphicData uri="http://schemas.openxmlformats.org/drawingml/2006/picture">
-                <pic:pic xmlns:pic="http://schemas.openxmlformats.org/drawingml/2006/picture">
-                  <pic:nvPicPr>
-                    <pic:cNvPr id="0" name="6_data_pipeline.png"/>
-                    <pic:cNvPicPr/>
-                  </pic:nvPicPr>
-                  <pic:blipFill>
-                    <a:blip r:embed="rId19"/>
-                    <a:stretch>
-                      <a:fillRect/>
-                    </a:stretch>
-                  </pic:blipFill>
-                  <pic:spPr>
-                    <a:xfrm>
-                      <a:off x="0" y="0"/>
-                      <a:ext cx="5669280" cy="4257209"/>
-                    </a:xfrm>
-                    <a:prstGeom prst="rect">
-                      <a:avLst/>
-                    </a:prstGeom>
-                  </pic:spPr>
-                </pic:pic>
-              </a:graphicData>
-            </a:graphic>
-          </wp:inline>
-        </w:drawing>
-      </w:r>
-    </w:p>
-    <w:p>
-      <w:pPr>
-        <w:pStyle w:val="Caption"/>
-        <w:jc w:val="center"/>
-      </w:pPr>
-      <w:bookmarkStart w:id="26" w:name="_Toc242989534"/>
-      <w:r>
-        <w:t>Figure 11: Dashboard – Data pipeline page</w:t>
-      </w:r>
-      <w:bookmarkEnd w:id="26"/>
+      <w:bookmarkEnd w:id="15"/>
     </w:p>
     <w:p>
       <w:pPr>
         <w:pStyle w:val="Heading1"/>
       </w:pPr>
-      <w:bookmarkStart w:id="27" w:name="_Toc242989520"/>
+      <w:bookmarkStart w:id="16" w:name="_Toc242989751"/>
       <w:r>
-        <w:lastRenderedPageBreak/>
         <w:t>7. Cloud execution &amp; orchestration</w:t>
       </w:r>
-      <w:bookmarkEnd w:id="27"/>
+      <w:bookmarkEnd w:id="16"/>
     </w:p>
     <w:p>
       <w:r>
@@ -6676,11 +6404,9 @@
       <w:pPr>
         <w:pStyle w:val="Heading2"/>
       </w:pPr>
-      <w:bookmarkStart w:id="28" w:name="_Toc242989521"/>
       <w:r>
         <w:t>Cloud execution evidence</w:t>
       </w:r>
-      <w:bookmarkEnd w:id="28"/>
     </w:p>
     <w:p>
       <w:r>
@@ -6714,9 +6440,13 @@
             <w:tcW w:w="1805" w:type="dxa"/>
           </w:tcPr>
           <w:p>
+            <w:pPr>
+              <w:spacing w:after="0" w:line="240" w:lineRule="auto"/>
+            </w:pPr>
             <w:r>
               <w:rPr>
                 <w:b/>
+                <w:sz w:val="20"/>
               </w:rPr>
               <w:t>Job id</w:t>
             </w:r>
@@ -6727,9 +6457,13 @@
             <w:tcW w:w="1805" w:type="dxa"/>
           </w:tcPr>
           <w:p>
+            <w:pPr>
+              <w:spacing w:after="0" w:line="240" w:lineRule="auto"/>
+            </w:pPr>
             <w:r>
               <w:rPr>
                 <w:b/>
+                <w:sz w:val="20"/>
               </w:rPr>
               <w:t>Script</w:t>
             </w:r>
@@ -6740,9 +6474,13 @@
             <w:tcW w:w="1805" w:type="dxa"/>
           </w:tcPr>
           <w:p>
+            <w:pPr>
+              <w:spacing w:after="0" w:line="240" w:lineRule="auto"/>
+            </w:pPr>
             <w:r>
               <w:rPr>
                 <w:b/>
+                <w:sz w:val="20"/>
               </w:rPr>
               <w:t>State</w:t>
             </w:r>
@@ -6753,9 +6491,13 @@
             <w:tcW w:w="1805" w:type="dxa"/>
           </w:tcPr>
           <w:p>
+            <w:pPr>
+              <w:spacing w:after="0" w:line="240" w:lineRule="auto"/>
+            </w:pPr>
             <w:r>
               <w:rPr>
                 <w:b/>
+                <w:sz w:val="20"/>
               </w:rPr>
               <w:t>Start (UTC)</w:t>
             </w:r>
@@ -6766,9 +6508,13 @@
             <w:tcW w:w="1805" w:type="dxa"/>
           </w:tcPr>
           <w:p>
+            <w:pPr>
+              <w:spacing w:after="0" w:line="240" w:lineRule="auto"/>
+            </w:pPr>
             <w:r>
               <w:rPr>
                 <w:b/>
+                <w:sz w:val="20"/>
               </w:rPr>
               <w:t>Seconds</w:t>
             </w:r>
@@ -6781,7 +6527,13 @@
             <w:tcW w:w="1805" w:type="dxa"/>
           </w:tcPr>
           <w:p>
-            <w:r>
+            <w:pPr>
+              <w:spacing w:after="0" w:line="240" w:lineRule="auto"/>
+            </w:pPr>
+            <w:r>
+              <w:rPr>
+                <w:sz w:val="20"/>
+              </w:rPr>
               <w:t>d12c51a5</w:t>
             </w:r>
           </w:p>
@@ -6791,7 +6543,13 @@
             <w:tcW w:w="1805" w:type="dxa"/>
           </w:tcPr>
           <w:p>
-            <w:r>
+            <w:pPr>
+              <w:spacing w:after="0" w:line="240" w:lineRule="auto"/>
+            </w:pPr>
+            <w:r>
+              <w:rPr>
+                <w:sz w:val="20"/>
+              </w:rPr>
               <w:t>ingest.py</w:t>
             </w:r>
           </w:p>
@@ -6801,7 +6559,13 @@
             <w:tcW w:w="1805" w:type="dxa"/>
           </w:tcPr>
           <w:p>
-            <w:r>
+            <w:pPr>
+              <w:spacing w:after="0" w:line="240" w:lineRule="auto"/>
+            </w:pPr>
+            <w:r>
+              <w:rPr>
+                <w:sz w:val="20"/>
+              </w:rPr>
               <w:t>ERROR</w:t>
             </w:r>
           </w:p>
@@ -6811,7 +6575,13 @@
             <w:tcW w:w="1805" w:type="dxa"/>
           </w:tcPr>
           <w:p>
-            <w:r>
+            <w:pPr>
+              <w:spacing w:after="0" w:line="240" w:lineRule="auto"/>
+            </w:pPr>
+            <w:r>
+              <w:rPr>
+                <w:sz w:val="20"/>
+              </w:rPr>
               <w:t>2026-10-15 13:47:11</w:t>
             </w:r>
           </w:p>
@@ -6821,7 +6591,13 @@
             <w:tcW w:w="1805" w:type="dxa"/>
           </w:tcPr>
           <w:p>
-            <w:r>
+            <w:pPr>
+              <w:spacing w:after="0" w:line="240" w:lineRule="auto"/>
+            </w:pPr>
+            <w:r>
+              <w:rPr>
+                <w:sz w:val="20"/>
+              </w:rPr>
               <w:t>148</w:t>
             </w:r>
           </w:p>
@@ -6833,7 +6609,13 @@
             <w:tcW w:w="1805" w:type="dxa"/>
           </w:tcPr>
           <w:p>
-            <w:r>
+            <w:pPr>
+              <w:spacing w:after="0" w:line="240" w:lineRule="auto"/>
+            </w:pPr>
+            <w:r>
+              <w:rPr>
+                <w:sz w:val="20"/>
+              </w:rPr>
               <w:t>177a1681</w:t>
             </w:r>
           </w:p>
@@ -6843,7 +6625,13 @@
             <w:tcW w:w="1805" w:type="dxa"/>
           </w:tcPr>
           <w:p>
-            <w:r>
+            <w:pPr>
+              <w:spacing w:after="0" w:line="240" w:lineRule="auto"/>
+            </w:pPr>
+            <w:r>
+              <w:rPr>
+                <w:sz w:val="20"/>
+              </w:rPr>
               <w:t>ingest.py</w:t>
             </w:r>
           </w:p>
@@ -6853,7 +6641,13 @@
             <w:tcW w:w="1805" w:type="dxa"/>
           </w:tcPr>
           <w:p>
-            <w:r>
+            <w:pPr>
+              <w:spacing w:after="0" w:line="240" w:lineRule="auto"/>
+            </w:pPr>
+            <w:r>
+              <w:rPr>
+                <w:sz w:val="20"/>
+              </w:rPr>
               <w:t>DONE</w:t>
             </w:r>
           </w:p>
@@ -6863,7 +6657,13 @@
             <w:tcW w:w="1805" w:type="dxa"/>
           </w:tcPr>
           <w:p>
-            <w:r>
+            <w:pPr>
+              <w:spacing w:after="0" w:line="240" w:lineRule="auto"/>
+            </w:pPr>
+            <w:r>
+              <w:rPr>
+                <w:sz w:val="20"/>
+              </w:rPr>
               <w:t>2026-10-15 13:50:54</w:t>
             </w:r>
           </w:p>
@@ -6873,7 +6673,13 @@
             <w:tcW w:w="1805" w:type="dxa"/>
           </w:tcPr>
           <w:p>
-            <w:r>
+            <w:pPr>
+              <w:spacing w:after="0" w:line="240" w:lineRule="auto"/>
+            </w:pPr>
+            <w:r>
+              <w:rPr>
+                <w:sz w:val="20"/>
+              </w:rPr>
               <w:t>69</w:t>
             </w:r>
           </w:p>
@@ -6885,7 +6691,13 @@
             <w:tcW w:w="1805" w:type="dxa"/>
           </w:tcPr>
           <w:p>
-            <w:r>
+            <w:pPr>
+              <w:spacing w:after="0" w:line="240" w:lineRule="auto"/>
+            </w:pPr>
+            <w:r>
+              <w:rPr>
+                <w:sz w:val="20"/>
+              </w:rPr>
               <w:t>e02e75a2</w:t>
             </w:r>
           </w:p>
@@ -6895,7 +6707,13 @@
             <w:tcW w:w="1805" w:type="dxa"/>
           </w:tcPr>
           <w:p>
-            <w:r>
+            <w:pPr>
+              <w:spacing w:after="0" w:line="240" w:lineRule="auto"/>
+            </w:pPr>
+            <w:r>
+              <w:rPr>
+                <w:sz w:val="20"/>
+              </w:rPr>
               <w:t>bronze.py</w:t>
             </w:r>
           </w:p>
@@ -6905,7 +6723,13 @@
             <w:tcW w:w="1805" w:type="dxa"/>
           </w:tcPr>
           <w:p>
-            <w:r>
+            <w:pPr>
+              <w:spacing w:after="0" w:line="240" w:lineRule="auto"/>
+            </w:pPr>
+            <w:r>
+              <w:rPr>
+                <w:sz w:val="20"/>
+              </w:rPr>
               <w:t>DONE</w:t>
             </w:r>
           </w:p>
@@ -6915,7 +6739,13 @@
             <w:tcW w:w="1805" w:type="dxa"/>
           </w:tcPr>
           <w:p>
-            <w:r>
+            <w:pPr>
+              <w:spacing w:after="0" w:line="240" w:lineRule="auto"/>
+            </w:pPr>
+            <w:r>
+              <w:rPr>
+                <w:sz w:val="20"/>
+              </w:rPr>
               <w:t>2026-10-15 13:52:09</w:t>
             </w:r>
           </w:p>
@@ -6925,7 +6755,13 @@
             <w:tcW w:w="1805" w:type="dxa"/>
           </w:tcPr>
           <w:p>
-            <w:r>
+            <w:pPr>
+              <w:spacing w:after="0" w:line="240" w:lineRule="auto"/>
+            </w:pPr>
+            <w:r>
+              <w:rPr>
+                <w:sz w:val="20"/>
+              </w:rPr>
               <w:t>188</w:t>
             </w:r>
           </w:p>
@@ -6937,7 +6773,13 @@
             <w:tcW w:w="1805" w:type="dxa"/>
           </w:tcPr>
           <w:p>
-            <w:r>
+            <w:pPr>
+              <w:spacing w:after="0" w:line="240" w:lineRule="auto"/>
+            </w:pPr>
+            <w:r>
+              <w:rPr>
+                <w:sz w:val="20"/>
+              </w:rPr>
               <w:t>9cd35a5d</w:t>
             </w:r>
           </w:p>
@@ -6947,7 +6789,13 @@
             <w:tcW w:w="1805" w:type="dxa"/>
           </w:tcPr>
           <w:p>
-            <w:r>
+            <w:pPr>
+              <w:spacing w:after="0" w:line="240" w:lineRule="auto"/>
+            </w:pPr>
+            <w:r>
+              <w:rPr>
+                <w:sz w:val="20"/>
+              </w:rPr>
               <w:t>silver.py</w:t>
             </w:r>
           </w:p>
@@ -6957,7 +6805,13 @@
             <w:tcW w:w="1805" w:type="dxa"/>
           </w:tcPr>
           <w:p>
-            <w:r>
+            <w:pPr>
+              <w:spacing w:after="0" w:line="240" w:lineRule="auto"/>
+            </w:pPr>
+            <w:r>
+              <w:rPr>
+                <w:sz w:val="20"/>
+              </w:rPr>
               <w:t>DONE</w:t>
             </w:r>
           </w:p>
@@ -6967,7 +6821,13 @@
             <w:tcW w:w="1805" w:type="dxa"/>
           </w:tcPr>
           <w:p>
-            <w:r>
+            <w:pPr>
+              <w:spacing w:after="0" w:line="240" w:lineRule="auto"/>
+            </w:pPr>
+            <w:r>
+              <w:rPr>
+                <w:sz w:val="20"/>
+              </w:rPr>
               <w:t>2026-10-15 13:55:27</w:t>
             </w:r>
           </w:p>
@@ -6977,7 +6837,13 @@
             <w:tcW w:w="1805" w:type="dxa"/>
           </w:tcPr>
           <w:p>
-            <w:r>
+            <w:pPr>
+              <w:spacing w:after="0" w:line="240" w:lineRule="auto"/>
+            </w:pPr>
+            <w:r>
+              <w:rPr>
+                <w:sz w:val="20"/>
+              </w:rPr>
               <w:t>259</w:t>
             </w:r>
           </w:p>
@@ -6989,7 +6855,13 @@
             <w:tcW w:w="1805" w:type="dxa"/>
           </w:tcPr>
           <w:p>
-            <w:r>
+            <w:pPr>
+              <w:spacing w:after="0" w:line="240" w:lineRule="auto"/>
+            </w:pPr>
+            <w:r>
+              <w:rPr>
+                <w:sz w:val="20"/>
+              </w:rPr>
               <w:t>01bdeeb7</w:t>
             </w:r>
           </w:p>
@@ -6999,7 +6871,13 @@
             <w:tcW w:w="1805" w:type="dxa"/>
           </w:tcPr>
           <w:p>
-            <w:r>
+            <w:pPr>
+              <w:spacing w:after="0" w:line="240" w:lineRule="auto"/>
+            </w:pPr>
+            <w:r>
+              <w:rPr>
+                <w:sz w:val="20"/>
+              </w:rPr>
               <w:t>gold.py</w:t>
             </w:r>
           </w:p>
@@ -7009,7 +6887,13 @@
             <w:tcW w:w="1805" w:type="dxa"/>
           </w:tcPr>
           <w:p>
-            <w:r>
+            <w:pPr>
+              <w:spacing w:after="0" w:line="240" w:lineRule="auto"/>
+            </w:pPr>
+            <w:r>
+              <w:rPr>
+                <w:sz w:val="20"/>
+              </w:rPr>
               <w:t>DONE</w:t>
             </w:r>
           </w:p>
@@ -7019,7 +6903,13 @@
             <w:tcW w:w="1805" w:type="dxa"/>
           </w:tcPr>
           <w:p>
-            <w:r>
+            <w:pPr>
+              <w:spacing w:after="0" w:line="240" w:lineRule="auto"/>
+            </w:pPr>
+            <w:r>
+              <w:rPr>
+                <w:sz w:val="20"/>
+              </w:rPr>
               <w:t>2026-10-15 13:59:56</w:t>
             </w:r>
           </w:p>
@@ -7029,7 +6919,13 @@
             <w:tcW w:w="1805" w:type="dxa"/>
           </w:tcPr>
           <w:p>
-            <w:r>
+            <w:pPr>
+              <w:spacing w:after="0" w:line="240" w:lineRule="auto"/>
+            </w:pPr>
+            <w:r>
+              <w:rPr>
+                <w:sz w:val="20"/>
+              </w:rPr>
               <w:t>245</w:t>
             </w:r>
           </w:p>
@@ -7041,7 +6937,14 @@
             <w:tcW w:w="1805" w:type="dxa"/>
           </w:tcPr>
           <w:p>
-            <w:r>
+            <w:pPr>
+              <w:spacing w:after="0" w:line="240" w:lineRule="auto"/>
+            </w:pPr>
+            <w:r>
+              <w:rPr>
+                <w:sz w:val="20"/>
+              </w:rPr>
+              <w:lastRenderedPageBreak/>
               <w:t>0225b782</w:t>
             </w:r>
           </w:p>
@@ -7051,7 +6954,13 @@
             <w:tcW w:w="1805" w:type="dxa"/>
           </w:tcPr>
           <w:p>
-            <w:r>
+            <w:pPr>
+              <w:spacing w:after="0" w:line="240" w:lineRule="auto"/>
+            </w:pPr>
+            <w:r>
+              <w:rPr>
+                <w:sz w:val="20"/>
+              </w:rPr>
               <w:t>train_als.py</w:t>
             </w:r>
           </w:p>
@@ -7061,7 +6970,13 @@
             <w:tcW w:w="1805" w:type="dxa"/>
           </w:tcPr>
           <w:p>
-            <w:r>
+            <w:pPr>
+              <w:spacing w:after="0" w:line="240" w:lineRule="auto"/>
+            </w:pPr>
+            <w:r>
+              <w:rPr>
+                <w:sz w:val="20"/>
+              </w:rPr>
               <w:t>DONE</w:t>
             </w:r>
           </w:p>
@@ -7071,7 +6986,13 @@
             <w:tcW w:w="1805" w:type="dxa"/>
           </w:tcPr>
           <w:p>
-            <w:r>
+            <w:pPr>
+              <w:spacing w:after="0" w:line="240" w:lineRule="auto"/>
+            </w:pPr>
+            <w:r>
+              <w:rPr>
+                <w:sz w:val="20"/>
+              </w:rPr>
               <w:t>2026-10-15 14:04:09</w:t>
             </w:r>
           </w:p>
@@ -7081,7 +7002,13 @@
             <w:tcW w:w="1805" w:type="dxa"/>
           </w:tcPr>
           <w:p>
-            <w:r>
+            <w:pPr>
+              <w:spacing w:after="0" w:line="240" w:lineRule="auto"/>
+            </w:pPr>
+            <w:r>
+              <w:rPr>
+                <w:sz w:val="20"/>
+              </w:rPr>
               <w:t>1110</w:t>
             </w:r>
           </w:p>
@@ -7093,7 +7020,13 @@
             <w:tcW w:w="1805" w:type="dxa"/>
           </w:tcPr>
           <w:p>
-            <w:r>
+            <w:pPr>
+              <w:spacing w:after="0" w:line="240" w:lineRule="auto"/>
+            </w:pPr>
+            <w:r>
+              <w:rPr>
+                <w:sz w:val="20"/>
+              </w:rPr>
               <w:t>8837fca0</w:t>
             </w:r>
           </w:p>
@@ -7103,7 +7036,13 @@
             <w:tcW w:w="1805" w:type="dxa"/>
           </w:tcPr>
           <w:p>
-            <w:r>
+            <w:pPr>
+              <w:spacing w:after="0" w:line="240" w:lineRule="auto"/>
+            </w:pPr>
+            <w:r>
+              <w:rPr>
+                <w:sz w:val="20"/>
+              </w:rPr>
               <w:t>train_als.py</w:t>
             </w:r>
           </w:p>
@@ -7113,7 +7052,13 @@
             <w:tcW w:w="1805" w:type="dxa"/>
           </w:tcPr>
           <w:p>
-            <w:r>
+            <w:pPr>
+              <w:spacing w:after="0" w:line="240" w:lineRule="auto"/>
+            </w:pPr>
+            <w:r>
+              <w:rPr>
+                <w:sz w:val="20"/>
+              </w:rPr>
               <w:t>DONE</w:t>
             </w:r>
           </w:p>
@@ -7123,7 +7068,13 @@
             <w:tcW w:w="1805" w:type="dxa"/>
           </w:tcPr>
           <w:p>
-            <w:r>
+            <w:pPr>
+              <w:spacing w:after="0" w:line="240" w:lineRule="auto"/>
+            </w:pPr>
+            <w:r>
+              <w:rPr>
+                <w:sz w:val="20"/>
+              </w:rPr>
               <w:t>2026-10-15 14:30:29</w:t>
             </w:r>
           </w:p>
@@ -7133,14 +7084,24 @@
             <w:tcW w:w="1805" w:type="dxa"/>
           </w:tcPr>
           <w:p>
-            <w:r>
+            <w:pPr>
+              <w:spacing w:after="0" w:line="240" w:lineRule="auto"/>
+            </w:pPr>
+            <w:r>
+              <w:rPr>
+                <w:sz w:val="20"/>
+              </w:rPr>
               <w:t>1100</w:t>
             </w:r>
           </w:p>
         </w:tc>
       </w:tr>
     </w:tbl>
-    <w:p/>
+    <w:p>
+      <w:pPr>
+        <w:spacing w:after="0"/>
+      </w:pPr>
+    </w:p>
     <w:tbl>
       <w:tblPr>
         <w:tblStyle w:val="TableGrid"/>
@@ -7165,9 +7126,13 @@
             <w:tcW w:w="4513" w:type="dxa"/>
           </w:tcPr>
           <w:p>
+            <w:pPr>
+              <w:spacing w:after="0" w:line="240" w:lineRule="auto"/>
+            </w:pPr>
             <w:r>
               <w:rPr>
                 <w:b/>
+                <w:sz w:val="20"/>
               </w:rPr>
               <w:t>GCS layer</w:t>
             </w:r>
@@ -7178,9 +7143,13 @@
             <w:tcW w:w="4513" w:type="dxa"/>
           </w:tcPr>
           <w:p>
+            <w:pPr>
+              <w:spacing w:after="0" w:line="240" w:lineRule="auto"/>
+            </w:pPr>
             <w:r>
               <w:rPr>
                 <w:b/>
+                <w:sz w:val="20"/>
               </w:rPr>
               <w:t>Size</w:t>
             </w:r>
@@ -7193,7 +7162,13 @@
             <w:tcW w:w="4513" w:type="dxa"/>
           </w:tcPr>
           <w:p>
-            <w:r>
+            <w:pPr>
+              <w:spacing w:after="0" w:line="240" w:lineRule="auto"/>
+            </w:pPr>
+            <w:r>
+              <w:rPr>
+                <w:sz w:val="20"/>
+              </w:rPr>
               <w:t>raw</w:t>
             </w:r>
           </w:p>
@@ -7203,7 +7178,13 @@
             <w:tcW w:w="4513" w:type="dxa"/>
           </w:tcPr>
           <w:p>
-            <w:r>
+            <w:pPr>
+              <w:spacing w:after="0" w:line="240" w:lineRule="auto"/>
+            </w:pPr>
+            <w:r>
+              <w:rPr>
+                <w:sz w:val="20"/>
+              </w:rPr>
               <w:t>1.08GiB</w:t>
             </w:r>
           </w:p>
@@ -7215,7 +7196,13 @@
             <w:tcW w:w="4513" w:type="dxa"/>
           </w:tcPr>
           <w:p>
-            <w:r>
+            <w:pPr>
+              <w:spacing w:after="0" w:line="240" w:lineRule="auto"/>
+            </w:pPr>
+            <w:r>
+              <w:rPr>
+                <w:sz w:val="20"/>
+              </w:rPr>
               <w:t>bronze</w:t>
             </w:r>
           </w:p>
@@ -7225,7 +7212,13 @@
             <w:tcW w:w="4513" w:type="dxa"/>
           </w:tcPr>
           <w:p>
-            <w:r>
+            <w:pPr>
+              <w:spacing w:after="0" w:line="240" w:lineRule="auto"/>
+            </w:pPr>
+            <w:r>
+              <w:rPr>
+                <w:sz w:val="20"/>
+              </w:rPr>
               <w:t>165.71MiB</w:t>
             </w:r>
           </w:p>
@@ -7237,7 +7230,13 @@
             <w:tcW w:w="4513" w:type="dxa"/>
           </w:tcPr>
           <w:p>
-            <w:r>
+            <w:pPr>
+              <w:spacing w:after="0" w:line="240" w:lineRule="auto"/>
+            </w:pPr>
+            <w:r>
+              <w:rPr>
+                <w:sz w:val="20"/>
+              </w:rPr>
               <w:t>silver</w:t>
             </w:r>
           </w:p>
@@ -7247,7 +7246,13 @@
             <w:tcW w:w="4513" w:type="dxa"/>
           </w:tcPr>
           <w:p>
-            <w:r>
+            <w:pPr>
+              <w:spacing w:after="0" w:line="240" w:lineRule="auto"/>
+            </w:pPr>
+            <w:r>
+              <w:rPr>
+                <w:sz w:val="20"/>
+              </w:rPr>
               <w:t>300.84MiB</w:t>
             </w:r>
           </w:p>
@@ -7259,7 +7264,13 @@
             <w:tcW w:w="4513" w:type="dxa"/>
           </w:tcPr>
           <w:p>
-            <w:r>
+            <w:pPr>
+              <w:spacing w:after="0" w:line="240" w:lineRule="auto"/>
+            </w:pPr>
+            <w:r>
+              <w:rPr>
+                <w:sz w:val="20"/>
+              </w:rPr>
               <w:t>gold</w:t>
             </w:r>
           </w:p>
@@ -7269,7 +7280,13 @@
             <w:tcW w:w="4513" w:type="dxa"/>
           </w:tcPr>
           <w:p>
-            <w:r>
+            <w:pPr>
+              <w:spacing w:after="0" w:line="240" w:lineRule="auto"/>
+            </w:pPr>
+            <w:r>
+              <w:rPr>
+                <w:sz w:val="20"/>
+              </w:rPr>
               <w:t>16.81MiB</w:t>
             </w:r>
           </w:p>
@@ -7281,7 +7298,13 @@
             <w:tcW w:w="4513" w:type="dxa"/>
           </w:tcPr>
           <w:p>
-            <w:r>
+            <w:pPr>
+              <w:spacing w:after="0" w:line="240" w:lineRule="auto"/>
+            </w:pPr>
+            <w:r>
+              <w:rPr>
+                <w:sz w:val="20"/>
+              </w:rPr>
               <w:t>output</w:t>
             </w:r>
           </w:p>
@@ -7291,7 +7314,13 @@
             <w:tcW w:w="4513" w:type="dxa"/>
           </w:tcPr>
           <w:p>
-            <w:r>
+            <w:pPr>
+              <w:spacing w:after="0" w:line="240" w:lineRule="auto"/>
+            </w:pPr>
+            <w:r>
+              <w:rPr>
+                <w:sz w:val="20"/>
+              </w:rPr>
               <w:t>26.57MiB</w:t>
             </w:r>
           </w:p>
@@ -7303,7 +7332,13 @@
             <w:tcW w:w="4513" w:type="dxa"/>
           </w:tcPr>
           <w:p>
-            <w:r>
+            <w:pPr>
+              <w:spacing w:after="0" w:line="240" w:lineRule="auto"/>
+            </w:pPr>
+            <w:r>
+              <w:rPr>
+                <w:sz w:val="20"/>
+              </w:rPr>
               <w:t>code</w:t>
             </w:r>
           </w:p>
@@ -7313,14 +7348,24 @@
             <w:tcW w:w="4513" w:type="dxa"/>
           </w:tcPr>
           <w:p>
-            <w:r>
+            <w:pPr>
+              <w:spacing w:after="0" w:line="240" w:lineRule="auto"/>
+            </w:pPr>
+            <w:r>
+              <w:rPr>
+                <w:sz w:val="20"/>
+              </w:rPr>
               <w:t>18.56kiB</w:t>
             </w:r>
           </w:p>
         </w:tc>
       </w:tr>
     </w:tbl>
-    <w:p/>
+    <w:p>
+      <w:pPr>
+        <w:spacing w:after="0"/>
+      </w:pPr>
+    </w:p>
     <w:p>
       <w:pPr>
         <w:jc w:val="center"/>
@@ -7330,10 +7375,10 @@
           <w:noProof/>
         </w:rPr>
         <w:drawing>
-          <wp:inline distT="0" distB="0" distL="0" distR="0" wp14:anchorId="44FBC1DB" wp14:editId="0948BE52">
-            <wp:extent cx="5669280" cy="1117064"/>
+          <wp:inline distT="0" distB="0" distL="0" distR="0" wp14:anchorId="5828424D" wp14:editId="1B845B1E">
+            <wp:extent cx="5120640" cy="1008961"/>
             <wp:effectExtent l="0" t="0" r="0" b="0"/>
-            <wp:docPr id="973663812" name="Picture 973663812"/>
+            <wp:docPr id="973663810" name="Picture 973663810"/>
             <wp:cNvGraphicFramePr>
               <a:graphicFrameLocks xmlns:a="http://schemas.openxmlformats.org/drawingml/2006/main" noChangeAspect="1"/>
             </wp:cNvGraphicFramePr>
@@ -7345,7 +7390,7 @@
                     <pic:cNvPicPr/>
                   </pic:nvPicPr>
                   <pic:blipFill>
-                    <a:blip r:embed="rId20"/>
+                    <a:blip r:embed="rId18"/>
                     <a:stretch>
                       <a:fillRect/>
                     </a:stretch>
@@ -7353,7 +7398,7 @@
                   <pic:spPr>
                     <a:xfrm>
                       <a:off x="0" y="0"/>
-                      <a:ext cx="5669280" cy="1117064"/>
+                      <a:ext cx="5120640" cy="1008961"/>
                     </a:xfrm>
                     <a:prstGeom prst="rect">
                       <a:avLst/>
@@ -7371,11 +7416,11 @@
         <w:pStyle w:val="Caption"/>
         <w:jc w:val="center"/>
       </w:pPr>
-      <w:bookmarkStart w:id="29" w:name="_Toc242989535"/>
+      <w:bookmarkStart w:id="17" w:name="_Toc242989763"/>
       <w:r>
-        <w:t>Figure 12: Google Cloud console – Dataproc jobs history</w:t>
+        <w:t>Figure 10: Google Cloud console – Dataproc jobs history</w:t>
       </w:r>
-      <w:bookmarkEnd w:id="29"/>
+      <w:bookmarkEnd w:id="17"/>
     </w:p>
     <w:p>
       <w:pPr>
@@ -7386,10 +7431,10 @@
           <w:noProof/>
         </w:rPr>
         <w:drawing>
-          <wp:inline distT="0" distB="0" distL="0" distR="0" wp14:anchorId="46BA0D28" wp14:editId="6A97884D">
-            <wp:extent cx="5669280" cy="2943736"/>
+          <wp:inline distT="0" distB="0" distL="0" distR="0" wp14:anchorId="3FA84AE4" wp14:editId="364DE120">
+            <wp:extent cx="5120640" cy="2556978"/>
             <wp:effectExtent l="0" t="0" r="0" b="0"/>
-            <wp:docPr id="973663813" name="Picture 973663813"/>
+            <wp:docPr id="973663811" name="Picture 973663811"/>
             <wp:cNvGraphicFramePr>
               <a:graphicFrameLocks xmlns:a="http://schemas.openxmlformats.org/drawingml/2006/main" noChangeAspect="1"/>
             </wp:cNvGraphicFramePr>
@@ -7397,11 +7442,11 @@
               <a:graphicData uri="http://schemas.openxmlformats.org/drawingml/2006/picture">
                 <pic:pic xmlns:pic="http://schemas.openxmlformats.org/drawingml/2006/picture">
                   <pic:nvPicPr>
-                    <pic:cNvPr id="0" name="2_Dataproc_ALS_job_details.png"/>
+                    <pic:cNvPr id="0" name="3_GCS_bucket_medallion_layers.png"/>
                     <pic:cNvPicPr/>
                   </pic:nvPicPr>
                   <pic:blipFill>
-                    <a:blip r:embed="rId21"/>
+                    <a:blip r:embed="rId19"/>
                     <a:stretch>
                       <a:fillRect/>
                     </a:stretch>
@@ -7409,7 +7454,7 @@
                   <pic:spPr>
                     <a:xfrm>
                       <a:off x="0" y="0"/>
-                      <a:ext cx="5669280" cy="2943736"/>
+                      <a:ext cx="5120640" cy="2556978"/>
                     </a:xfrm>
                     <a:prstGeom prst="rect">
                       <a:avLst/>
@@ -7427,11 +7472,11 @@
         <w:pStyle w:val="Caption"/>
         <w:jc w:val="center"/>
       </w:pPr>
-      <w:bookmarkStart w:id="30" w:name="_Toc242989536"/>
+      <w:bookmarkStart w:id="18" w:name="_Toc242989764"/>
       <w:r>
-        <w:t>Figure 13: Google Cloud console – Dataproc ALS job details</w:t>
+        <w:t>Figure 11: Google Cloud console – GCS bucket medallion layers</w:t>
       </w:r>
-      <w:bookmarkEnd w:id="30"/>
+      <w:bookmarkEnd w:id="18"/>
     </w:p>
     <w:p>
       <w:pPr>
@@ -7442,10 +7487,10 @@
           <w:noProof/>
         </w:rPr>
         <w:drawing>
-          <wp:inline distT="0" distB="0" distL="0" distR="0" wp14:anchorId="5254EAD5" wp14:editId="1EC1C6B2">
-            <wp:extent cx="5669280" cy="2830939"/>
+          <wp:inline distT="0" distB="0" distL="0" distR="0" wp14:anchorId="64C2495C" wp14:editId="0C854C3B">
+            <wp:extent cx="5120640" cy="2161412"/>
             <wp:effectExtent l="0" t="0" r="0" b="0"/>
-            <wp:docPr id="973663814" name="Picture 973663814"/>
+            <wp:docPr id="973663812" name="Picture 973663812"/>
             <wp:cNvGraphicFramePr>
               <a:graphicFrameLocks xmlns:a="http://schemas.openxmlformats.org/drawingml/2006/main" noChangeAspect="1"/>
             </wp:cNvGraphicFramePr>
@@ -7453,11 +7498,11 @@
               <a:graphicData uri="http://schemas.openxmlformats.org/drawingml/2006/picture">
                 <pic:pic xmlns:pic="http://schemas.openxmlformats.org/drawingml/2006/picture">
                   <pic:nvPicPr>
-                    <pic:cNvPr id="0" name="3_GCS_bucket_medallion_layers.png"/>
+                    <pic:cNvPr id="0" name="5_Billing_free_trial_credits.png"/>
                     <pic:cNvPicPr/>
                   </pic:nvPicPr>
                   <pic:blipFill>
-                    <a:blip r:embed="rId22"/>
+                    <a:blip r:embed="rId20"/>
                     <a:stretch>
                       <a:fillRect/>
                     </a:stretch>
@@ -7465,7 +7510,7 @@
                   <pic:spPr>
                     <a:xfrm>
                       <a:off x="0" y="0"/>
-                      <a:ext cx="5669280" cy="2830939"/>
+                      <a:ext cx="5120640" cy="2161412"/>
                     </a:xfrm>
                     <a:prstGeom prst="rect">
                       <a:avLst/>
@@ -7483,127 +7528,15 @@
         <w:pStyle w:val="Caption"/>
         <w:jc w:val="center"/>
       </w:pPr>
-      <w:bookmarkStart w:id="31" w:name="_Toc242989537"/>
+      <w:bookmarkStart w:id="19" w:name="_Toc242989765"/>
       <w:r>
-        <w:t>Figure 14: Google Cloud console – GCS bucket medallion layers</w:t>
+        <w:t>Figure 12: Google Cloud console – Billing free trial credits</w:t>
       </w:r>
-      <w:bookmarkEnd w:id="31"/>
-    </w:p>
-    <w:p>
-      <w:pPr>
-        <w:jc w:val="center"/>
-      </w:pPr>
-      <w:r>
-        <w:rPr>
-          <w:noProof/>
-        </w:rPr>
-        <w:lastRenderedPageBreak/>
-        <w:drawing>
-          <wp:inline distT="0" distB="0" distL="0" distR="0" wp14:anchorId="0AF061ED" wp14:editId="42E96A9C">
-            <wp:extent cx="5669280" cy="3061695"/>
-            <wp:effectExtent l="0" t="0" r="0" b="0"/>
-            <wp:docPr id="973663815" name="Picture 973663815"/>
-            <wp:cNvGraphicFramePr>
-              <a:graphicFrameLocks xmlns:a="http://schemas.openxmlformats.org/drawingml/2006/main" noChangeAspect="1"/>
-            </wp:cNvGraphicFramePr>
-            <a:graphic xmlns:a="http://schemas.openxmlformats.org/drawingml/2006/main">
-              <a:graphicData uri="http://schemas.openxmlformats.org/drawingml/2006/picture">
-                <pic:pic xmlns:pic="http://schemas.openxmlformats.org/drawingml/2006/picture">
-                  <pic:nvPicPr>
-                    <pic:cNvPr id="0" name="4_Dataproc_cluster_monitoring.png"/>
-                    <pic:cNvPicPr/>
-                  </pic:nvPicPr>
-                  <pic:blipFill>
-                    <a:blip r:embed="rId23"/>
-                    <a:stretch>
-                      <a:fillRect/>
-                    </a:stretch>
-                  </pic:blipFill>
-                  <pic:spPr>
-                    <a:xfrm>
-                      <a:off x="0" y="0"/>
-                      <a:ext cx="5669280" cy="3061695"/>
-                    </a:xfrm>
-                    <a:prstGeom prst="rect">
-                      <a:avLst/>
-                    </a:prstGeom>
-                  </pic:spPr>
-                </pic:pic>
-              </a:graphicData>
-            </a:graphic>
-          </wp:inline>
-        </w:drawing>
-      </w:r>
-    </w:p>
-    <w:p>
-      <w:pPr>
-        <w:pStyle w:val="Caption"/>
-        <w:jc w:val="center"/>
-      </w:pPr>
-      <w:bookmarkStart w:id="32" w:name="_Toc242989538"/>
-      <w:r>
-        <w:t>Figure 15: Google Cloud console – Dataproc cluster monitoring</w:t>
-      </w:r>
-      <w:bookmarkEnd w:id="32"/>
-    </w:p>
-    <w:p>
-      <w:pPr>
-        <w:jc w:val="center"/>
-      </w:pPr>
-      <w:r>
-        <w:rPr>
-          <w:noProof/>
-        </w:rPr>
-        <w:drawing>
-          <wp:inline distT="0" distB="0" distL="0" distR="0" wp14:anchorId="0FABAE47" wp14:editId="484997D5">
-            <wp:extent cx="5669280" cy="2392992"/>
-            <wp:effectExtent l="0" t="0" r="0" b="0"/>
-            <wp:docPr id="973663816" name="Picture 973663816"/>
-            <wp:cNvGraphicFramePr>
-              <a:graphicFrameLocks xmlns:a="http://schemas.openxmlformats.org/drawingml/2006/main" noChangeAspect="1"/>
-            </wp:cNvGraphicFramePr>
-            <a:graphic xmlns:a="http://schemas.openxmlformats.org/drawingml/2006/main">
-              <a:graphicData uri="http://schemas.openxmlformats.org/drawingml/2006/picture">
-                <pic:pic xmlns:pic="http://schemas.openxmlformats.org/drawingml/2006/picture">
-                  <pic:nvPicPr>
-                    <pic:cNvPr id="0" name="5_Billing_free_trial_credits.png"/>
-                    <pic:cNvPicPr/>
-                  </pic:nvPicPr>
-                  <pic:blipFill>
-                    <a:blip r:embed="rId24"/>
-                    <a:stretch>
-                      <a:fillRect/>
-                    </a:stretch>
-                  </pic:blipFill>
-                  <pic:spPr>
-                    <a:xfrm>
-                      <a:off x="0" y="0"/>
-                      <a:ext cx="5669280" cy="2392992"/>
-                    </a:xfrm>
-                    <a:prstGeom prst="rect">
-                      <a:avLst/>
-                    </a:prstGeom>
-                  </pic:spPr>
-                </pic:pic>
-              </a:graphicData>
-            </a:graphic>
-          </wp:inline>
-        </w:drawing>
-      </w:r>
-    </w:p>
-    <w:p>
-      <w:pPr>
-        <w:pStyle w:val="Caption"/>
-        <w:jc w:val="center"/>
-      </w:pPr>
-      <w:bookmarkStart w:id="33" w:name="_Toc242989539"/>
-      <w:r>
-        <w:t>Figure 16: Google Cloud console – Billing free trial credits</w:t>
-      </w:r>
-      <w:bookmarkEnd w:id="33"/>
+      <w:bookmarkEnd w:id="19"/>
     </w:p>
     <w:p>
       <w:r>
+        <w:lastRenderedPageBreak/>
         <w:t>Development followed a Git feature-branch workflow: each part (setup/ingest, Bronze/Silver, Gold/ML, cloud orchestration, dashboard/docs) was developed on its own branch and merged through a pull request.</w:t>
       </w:r>
     </w:p>
@@ -7611,12 +7544,11 @@
       <w:pPr>
         <w:pStyle w:val="Heading1"/>
       </w:pPr>
-      <w:bookmarkStart w:id="34" w:name="_Toc242989522"/>
+      <w:bookmarkStart w:id="20" w:name="_Toc242989752"/>
       <w:r>
-        <w:lastRenderedPageBreak/>
         <w:t>8. Conclusion &amp; Future Work</w:t>
       </w:r>
-      <w:bookmarkEnd w:id="34"/>
+      <w:bookmarkEnd w:id="20"/>
     </w:p>
     <w:p>
       <w:r>
@@ -7627,12 +7559,11 @@
       <w:pPr>
         <w:pStyle w:val="Heading1"/>
       </w:pPr>
-      <w:bookmarkStart w:id="35" w:name="_Toc242989523"/>
+      <w:bookmarkStart w:id="21" w:name="_Toc242989753"/>
       <w:r>
-        <w:lastRenderedPageBreak/>
         <w:t>References</w:t>
       </w:r>
-      <w:bookmarkEnd w:id="35"/>
+      <w:bookmarkEnd w:id="21"/>
     </w:p>
     <w:p>
       <w:pPr>
@@ -7683,7 +7614,7 @@
       </w:r>
     </w:p>
     <w:sectPr>
-      <w:footerReference w:type="default" r:id="rId25"/>
+      <w:footerReference w:type="default" r:id="rId21"/>
       <w:pgSz w:w="11906" w:h="16838"/>
       <w:pgMar w:top="1440" w:right="1440" w:bottom="1440" w:left="1440" w:header="720" w:footer="720" w:gutter="0"/>
       <w:pgNumType w:start="1"/>
@@ -7943,31 +7874,31 @@
       </w:rPr>
     </w:lvl>
   </w:abstractNum>
-  <w:num w:numId="1" w16cid:durableId="1733961142">
+  <w:num w:numId="1" w16cid:durableId="610016094">
     <w:abstractNumId w:val="8"/>
   </w:num>
-  <w:num w:numId="2" w16cid:durableId="2010403265">
+  <w:num w:numId="2" w16cid:durableId="1267076491">
     <w:abstractNumId w:val="6"/>
   </w:num>
-  <w:num w:numId="3" w16cid:durableId="1473594529">
+  <w:num w:numId="3" w16cid:durableId="1146630497">
     <w:abstractNumId w:val="5"/>
   </w:num>
-  <w:num w:numId="4" w16cid:durableId="1690525451">
+  <w:num w:numId="4" w16cid:durableId="88746618">
     <w:abstractNumId w:val="4"/>
   </w:num>
-  <w:num w:numId="5" w16cid:durableId="905845231">
+  <w:num w:numId="5" w16cid:durableId="2071267589">
     <w:abstractNumId w:val="7"/>
   </w:num>
-  <w:num w:numId="6" w16cid:durableId="848761754">
+  <w:num w:numId="6" w16cid:durableId="1888910954">
     <w:abstractNumId w:val="3"/>
   </w:num>
-  <w:num w:numId="7" w16cid:durableId="1675496391">
+  <w:num w:numId="7" w16cid:durableId="384715604">
     <w:abstractNumId w:val="2"/>
   </w:num>
-  <w:num w:numId="8" w16cid:durableId="2108384098">
+  <w:num w:numId="8" w16cid:durableId="1118993378">
     <w:abstractNumId w:val="1"/>
   </w:num>
-  <w:num w:numId="9" w16cid:durableId="92018554">
+  <w:num w:numId="9" w16cid:durableId="330762908">
     <w:abstractNumId w:val="0"/>
   </w:num>
 </w:numbering>
@@ -8364,7 +8295,7 @@
     <w:qFormat/>
     <w:rsid w:val="00FC693F"/>
     <w:pPr>
-      <w:spacing w:after="120"/>
+      <w:spacing w:after="120" w:line="264" w:lineRule="auto"/>
     </w:pPr>
     <w:rPr>
       <w:rFonts w:ascii="Times New Roman" w:eastAsia="Times New Roman" w:hAnsi="Times New Roman"/>
@@ -8383,7 +8314,6 @@
     <w:pPr>
       <w:keepNext/>
       <w:keepLines/>
-      <w:pageBreakBefore/>
       <w:spacing w:before="240" w:after="0"/>
       <w:outlineLvl w:val="0"/>
     </w:pPr>
@@ -19355,22 +19285,9 @@
     <w:autoRedefine/>
     <w:uiPriority w:val="39"/>
     <w:unhideWhenUsed/>
-    <w:rsid w:val="009D6F48"/>
+    <w:rsid w:val="00EF2B21"/>
     <w:pPr>
       <w:spacing w:after="100"/>
-    </w:pPr>
-  </w:style>
-  <w:style w:type="paragraph" w:styleId="TOC2">
-    <w:name w:val="toc 2"/>
-    <w:basedOn w:val="Normal"/>
-    <w:next w:val="Normal"/>
-    <w:autoRedefine/>
-    <w:uiPriority w:val="39"/>
-    <w:unhideWhenUsed/>
-    <w:rsid w:val="009D6F48"/>
-    <w:pPr>
-      <w:spacing w:after="100"/>
-      <w:ind w:left="240"/>
     </w:pPr>
   </w:style>
   <w:style w:type="character" w:styleId="Hyperlink">
@@ -19378,7 +19295,7 @@
     <w:basedOn w:val="DefaultParagraphFont"/>
     <w:uiPriority w:val="99"/>
     <w:unhideWhenUsed/>
-    <w:rsid w:val="009D6F48"/>
+    <w:rsid w:val="00EF2B21"/>
     <w:rPr>
       <w:color w:val="0000FF" w:themeColor="hyperlink"/>
       <w:u w:val="single"/>

--- a/docs/report.docx
+++ b/docs/report.docx
@@ -147,6 +147,36 @@
     </w:p>
     <w:p>
       <w:pPr>
+        <w:pBdr>
+          <w:top w:val="single" w:sz="8" w:space="4" w:color="000000"/>
+          <w:left w:val="single" w:sz="8" w:space="4" w:color="000000"/>
+          <w:bottom w:val="single" w:sz="8" w:space="4" w:color="000000"/>
+          <w:right w:val="single" w:sz="8" w:space="4" w:color="000000"/>
+        </w:pBdr>
+        <w:spacing w:before="280"/>
+        <w:jc w:val="center"/>
+      </w:pPr>
+      <w:r>
+        <w:rPr>
+          <w:b/>
+        </w:rPr>
+        <w:t>GitHub repository</w:t>
+      </w:r>
+      <w:r>
+        <w:br/>
+      </w:r>
+      <w:hyperlink r:id="rId9">
+        <w:r>
+          <w:rPr>
+            <w:b/>
+            <w:u w:val="single"/>
+          </w:rPr>
+          <w:t>https://github.com/anand-krishanu/AttractorField</w:t>
+        </w:r>
+      </w:hyperlink>
+    </w:p>
+    <w:p>
+      <w:pPr>
         <w:jc w:val="center"/>
       </w:pPr>
     </w:p>
@@ -251,7 +281,7 @@
       <w:r>
         <w:fldChar w:fldCharType="separate"/>
       </w:r>
-      <w:hyperlink w:anchor="_Toc242989744" w:history="1">
+      <w:hyperlink w:anchor="_Toc242989908" w:history="1">
         <w:r>
           <w:rPr>
             <w:rStyle w:val="Hyperlink"/>
@@ -278,7 +308,7 @@
             <w:noProof/>
             <w:webHidden/>
           </w:rPr>
-          <w:instrText xml:space="preserve"> PAGEREF _Toc242989744 \h </w:instrText>
+          <w:instrText xml:space="preserve"> PAGEREF _Toc242989908 \h </w:instrText>
         </w:r>
         <w:r>
           <w:rPr>
@@ -325,7 +355,7 @@
           <w14:ligatures w14:val="standardContextual"/>
         </w:rPr>
       </w:pPr>
-      <w:hyperlink w:anchor="_Toc242989745" w:history="1">
+      <w:hyperlink w:anchor="_Toc242989909" w:history="1">
         <w:r>
           <w:rPr>
             <w:rStyle w:val="Hyperlink"/>
@@ -352,7 +382,7 @@
             <w:noProof/>
             <w:webHidden/>
           </w:rPr>
-          <w:instrText xml:space="preserve"> PAGEREF _Toc242989745 \h </w:instrText>
+          <w:instrText xml:space="preserve"> PAGEREF _Toc242989909 \h </w:instrText>
         </w:r>
         <w:r>
           <w:rPr>
@@ -399,7 +429,7 @@
           <w14:ligatures w14:val="standardContextual"/>
         </w:rPr>
       </w:pPr>
-      <w:hyperlink w:anchor="_Toc242989746" w:history="1">
+      <w:hyperlink w:anchor="_Toc242989910" w:history="1">
         <w:r>
           <w:rPr>
             <w:rStyle w:val="Hyperlink"/>
@@ -426,7 +456,7 @@
             <w:noProof/>
             <w:webHidden/>
           </w:rPr>
-          <w:instrText xml:space="preserve"> PAGEREF _Toc242989746 \h </w:instrText>
+          <w:instrText xml:space="preserve"> PAGEREF _Toc242989910 \h </w:instrText>
         </w:r>
         <w:r>
           <w:rPr>
@@ -473,7 +503,7 @@
           <w14:ligatures w14:val="standardContextual"/>
         </w:rPr>
       </w:pPr>
-      <w:hyperlink w:anchor="_Toc242989747" w:history="1">
+      <w:hyperlink w:anchor="_Toc242989911" w:history="1">
         <w:r>
           <w:rPr>
             <w:rStyle w:val="Hyperlink"/>
@@ -500,7 +530,7 @@
             <w:noProof/>
             <w:webHidden/>
           </w:rPr>
-          <w:instrText xml:space="preserve"> PAGEREF _Toc242989747 \h </w:instrText>
+          <w:instrText xml:space="preserve"> PAGEREF _Toc242989911 \h </w:instrText>
         </w:r>
         <w:r>
           <w:rPr>
@@ -547,7 +577,7 @@
           <w14:ligatures w14:val="standardContextual"/>
         </w:rPr>
       </w:pPr>
-      <w:hyperlink w:anchor="_Toc242989748" w:history="1">
+      <w:hyperlink w:anchor="_Toc242989912" w:history="1">
         <w:r>
           <w:rPr>
             <w:rStyle w:val="Hyperlink"/>
@@ -574,7 +604,7 @@
             <w:noProof/>
             <w:webHidden/>
           </w:rPr>
-          <w:instrText xml:space="preserve"> PAGEREF _Toc242989748 \h </w:instrText>
+          <w:instrText xml:space="preserve"> PAGEREF _Toc242989912 \h </w:instrText>
         </w:r>
         <w:r>
           <w:rPr>
@@ -621,7 +651,7 @@
           <w14:ligatures w14:val="standardContextual"/>
         </w:rPr>
       </w:pPr>
-      <w:hyperlink w:anchor="_Toc242989749" w:history="1">
+      <w:hyperlink w:anchor="_Toc242989913" w:history="1">
         <w:r>
           <w:rPr>
             <w:rStyle w:val="Hyperlink"/>
@@ -648,7 +678,7 @@
             <w:noProof/>
             <w:webHidden/>
           </w:rPr>
-          <w:instrText xml:space="preserve"> PAGEREF _Toc242989749 \h </w:instrText>
+          <w:instrText xml:space="preserve"> PAGEREF _Toc242989913 \h </w:instrText>
         </w:r>
         <w:r>
           <w:rPr>
@@ -695,7 +725,7 @@
           <w14:ligatures w14:val="standardContextual"/>
         </w:rPr>
       </w:pPr>
-      <w:hyperlink w:anchor="_Toc242989750" w:history="1">
+      <w:hyperlink w:anchor="_Toc242989914" w:history="1">
         <w:r>
           <w:rPr>
             <w:rStyle w:val="Hyperlink"/>
@@ -722,7 +752,7 @@
             <w:noProof/>
             <w:webHidden/>
           </w:rPr>
-          <w:instrText xml:space="preserve"> PAGEREF _Toc242989750 \h </w:instrText>
+          <w:instrText xml:space="preserve"> PAGEREF _Toc242989914 \h </w:instrText>
         </w:r>
         <w:r>
           <w:rPr>
@@ -769,7 +799,7 @@
           <w14:ligatures w14:val="standardContextual"/>
         </w:rPr>
       </w:pPr>
-      <w:hyperlink w:anchor="_Toc242989751" w:history="1">
+      <w:hyperlink w:anchor="_Toc242989915" w:history="1">
         <w:r>
           <w:rPr>
             <w:rStyle w:val="Hyperlink"/>
@@ -796,7 +826,7 @@
             <w:noProof/>
             <w:webHidden/>
           </w:rPr>
-          <w:instrText xml:space="preserve"> PAGEREF _Toc242989751 \h </w:instrText>
+          <w:instrText xml:space="preserve"> PAGEREF _Toc242989915 \h </w:instrText>
         </w:r>
         <w:r>
           <w:rPr>
@@ -843,7 +873,7 @@
           <w14:ligatures w14:val="standardContextual"/>
         </w:rPr>
       </w:pPr>
-      <w:hyperlink w:anchor="_Toc242989752" w:history="1">
+      <w:hyperlink w:anchor="_Toc242989916" w:history="1">
         <w:r>
           <w:rPr>
             <w:rStyle w:val="Hyperlink"/>
@@ -870,7 +900,7 @@
             <w:noProof/>
             <w:webHidden/>
           </w:rPr>
-          <w:instrText xml:space="preserve"> PAGEREF _Toc242989752 \h </w:instrText>
+          <w:instrText xml:space="preserve"> PAGEREF _Toc242989916 \h </w:instrText>
         </w:r>
         <w:r>
           <w:rPr>
@@ -917,7 +947,7 @@
           <w14:ligatures w14:val="standardContextual"/>
         </w:rPr>
       </w:pPr>
-      <w:hyperlink w:anchor="_Toc242989753" w:history="1">
+      <w:hyperlink w:anchor="_Toc242989917" w:history="1">
         <w:r>
           <w:rPr>
             <w:rStyle w:val="Hyperlink"/>
@@ -944,7 +974,7 @@
             <w:noProof/>
             <w:webHidden/>
           </w:rPr>
-          <w:instrText xml:space="preserve"> PAGEREF _Toc242989753 \h </w:instrText>
+          <w:instrText xml:space="preserve"> PAGEREF _Toc242989917 \h </w:instrText>
         </w:r>
         <w:r>
           <w:rPr>
@@ -1018,7 +1048,7 @@
       <w:r>
         <w:fldChar w:fldCharType="separate"/>
       </w:r>
-      <w:hyperlink w:anchor="_Toc242989754" w:history="1">
+      <w:hyperlink w:anchor="_Toc242989918" w:history="1">
         <w:r>
           <w:rPr>
             <w:rStyle w:val="Hyperlink"/>
@@ -1045,7 +1075,7 @@
             <w:noProof/>
             <w:webHidden/>
           </w:rPr>
-          <w:instrText xml:space="preserve"> PAGEREF _Toc242989754 \h </w:instrText>
+          <w:instrText xml:space="preserve"> PAGEREF _Toc242989918 \h </w:instrText>
         </w:r>
         <w:r>
           <w:rPr>
@@ -1092,7 +1122,7 @@
           <w14:ligatures w14:val="standardContextual"/>
         </w:rPr>
       </w:pPr>
-      <w:hyperlink w:anchor="_Toc242989755" w:history="1">
+      <w:hyperlink w:anchor="_Toc242989919" w:history="1">
         <w:r>
           <w:rPr>
             <w:rStyle w:val="Hyperlink"/>
@@ -1119,7 +1149,7 @@
             <w:noProof/>
             <w:webHidden/>
           </w:rPr>
-          <w:instrText xml:space="preserve"> PAGEREF _Toc242989755 \h </w:instrText>
+          <w:instrText xml:space="preserve"> PAGEREF _Toc242989919 \h </w:instrText>
         </w:r>
         <w:r>
           <w:rPr>
@@ -1166,7 +1196,7 @@
           <w14:ligatures w14:val="standardContextual"/>
         </w:rPr>
       </w:pPr>
-      <w:hyperlink w:anchor="_Toc242989756" w:history="1">
+      <w:hyperlink w:anchor="_Toc242989920" w:history="1">
         <w:r>
           <w:rPr>
             <w:rStyle w:val="Hyperlink"/>
@@ -1193,7 +1223,7 @@
             <w:noProof/>
             <w:webHidden/>
           </w:rPr>
-          <w:instrText xml:space="preserve"> PAGEREF _Toc242989756 \h </w:instrText>
+          <w:instrText xml:space="preserve"> PAGEREF _Toc242989920 \h </w:instrText>
         </w:r>
         <w:r>
           <w:rPr>
@@ -1240,7 +1270,7 @@
           <w14:ligatures w14:val="standardContextual"/>
         </w:rPr>
       </w:pPr>
-      <w:hyperlink w:anchor="_Toc242989757" w:history="1">
+      <w:hyperlink w:anchor="_Toc242989921" w:history="1">
         <w:r>
           <w:rPr>
             <w:rStyle w:val="Hyperlink"/>
@@ -1267,7 +1297,7 @@
             <w:noProof/>
             <w:webHidden/>
           </w:rPr>
-          <w:instrText xml:space="preserve"> PAGEREF _Toc242989757 \h </w:instrText>
+          <w:instrText xml:space="preserve"> PAGEREF _Toc242989921 \h </w:instrText>
         </w:r>
         <w:r>
           <w:rPr>
@@ -1314,7 +1344,7 @@
           <w14:ligatures w14:val="standardContextual"/>
         </w:rPr>
       </w:pPr>
-      <w:hyperlink w:anchor="_Toc242989758" w:history="1">
+      <w:hyperlink w:anchor="_Toc242989922" w:history="1">
         <w:r>
           <w:rPr>
             <w:rStyle w:val="Hyperlink"/>
@@ -1341,7 +1371,7 @@
             <w:noProof/>
             <w:webHidden/>
           </w:rPr>
-          <w:instrText xml:space="preserve"> PAGEREF _Toc242989758 \h </w:instrText>
+          <w:instrText xml:space="preserve"> PAGEREF _Toc242989922 \h </w:instrText>
         </w:r>
         <w:r>
           <w:rPr>
@@ -1388,7 +1418,7 @@
           <w14:ligatures w14:val="standardContextual"/>
         </w:rPr>
       </w:pPr>
-      <w:hyperlink w:anchor="_Toc242989759" w:history="1">
+      <w:hyperlink w:anchor="_Toc242989923" w:history="1">
         <w:r>
           <w:rPr>
             <w:rStyle w:val="Hyperlink"/>
@@ -1415,7 +1445,7 @@
             <w:noProof/>
             <w:webHidden/>
           </w:rPr>
-          <w:instrText xml:space="preserve"> PAGEREF _Toc242989759 \h </w:instrText>
+          <w:instrText xml:space="preserve"> PAGEREF _Toc242989923 \h </w:instrText>
         </w:r>
         <w:r>
           <w:rPr>
@@ -1462,7 +1492,7 @@
           <w14:ligatures w14:val="standardContextual"/>
         </w:rPr>
       </w:pPr>
-      <w:hyperlink w:anchor="_Toc242989760" w:history="1">
+      <w:hyperlink w:anchor="_Toc242989924" w:history="1">
         <w:r>
           <w:rPr>
             <w:rStyle w:val="Hyperlink"/>
@@ -1489,7 +1519,7 @@
             <w:noProof/>
             <w:webHidden/>
           </w:rPr>
-          <w:instrText xml:space="preserve"> PAGEREF _Toc242989760 \h </w:instrText>
+          <w:instrText xml:space="preserve"> PAGEREF _Toc242989924 \h </w:instrText>
         </w:r>
         <w:r>
           <w:rPr>
@@ -1536,7 +1566,7 @@
           <w14:ligatures w14:val="standardContextual"/>
         </w:rPr>
       </w:pPr>
-      <w:hyperlink w:anchor="_Toc242989761" w:history="1">
+      <w:hyperlink w:anchor="_Toc242989925" w:history="1">
         <w:r>
           <w:rPr>
             <w:rStyle w:val="Hyperlink"/>
@@ -1563,7 +1593,7 @@
             <w:noProof/>
             <w:webHidden/>
           </w:rPr>
-          <w:instrText xml:space="preserve"> PAGEREF _Toc242989761 \h </w:instrText>
+          <w:instrText xml:space="preserve"> PAGEREF _Toc242989925 \h </w:instrText>
         </w:r>
         <w:r>
           <w:rPr>
@@ -1610,7 +1640,7 @@
           <w14:ligatures w14:val="standardContextual"/>
         </w:rPr>
       </w:pPr>
-      <w:hyperlink w:anchor="_Toc242989762" w:history="1">
+      <w:hyperlink w:anchor="_Toc242989926" w:history="1">
         <w:r>
           <w:rPr>
             <w:rStyle w:val="Hyperlink"/>
@@ -1637,7 +1667,7 @@
             <w:noProof/>
             <w:webHidden/>
           </w:rPr>
-          <w:instrText xml:space="preserve"> PAGEREF _Toc242989762 \h </w:instrText>
+          <w:instrText xml:space="preserve"> PAGEREF _Toc242989926 \h </w:instrText>
         </w:r>
         <w:r>
           <w:rPr>
@@ -1684,7 +1714,7 @@
           <w14:ligatures w14:val="standardContextual"/>
         </w:rPr>
       </w:pPr>
-      <w:hyperlink w:anchor="_Toc242989763" w:history="1">
+      <w:hyperlink w:anchor="_Toc242989927" w:history="1">
         <w:r>
           <w:rPr>
             <w:rStyle w:val="Hyperlink"/>
@@ -1711,7 +1741,7 @@
             <w:noProof/>
             <w:webHidden/>
           </w:rPr>
-          <w:instrText xml:space="preserve"> PAGEREF _Toc242989763 \h </w:instrText>
+          <w:instrText xml:space="preserve"> PAGEREF _Toc242989927 \h </w:instrText>
         </w:r>
         <w:r>
           <w:rPr>
@@ -1758,7 +1788,7 @@
           <w14:ligatures w14:val="standardContextual"/>
         </w:rPr>
       </w:pPr>
-      <w:hyperlink w:anchor="_Toc242989764" w:history="1">
+      <w:hyperlink w:anchor="_Toc242989928" w:history="1">
         <w:r>
           <w:rPr>
             <w:rStyle w:val="Hyperlink"/>
@@ -1785,7 +1815,7 @@
             <w:noProof/>
             <w:webHidden/>
           </w:rPr>
-          <w:instrText xml:space="preserve"> PAGEREF _Toc242989764 \h </w:instrText>
+          <w:instrText xml:space="preserve"> PAGEREF _Toc242989928 \h </w:instrText>
         </w:r>
         <w:r>
           <w:rPr>
@@ -1832,7 +1862,7 @@
           <w14:ligatures w14:val="standardContextual"/>
         </w:rPr>
       </w:pPr>
-      <w:hyperlink w:anchor="_Toc242989765" w:history="1">
+      <w:hyperlink w:anchor="_Toc242989929" w:history="1">
         <w:r>
           <w:rPr>
             <w:rStyle w:val="Hyperlink"/>
@@ -1859,7 +1889,7 @@
             <w:noProof/>
             <w:webHidden/>
           </w:rPr>
-          <w:instrText xml:space="preserve"> PAGEREF _Toc242989765 \h </w:instrText>
+          <w:instrText xml:space="preserve"> PAGEREF _Toc242989929 \h </w:instrText>
         </w:r>
         <w:r>
           <w:rPr>
@@ -1904,7 +1934,7 @@
       <w:pPr>
         <w:pStyle w:val="Heading1"/>
       </w:pPr>
-      <w:bookmarkStart w:id="0" w:name="_Toc242989744"/>
+      <w:bookmarkStart w:id="0" w:name="_Toc242989908"/>
       <w:r>
         <w:lastRenderedPageBreak/>
         <w:t>Abstract</w:t>
@@ -1928,7 +1958,7 @@
       <w:pPr>
         <w:pStyle w:val="Heading1"/>
       </w:pPr>
-      <w:bookmarkStart w:id="1" w:name="_Toc242989745"/>
+      <w:bookmarkStart w:id="1" w:name="_Toc242989909"/>
       <w:r>
         <w:t>1. Problem Definition</w:t>
       </w:r>
@@ -2023,7 +2053,7 @@
       <w:pPr>
         <w:pStyle w:val="Heading1"/>
       </w:pPr>
-      <w:bookmarkStart w:id="2" w:name="_Toc242989746"/>
+      <w:bookmarkStart w:id="2" w:name="_Toc242989910"/>
       <w:r>
         <w:t>2. Dataset</w:t>
       </w:r>
@@ -2046,7 +2076,7 @@
       <w:pPr>
         <w:pStyle w:val="Heading1"/>
       </w:pPr>
-      <w:bookmarkStart w:id="3" w:name="_Toc242989747"/>
+      <w:bookmarkStart w:id="3" w:name="_Toc242989911"/>
       <w:r>
         <w:lastRenderedPageBreak/>
         <w:t>3. Architecture &amp; Technologies</w:t>
@@ -2360,7 +2390,7 @@
       <w:pPr>
         <w:pStyle w:val="Heading1"/>
       </w:pPr>
-      <w:bookmarkStart w:id="4" w:name="_Toc242989748"/>
+      <w:bookmarkStart w:id="4" w:name="_Toc242989912"/>
       <w:r>
         <w:t>4. Methodology</w:t>
       </w:r>
@@ -3237,7 +3267,7 @@
       <w:pPr>
         <w:pStyle w:val="Heading1"/>
       </w:pPr>
-      <w:bookmarkStart w:id="5" w:name="_Toc242989749"/>
+      <w:bookmarkStart w:id="5" w:name="_Toc242989913"/>
       <w:r>
         <w:t>5. Results &amp; Analysis</w:t>
       </w:r>
@@ -3260,7 +3290,7 @@
           <w:noProof/>
         </w:rPr>
         <w:drawing>
-          <wp:inline distT="0" distB="0" distL="0" distR="0" wp14:anchorId="5380543E" wp14:editId="7D2CBB77">
+          <wp:inline distT="0" distB="0" distL="0" distR="0" wp14:anchorId="3F912C5A" wp14:editId="3F5F4798">
             <wp:extent cx="4389120" cy="1692946"/>
             <wp:effectExtent l="0" t="0" r="0" b="0"/>
             <wp:docPr id="973663801" name="Picture 973663801"/>
@@ -3272,63 +3302,6 @@
                 <pic:pic xmlns:pic="http://schemas.openxmlformats.org/drawingml/2006/picture">
                   <pic:nvPicPr>
                     <pic:cNvPr id="0" name="yearly.png"/>
-                    <pic:cNvPicPr/>
-                  </pic:nvPicPr>
-                  <pic:blipFill>
-                    <a:blip r:embed="rId9"/>
-                    <a:stretch>
-                      <a:fillRect/>
-                    </a:stretch>
-                  </pic:blipFill>
-                  <pic:spPr>
-                    <a:xfrm>
-                      <a:off x="0" y="0"/>
-                      <a:ext cx="4389120" cy="1692946"/>
-                    </a:xfrm>
-                    <a:prstGeom prst="rect">
-                      <a:avLst/>
-                    </a:prstGeom>
-                  </pic:spPr>
-                </pic:pic>
-              </a:graphicData>
-            </a:graphic>
-          </wp:inline>
-        </w:drawing>
-      </w:r>
-    </w:p>
-    <w:p>
-      <w:pPr>
-        <w:pStyle w:val="Caption"/>
-        <w:jc w:val="center"/>
-      </w:pPr>
-      <w:bookmarkStart w:id="6" w:name="_Toc242989754"/>
-      <w:r>
-        <w:t>Figure 1: Rating volume per year</w:t>
-      </w:r>
-      <w:bookmarkEnd w:id="6"/>
-    </w:p>
-    <w:p>
-      <w:pPr>
-        <w:jc w:val="center"/>
-      </w:pPr>
-      <w:r>
-        <w:rPr>
-          <w:noProof/>
-        </w:rPr>
-        <w:lastRenderedPageBreak/>
-        <w:drawing>
-          <wp:inline distT="0" distB="0" distL="0" distR="0" wp14:anchorId="3820C87B" wp14:editId="5CB7E116">
-            <wp:extent cx="4389120" cy="1692946"/>
-            <wp:effectExtent l="0" t="0" r="0" b="0"/>
-            <wp:docPr id="973663802" name="Picture 973663802"/>
-            <wp:cNvGraphicFramePr>
-              <a:graphicFrameLocks xmlns:a="http://schemas.openxmlformats.org/drawingml/2006/main" noChangeAspect="1"/>
-            </wp:cNvGraphicFramePr>
-            <a:graphic xmlns:a="http://schemas.openxmlformats.org/drawingml/2006/main">
-              <a:graphicData uri="http://schemas.openxmlformats.org/drawingml/2006/picture">
-                <pic:pic xmlns:pic="http://schemas.openxmlformats.org/drawingml/2006/picture">
-                  <pic:nvPicPr>
-                    <pic:cNvPr id="0" name="dist.png"/>
                     <pic:cNvPicPr/>
                   </pic:nvPicPr>
                   <pic:blipFill>
@@ -3358,11 +3331,11 @@
         <w:pStyle w:val="Caption"/>
         <w:jc w:val="center"/>
       </w:pPr>
-      <w:bookmarkStart w:id="7" w:name="_Toc242989755"/>
+      <w:bookmarkStart w:id="6" w:name="_Toc242989918"/>
       <w:r>
-        <w:t>Figure 2: Distribution of ratings</w:t>
+        <w:t>Figure 1: Rating volume per year</w:t>
       </w:r>
-      <w:bookmarkEnd w:id="7"/>
+      <w:bookmarkEnd w:id="6"/>
     </w:p>
     <w:p>
       <w:pPr>
@@ -3372,11 +3345,12 @@
         <w:rPr>
           <w:noProof/>
         </w:rPr>
+        <w:lastRenderedPageBreak/>
         <w:drawing>
-          <wp:inline distT="0" distB="0" distL="0" distR="0" wp14:anchorId="1542F0FF" wp14:editId="44241E9C">
+          <wp:inline distT="0" distB="0" distL="0" distR="0" wp14:anchorId="454A7653" wp14:editId="54AA1B67">
             <wp:extent cx="4389120" cy="1692946"/>
             <wp:effectExtent l="0" t="0" r="0" b="0"/>
-            <wp:docPr id="973663803" name="Picture 973663803"/>
+            <wp:docPr id="973663802" name="Picture 973663802"/>
             <wp:cNvGraphicFramePr>
               <a:graphicFrameLocks xmlns:a="http://schemas.openxmlformats.org/drawingml/2006/main" noChangeAspect="1"/>
             </wp:cNvGraphicFramePr>
@@ -3384,7 +3358,7 @@
               <a:graphicData uri="http://schemas.openxmlformats.org/drawingml/2006/picture">
                 <pic:pic xmlns:pic="http://schemas.openxmlformats.org/drawingml/2006/picture">
                   <pic:nvPicPr>
-                    <pic:cNvPr id="0" name="genres.png"/>
+                    <pic:cNvPr id="0" name="dist.png"/>
                     <pic:cNvPicPr/>
                   </pic:nvPicPr>
                   <pic:blipFill>
@@ -3414,7 +3388,63 @@
         <w:pStyle w:val="Caption"/>
         <w:jc w:val="center"/>
       </w:pPr>
-      <w:bookmarkStart w:id="8" w:name="_Toc242989756"/>
+      <w:bookmarkStart w:id="7" w:name="_Toc242989919"/>
+      <w:r>
+        <w:t>Figure 2: Distribution of ratings</w:t>
+      </w:r>
+      <w:bookmarkEnd w:id="7"/>
+    </w:p>
+    <w:p>
+      <w:pPr>
+        <w:jc w:val="center"/>
+      </w:pPr>
+      <w:r>
+        <w:rPr>
+          <w:noProof/>
+        </w:rPr>
+        <w:drawing>
+          <wp:inline distT="0" distB="0" distL="0" distR="0" wp14:anchorId="1CEA22AD" wp14:editId="5D40FBAC">
+            <wp:extent cx="4389120" cy="1692946"/>
+            <wp:effectExtent l="0" t="0" r="0" b="0"/>
+            <wp:docPr id="973663803" name="Picture 973663803"/>
+            <wp:cNvGraphicFramePr>
+              <a:graphicFrameLocks xmlns:a="http://schemas.openxmlformats.org/drawingml/2006/main" noChangeAspect="1"/>
+            </wp:cNvGraphicFramePr>
+            <a:graphic xmlns:a="http://schemas.openxmlformats.org/drawingml/2006/main">
+              <a:graphicData uri="http://schemas.openxmlformats.org/drawingml/2006/picture">
+                <pic:pic xmlns:pic="http://schemas.openxmlformats.org/drawingml/2006/picture">
+                  <pic:nvPicPr>
+                    <pic:cNvPr id="0" name="genres.png"/>
+                    <pic:cNvPicPr/>
+                  </pic:nvPicPr>
+                  <pic:blipFill>
+                    <a:blip r:embed="rId12"/>
+                    <a:stretch>
+                      <a:fillRect/>
+                    </a:stretch>
+                  </pic:blipFill>
+                  <pic:spPr>
+                    <a:xfrm>
+                      <a:off x="0" y="0"/>
+                      <a:ext cx="4389120" cy="1692946"/>
+                    </a:xfrm>
+                    <a:prstGeom prst="rect">
+                      <a:avLst/>
+                    </a:prstGeom>
+                  </pic:spPr>
+                </pic:pic>
+              </a:graphicData>
+            </a:graphic>
+          </wp:inline>
+        </w:drawing>
+      </w:r>
+    </w:p>
+    <w:p>
+      <w:pPr>
+        <w:pStyle w:val="Caption"/>
+        <w:jc w:val="center"/>
+      </w:pPr>
+      <w:bookmarkStart w:id="8" w:name="_Toc242989920"/>
       <w:r>
         <w:t>Figure 3: Genre popularity over time</w:t>
       </w:r>
@@ -4351,7 +4381,7 @@
         </w:rPr>
         <w:lastRenderedPageBreak/>
         <w:drawing>
-          <wp:inline distT="0" distB="0" distL="0" distR="0" wp14:anchorId="38B71473" wp14:editId="62984815">
+          <wp:inline distT="0" distB="0" distL="0" distR="0" wp14:anchorId="2103D180" wp14:editId="2A88D113">
             <wp:extent cx="4389120" cy="1692946"/>
             <wp:effectExtent l="0" t="0" r="0" b="0"/>
             <wp:docPr id="973663804" name="Picture 973663804"/>
@@ -4366,7 +4396,7 @@
                     <pic:cNvPicPr/>
                   </pic:nvPicPr>
                   <pic:blipFill>
-                    <a:blip r:embed="rId12"/>
+                    <a:blip r:embed="rId13"/>
                     <a:stretch>
                       <a:fillRect/>
                     </a:stretch>
@@ -4392,7 +4422,7 @@
         <w:pStyle w:val="Caption"/>
         <w:jc w:val="center"/>
       </w:pPr>
-      <w:bookmarkStart w:id="9" w:name="_Toc242989757"/>
+      <w:bookmarkStart w:id="9" w:name="_Toc242989921"/>
       <w:r>
         <w:t>Figure 4: ALS hyper-parameter search</w:t>
       </w:r>
@@ -4710,7 +4740,7 @@
           <w:noProof/>
         </w:rPr>
         <w:drawing>
-          <wp:inline distT="0" distB="0" distL="0" distR="0" wp14:anchorId="07123256" wp14:editId="6021C583">
+          <wp:inline distT="0" distB="0" distL="0" distR="0" wp14:anchorId="5DC99ADF" wp14:editId="1A47361B">
             <wp:extent cx="4389120" cy="3291840"/>
             <wp:effectExtent l="0" t="0" r="0" b="0"/>
             <wp:docPr id="973663805" name="Picture 973663805"/>
@@ -4725,7 +4755,7 @@
                     <pic:cNvPicPr/>
                   </pic:nvPicPr>
                   <pic:blipFill>
-                    <a:blip r:embed="rId13"/>
+                    <a:blip r:embed="rId14"/>
                     <a:stretch>
                       <a:fillRect/>
                     </a:stretch>
@@ -4751,7 +4781,7 @@
         <w:pStyle w:val="Caption"/>
         <w:jc w:val="center"/>
       </w:pPr>
-      <w:bookmarkStart w:id="10" w:name="_Toc242989758"/>
+      <w:bookmarkStart w:id="10" w:name="_Toc242989922"/>
       <w:r>
         <w:t>Figure 5: Predicted vs actual ratings on the test split</w:t>
       </w:r>
@@ -5766,7 +5796,7 @@
       <w:pPr>
         <w:pStyle w:val="Heading1"/>
       </w:pPr>
-      <w:bookmarkStart w:id="11" w:name="_Toc242989750"/>
+      <w:bookmarkStart w:id="11" w:name="_Toc242989914"/>
       <w:r>
         <w:t>6. Dashboard</w:t>
       </w:r>
@@ -6168,7 +6198,7 @@
         </w:rPr>
         <w:lastRenderedPageBreak/>
         <w:drawing>
-          <wp:inline distT="0" distB="0" distL="0" distR="0" wp14:anchorId="0AA31C3E" wp14:editId="2E7F2E59">
+          <wp:inline distT="0" distB="0" distL="0" distR="0" wp14:anchorId="38F35C29" wp14:editId="6B236D21">
             <wp:extent cx="5120640" cy="3648880"/>
             <wp:effectExtent l="0" t="0" r="0" b="0"/>
             <wp:docPr id="973663806" name="Picture 973663806"/>
@@ -6183,7 +6213,7 @@
                     <pic:cNvPicPr/>
                   </pic:nvPicPr>
                   <pic:blipFill>
-                    <a:blip r:embed="rId14"/>
+                    <a:blip r:embed="rId15"/>
                     <a:stretch>
                       <a:fillRect/>
                     </a:stretch>
@@ -6209,7 +6239,7 @@
         <w:pStyle w:val="Caption"/>
         <w:jc w:val="center"/>
       </w:pPr>
-      <w:bookmarkStart w:id="12" w:name="_Toc242989759"/>
+      <w:bookmarkStart w:id="12" w:name="_Toc242989923"/>
       <w:r>
         <w:t>Figure 6: Dashboard – Overview page</w:t>
       </w:r>
@@ -6224,7 +6254,7 @@
           <w:noProof/>
         </w:rPr>
         <w:drawing>
-          <wp:inline distT="0" distB="0" distL="0" distR="0" wp14:anchorId="6021CC2B" wp14:editId="0BA28489">
+          <wp:inline distT="0" distB="0" distL="0" distR="0" wp14:anchorId="491E7BD4" wp14:editId="31816323">
             <wp:extent cx="5120640" cy="4184682"/>
             <wp:effectExtent l="0" t="0" r="0" b="0"/>
             <wp:docPr id="973663807" name="Picture 973663807"/>
@@ -6239,7 +6269,7 @@
                     <pic:cNvPicPr/>
                   </pic:nvPicPr>
                   <pic:blipFill>
-                    <a:blip r:embed="rId15"/>
+                    <a:blip r:embed="rId16"/>
                     <a:stretch>
                       <a:fillRect/>
                     </a:stretch>
@@ -6265,7 +6295,7 @@
         <w:pStyle w:val="Caption"/>
         <w:jc w:val="center"/>
       </w:pPr>
-      <w:bookmarkStart w:id="13" w:name="_Toc242989760"/>
+      <w:bookmarkStart w:id="13" w:name="_Toc242989924"/>
       <w:r>
         <w:t>Figure 7: Dashboard – Recommendations page</w:t>
       </w:r>
@@ -6281,7 +6311,7 @@
         </w:rPr>
         <w:lastRenderedPageBreak/>
         <w:drawing>
-          <wp:inline distT="0" distB="0" distL="0" distR="0" wp14:anchorId="74C3395C" wp14:editId="007C641B">
+          <wp:inline distT="0" distB="0" distL="0" distR="0" wp14:anchorId="4BC4F780" wp14:editId="5E57D5C5">
             <wp:extent cx="5120640" cy="5195245"/>
             <wp:effectExtent l="0" t="0" r="0" b="0"/>
             <wp:docPr id="973663808" name="Picture 973663808"/>
@@ -6296,7 +6326,7 @@
                     <pic:cNvPicPr/>
                   </pic:nvPicPr>
                   <pic:blipFill>
-                    <a:blip r:embed="rId16"/>
+                    <a:blip r:embed="rId17"/>
                     <a:stretch>
                       <a:fillRect/>
                     </a:stretch>
@@ -6322,7 +6352,7 @@
         <w:pStyle w:val="Caption"/>
         <w:jc w:val="center"/>
       </w:pPr>
-      <w:bookmarkStart w:id="14" w:name="_Toc242989761"/>
+      <w:bookmarkStart w:id="14" w:name="_Toc242989925"/>
       <w:r>
         <w:t>Figure 8: Dashboard – Model quality page</w:t>
       </w:r>
@@ -6338,7 +6368,7 @@
         </w:rPr>
         <w:lastRenderedPageBreak/>
         <w:drawing>
-          <wp:inline distT="0" distB="0" distL="0" distR="0" wp14:anchorId="3F18FFA7" wp14:editId="3D148B14">
+          <wp:inline distT="0" distB="0" distL="0" distR="0" wp14:anchorId="6AB0D276" wp14:editId="1C86E84A">
             <wp:extent cx="5120640" cy="4103294"/>
             <wp:effectExtent l="0" t="0" r="0" b="0"/>
             <wp:docPr id="973663809" name="Picture 973663809"/>
@@ -6353,7 +6383,7 @@
                     <pic:cNvPicPr/>
                   </pic:nvPicPr>
                   <pic:blipFill>
-                    <a:blip r:embed="rId17"/>
+                    <a:blip r:embed="rId18"/>
                     <a:stretch>
                       <a:fillRect/>
                     </a:stretch>
@@ -6379,7 +6409,7 @@
         <w:pStyle w:val="Caption"/>
         <w:jc w:val="center"/>
       </w:pPr>
-      <w:bookmarkStart w:id="15" w:name="_Toc242989762"/>
+      <w:bookmarkStart w:id="15" w:name="_Toc242989926"/>
       <w:r>
         <w:t>Figure 9: Dashboard – Data pipeline page</w:t>
       </w:r>
@@ -6389,7 +6419,7 @@
       <w:pPr>
         <w:pStyle w:val="Heading1"/>
       </w:pPr>
-      <w:bookmarkStart w:id="16" w:name="_Toc242989751"/>
+      <w:bookmarkStart w:id="16" w:name="_Toc242989915"/>
       <w:r>
         <w:t>7. Cloud execution &amp; orchestration</w:t>
       </w:r>
@@ -7375,7 +7405,7 @@
           <w:noProof/>
         </w:rPr>
         <w:drawing>
-          <wp:inline distT="0" distB="0" distL="0" distR="0" wp14:anchorId="5828424D" wp14:editId="1B845B1E">
+          <wp:inline distT="0" distB="0" distL="0" distR="0" wp14:anchorId="7E8A162D" wp14:editId="1281BE80">
             <wp:extent cx="5120640" cy="1008961"/>
             <wp:effectExtent l="0" t="0" r="0" b="0"/>
             <wp:docPr id="973663810" name="Picture 973663810"/>
@@ -7390,7 +7420,7 @@
                     <pic:cNvPicPr/>
                   </pic:nvPicPr>
                   <pic:blipFill>
-                    <a:blip r:embed="rId18"/>
+                    <a:blip r:embed="rId19"/>
                     <a:stretch>
                       <a:fillRect/>
                     </a:stretch>
@@ -7416,7 +7446,7 @@
         <w:pStyle w:val="Caption"/>
         <w:jc w:val="center"/>
       </w:pPr>
-      <w:bookmarkStart w:id="17" w:name="_Toc242989763"/>
+      <w:bookmarkStart w:id="17" w:name="_Toc242989927"/>
       <w:r>
         <w:t>Figure 10: Google Cloud console – Dataproc jobs history</w:t>
       </w:r>
@@ -7431,7 +7461,7 @@
           <w:noProof/>
         </w:rPr>
         <w:drawing>
-          <wp:inline distT="0" distB="0" distL="0" distR="0" wp14:anchorId="3FA84AE4" wp14:editId="364DE120">
+          <wp:inline distT="0" distB="0" distL="0" distR="0" wp14:anchorId="1675FB9C" wp14:editId="4742519C">
             <wp:extent cx="5120640" cy="2556978"/>
             <wp:effectExtent l="0" t="0" r="0" b="0"/>
             <wp:docPr id="973663811" name="Picture 973663811"/>
@@ -7446,7 +7476,7 @@
                     <pic:cNvPicPr/>
                   </pic:nvPicPr>
                   <pic:blipFill>
-                    <a:blip r:embed="rId19"/>
+                    <a:blip r:embed="rId20"/>
                     <a:stretch>
                       <a:fillRect/>
                     </a:stretch>
@@ -7472,7 +7502,7 @@
         <w:pStyle w:val="Caption"/>
         <w:jc w:val="center"/>
       </w:pPr>
-      <w:bookmarkStart w:id="18" w:name="_Toc242989764"/>
+      <w:bookmarkStart w:id="18" w:name="_Toc242989928"/>
       <w:r>
         <w:t>Figure 11: Google Cloud console – GCS bucket medallion layers</w:t>
       </w:r>
@@ -7487,7 +7517,7 @@
           <w:noProof/>
         </w:rPr>
         <w:drawing>
-          <wp:inline distT="0" distB="0" distL="0" distR="0" wp14:anchorId="64C2495C" wp14:editId="0C854C3B">
+          <wp:inline distT="0" distB="0" distL="0" distR="0" wp14:anchorId="5641A184" wp14:editId="2EDE289C">
             <wp:extent cx="5120640" cy="2161412"/>
             <wp:effectExtent l="0" t="0" r="0" b="0"/>
             <wp:docPr id="973663812" name="Picture 973663812"/>
@@ -7502,7 +7532,7 @@
                     <pic:cNvPicPr/>
                   </pic:nvPicPr>
                   <pic:blipFill>
-                    <a:blip r:embed="rId20"/>
+                    <a:blip r:embed="rId21"/>
                     <a:stretch>
                       <a:fillRect/>
                     </a:stretch>
@@ -7528,7 +7558,7 @@
         <w:pStyle w:val="Caption"/>
         <w:jc w:val="center"/>
       </w:pPr>
-      <w:bookmarkStart w:id="19" w:name="_Toc242989765"/>
+      <w:bookmarkStart w:id="19" w:name="_Toc242989929"/>
       <w:r>
         <w:t>Figure 12: Google Cloud console – Billing free trial credits</w:t>
       </w:r>
@@ -7544,7 +7574,7 @@
       <w:pPr>
         <w:pStyle w:val="Heading1"/>
       </w:pPr>
-      <w:bookmarkStart w:id="20" w:name="_Toc242989752"/>
+      <w:bookmarkStart w:id="20" w:name="_Toc242989916"/>
       <w:r>
         <w:t>8. Conclusion &amp; Future Work</w:t>
       </w:r>
@@ -7559,7 +7589,7 @@
       <w:pPr>
         <w:pStyle w:val="Heading1"/>
       </w:pPr>
-      <w:bookmarkStart w:id="21" w:name="_Toc242989753"/>
+      <w:bookmarkStart w:id="21" w:name="_Toc242989917"/>
       <w:r>
         <w:t>References</w:t>
       </w:r>
@@ -7614,7 +7644,7 @@
       </w:r>
     </w:p>
     <w:sectPr>
-      <w:footerReference w:type="default" r:id="rId21"/>
+      <w:footerReference w:type="default" r:id="rId22"/>
       <w:pgSz w:w="11906" w:h="16838"/>
       <w:pgMar w:top="1440" w:right="1440" w:bottom="1440" w:left="1440" w:header="720" w:footer="720" w:gutter="0"/>
       <w:pgNumType w:start="1"/>
@@ -7874,31 +7904,31 @@
       </w:rPr>
     </w:lvl>
   </w:abstractNum>
-  <w:num w:numId="1" w16cid:durableId="610016094">
+  <w:num w:numId="1" w16cid:durableId="2018001579">
     <w:abstractNumId w:val="8"/>
   </w:num>
-  <w:num w:numId="2" w16cid:durableId="1267076491">
+  <w:num w:numId="2" w16cid:durableId="2146505898">
     <w:abstractNumId w:val="6"/>
   </w:num>
-  <w:num w:numId="3" w16cid:durableId="1146630497">
+  <w:num w:numId="3" w16cid:durableId="1148085912">
     <w:abstractNumId w:val="5"/>
   </w:num>
-  <w:num w:numId="4" w16cid:durableId="88746618">
+  <w:num w:numId="4" w16cid:durableId="796409211">
     <w:abstractNumId w:val="4"/>
   </w:num>
-  <w:num w:numId="5" w16cid:durableId="2071267589">
+  <w:num w:numId="5" w16cid:durableId="1593931993">
     <w:abstractNumId w:val="7"/>
   </w:num>
-  <w:num w:numId="6" w16cid:durableId="1888910954">
+  <w:num w:numId="6" w16cid:durableId="1782676769">
     <w:abstractNumId w:val="3"/>
   </w:num>
-  <w:num w:numId="7" w16cid:durableId="384715604">
+  <w:num w:numId="7" w16cid:durableId="1152530015">
     <w:abstractNumId w:val="2"/>
   </w:num>
-  <w:num w:numId="8" w16cid:durableId="1118993378">
+  <w:num w:numId="8" w16cid:durableId="238711617">
     <w:abstractNumId w:val="1"/>
   </w:num>
-  <w:num w:numId="9" w16cid:durableId="330762908">
+  <w:num w:numId="9" w16cid:durableId="833573212">
     <w:abstractNumId w:val="0"/>
   </w:num>
 </w:numbering>
@@ -19285,7 +19315,7 @@
     <w:autoRedefine/>
     <w:uiPriority w:val="39"/>
     <w:unhideWhenUsed/>
-    <w:rsid w:val="00EF2B21"/>
+    <w:rsid w:val="00C6375F"/>
     <w:pPr>
       <w:spacing w:after="100"/>
     </w:pPr>
@@ -19295,7 +19325,7 @@
     <w:basedOn w:val="DefaultParagraphFont"/>
     <w:uiPriority w:val="99"/>
     <w:unhideWhenUsed/>
-    <w:rsid w:val="00EF2B21"/>
+    <w:rsid w:val="00C6375F"/>
     <w:rPr>
       <w:color w:val="0000FF" w:themeColor="hyperlink"/>
       <w:u w:val="single"/>
